--- a/docs/reports/FaultNet-partial-report.docx
+++ b/docs/reports/FaultNet-partial-report.docx
@@ -9,9 +9,6 @@
         <w:jc w:val="center"/>
       </w:pPr>
       <w:r>
-        <w:rPr>
-          <w:b/>
-        </w:rPr>
         <w:t>FaultNet Network Resilience Testing using Controlled Fault Injection</w:t>
       </w:r>
     </w:p>
@@ -56,7 +53,7 @@
         <w:jc w:val="center"/>
       </w:pPr>
       <w:r>
-        <w:t>[Student 1 Name]</w:t>
+        <w:t>Pranav Suresh</w:t>
       </w:r>
     </w:p>
     <w:p>
@@ -64,7 +61,7 @@
         <w:jc w:val="center"/>
       </w:pPr>
       <w:r>
-        <w:t>([Student 1 Registration Number])</w:t>
+        <w:t>24BCE2086</w:t>
       </w:r>
     </w:p>
     <w:p>
@@ -72,7 +69,7 @@
         <w:jc w:val="center"/>
       </w:pPr>
       <w:r>
-        <w:t>[Student 2 Name]</w:t>
+        <w:t>Soham Sameer Borikar</w:t>
       </w:r>
     </w:p>
     <w:p>
@@ -81,7 +78,7 @@
         <w:jc w:val="center"/>
       </w:pPr>
       <w:r>
-        <w:t>([Student 2 Registration Number])</w:t>
+        <w:t>24BAI0142</w:t>
       </w:r>
     </w:p>
     <w:p>
@@ -144,26 +141,18 @@
     </w:p>
     <w:p>
       <w:pPr>
+        <w:pageBreakBefore/>
         <w:jc w:val="center"/>
+        <w:rPr>
+          <w:b/>
+          <w:sz w:val="28"/>
+        </w:rPr>
       </w:pPr>
       <w:r>
         <w:rPr>
           <w:b/>
+          <w:sz w:val="28"/>
         </w:rPr>
-        <w:t>October 2026</w:t>
-      </w:r>
-    </w:p>
-    <w:p>
-      <w:r>
-        <w:br w:type="page"/>
-      </w:r>
-    </w:p>
-    <w:p>
-      <w:pPr>
-        <w:pStyle w:val="Heading1"/>
-        <w:jc w:val="center"/>
-      </w:pPr>
-      <w:r>
         <w:lastRenderedPageBreak/>
         <w:t>DECLARATION</w:t>
       </w:r>
@@ -173,7 +162,31 @@
         <w:jc w:val="both"/>
       </w:pPr>
       <w:r>
-        <w:t>I hereby declare that the report entitled "FaultNet Network Resilience Testing using Controlled Fault Injection" submitted by me, for the BCSE308P - Computer Networks to VIT is a record of bonafide work carried out by me under the supervision of [Supervisor Name].</w:t>
+        <w:t>We</w:t>
+      </w:r>
+      <w:r>
+        <w:t xml:space="preserve"> hereby declare that the report entitled "FaultNet Network Resilience Testing using Controlled Fault Injection" submitted by </w:t>
+      </w:r>
+      <w:r>
+        <w:t>us</w:t>
+      </w:r>
+      <w:r>
+        <w:t xml:space="preserve">, for the BCSE308P - Computer Networks to VIT is a record of bonafide work carried out by </w:t>
+      </w:r>
+      <w:r>
+        <w:t>us</w:t>
+      </w:r>
+      <w:r>
+        <w:t xml:space="preserve"> under the supervision of </w:t>
+      </w:r>
+      <w:r>
+        <w:t>Dr.</w:t>
+      </w:r>
+      <w:r>
+        <w:t xml:space="preserve"> S. Ebenezer</w:t>
+      </w:r>
+      <w:r>
+        <w:t xml:space="preserve"> Juliet.</w:t>
       </w:r>
     </w:p>
     <w:p>
@@ -181,39 +194,39 @@
         <w:jc w:val="both"/>
       </w:pPr>
       <w:r>
-        <w:t>I further declare that the work reported in this report has not been submitted and will not be submitted, either in part or in full, for any other courses in this institute or any other institute or university.</w:t>
+        <w:t>We</w:t>
+      </w:r>
+      <w:r>
+        <w:t xml:space="preserve"> further declare that the work reported in this report has not been submitted and will not be submitted, either in part or in full, for any other courses in this institute or any other institute or university.</w:t>
       </w:r>
     </w:p>
     <w:p>
       <w:pPr>
-        <w:spacing w:after="800"/>
-        <w:jc w:val="both"/>
+        <w:spacing w:before="720"/>
       </w:pPr>
-    </w:p>
-    <w:p>
       <w:r>
-        <w:t>Place : Vellore</w:t>
+        <w:t>Place:</w:t>
       </w:r>
-    </w:p>
-    <w:p>
       <w:r>
-        <w:t>Date : [Date of submission]</w:t>
+        <w:t xml:space="preserve"> Vellore</w:t>
       </w:r>
     </w:p>
     <w:p>
       <w:pPr>
+        <w:spacing w:before="480"/>
         <w:jc w:val="right"/>
       </w:pPr>
       <w:r>
-        <w:t>[Signature of Candidate 1]</w:t>
+        <w:t>Pranav Suresh</w:t>
       </w:r>
     </w:p>
     <w:p>
       <w:pPr>
+        <w:spacing w:before="240"/>
         <w:jc w:val="right"/>
       </w:pPr>
       <w:r>
-        <w:t>[Signature of Candidate 2]</w:t>
+        <w:t>Soham Sameer Borikar</w:t>
       </w:r>
     </w:p>
     <w:p>
@@ -228,877 +241,1321 @@
       </w:r>
     </w:p>
     <w:p>
-      <w:r>
-        <w:br w:type="page"/>
-      </w:r>
-    </w:p>
-    <w:p>
       <w:pPr>
-        <w:pStyle w:val="Heading1"/>
+        <w:pageBreakBefore/>
         <w:jc w:val="center"/>
+        <w:rPr>
+          <w:b/>
+          <w:sz w:val="28"/>
+        </w:rPr>
       </w:pPr>
       <w:r>
+        <w:rPr>
+          <w:b/>
+          <w:sz w:val="28"/>
+        </w:rPr>
         <w:lastRenderedPageBreak/>
         <w:t>TABLE OF CONTENTS</w:t>
       </w:r>
     </w:p>
     <w:p>
       <w:pPr>
-        <w:tabs>
-          <w:tab w:val="right" w:leader="dot" w:pos="8856"/>
-        </w:tabs>
-        <w:spacing w:after="80" w:line="240" w:lineRule="auto"/>
+        <w:pStyle w:val="TOC1"/>
+        <w:rPr>
+          <w:rFonts w:asciiTheme="minorHAnsi" w:hAnsiTheme="minorHAnsi" w:cstheme="minorBidi"/>
+          <w:noProof/>
+          <w:color w:val="auto"/>
+          <w:kern w:val="2"/>
+          <w:sz w:val="24"/>
+          <w:szCs w:val="24"/>
+          <w14:ligatures w14:val="standardContextual"/>
+        </w:rPr>
       </w:pPr>
-      <w:r>
-        <w:rPr>
-          <w:sz w:val="22"/>
-        </w:rPr>
-        <w:t>1. Introduction</w:t>
-      </w:r>
-      <w:r>
-        <w:rPr>
-          <w:sz w:val="22"/>
-        </w:rPr>
-        <w:tab/>
-      </w:r>
       <w:r>
         <w:fldChar w:fldCharType="begin"/>
       </w:r>
       <w:r>
-        <w:instrText>PAGEREF intro \h</w:instrText>
+        <w:instrText xml:space="preserve"> TOC \o "1-2" \h \z \u </w:instrText>
       </w:r>
       <w:r>
         <w:fldChar w:fldCharType="separate"/>
       </w:r>
-      <w:r>
-        <w:rPr>
-          <w:noProof/>
-        </w:rPr>
-        <w:t>4</w:t>
-      </w:r>
-      <w:r>
-        <w:fldChar w:fldCharType="end"/>
-      </w:r>
+      <w:hyperlink w:anchor="_Toc242904049" w:history="1">
+        <w:r>
+          <w:rPr>
+            <w:rStyle w:val="Hyperlink"/>
+            <w:noProof/>
+          </w:rPr>
+          <w:t>1. Introduction</w:t>
+        </w:r>
+        <w:r>
+          <w:rPr>
+            <w:noProof/>
+            <w:webHidden/>
+          </w:rPr>
+          <w:tab/>
+        </w:r>
+        <w:r>
+          <w:rPr>
+            <w:noProof/>
+            <w:webHidden/>
+          </w:rPr>
+          <w:fldChar w:fldCharType="begin"/>
+        </w:r>
+        <w:r>
+          <w:rPr>
+            <w:noProof/>
+            <w:webHidden/>
+          </w:rPr>
+          <w:instrText xml:space="preserve"> PAGEREF _Toc242904049 \h </w:instrText>
+        </w:r>
+        <w:r>
+          <w:rPr>
+            <w:noProof/>
+            <w:webHidden/>
+          </w:rPr>
+        </w:r>
+        <w:r>
+          <w:rPr>
+            <w:noProof/>
+            <w:webHidden/>
+          </w:rPr>
+          <w:fldChar w:fldCharType="separate"/>
+        </w:r>
+        <w:r>
+          <w:rPr>
+            <w:noProof/>
+            <w:webHidden/>
+          </w:rPr>
+          <w:t>4</w:t>
+        </w:r>
+        <w:r>
+          <w:rPr>
+            <w:noProof/>
+            <w:webHidden/>
+          </w:rPr>
+          <w:fldChar w:fldCharType="end"/>
+        </w:r>
+      </w:hyperlink>
     </w:p>
     <w:p>
       <w:pPr>
-        <w:tabs>
-          <w:tab w:val="right" w:leader="dot" w:pos="8856"/>
-        </w:tabs>
-        <w:spacing w:after="80" w:line="240" w:lineRule="auto"/>
+        <w:pStyle w:val="TOC1"/>
+        <w:rPr>
+          <w:rFonts w:asciiTheme="minorHAnsi" w:hAnsiTheme="minorHAnsi" w:cstheme="minorBidi"/>
+          <w:noProof/>
+          <w:color w:val="auto"/>
+          <w:kern w:val="2"/>
+          <w:sz w:val="24"/>
+          <w:szCs w:val="24"/>
+          <w14:ligatures w14:val="standardContextual"/>
+        </w:rPr>
       </w:pPr>
-      <w:r>
-        <w:rPr>
-          <w:sz w:val="22"/>
-        </w:rPr>
-        <w:t>2. Problem Statement</w:t>
-      </w:r>
-      <w:r>
-        <w:rPr>
-          <w:sz w:val="22"/>
-        </w:rPr>
-        <w:tab/>
-      </w:r>
-      <w:r>
-        <w:fldChar w:fldCharType="begin"/>
-      </w:r>
-      <w:r>
-        <w:instrText>PAGEREF problem \h</w:instrText>
-      </w:r>
-      <w:r>
-        <w:fldChar w:fldCharType="separate"/>
-      </w:r>
-      <w:r>
-        <w:rPr>
-          <w:noProof/>
-        </w:rPr>
-        <w:t>4</w:t>
-      </w:r>
-      <w:r>
-        <w:fldChar w:fldCharType="end"/>
-      </w:r>
+      <w:hyperlink w:anchor="_Toc242904050" w:history="1">
+        <w:r>
+          <w:rPr>
+            <w:rStyle w:val="Hyperlink"/>
+            <w:noProof/>
+          </w:rPr>
+          <w:t>2. Problem Statement</w:t>
+        </w:r>
+        <w:r>
+          <w:rPr>
+            <w:noProof/>
+            <w:webHidden/>
+          </w:rPr>
+          <w:tab/>
+        </w:r>
+        <w:r>
+          <w:rPr>
+            <w:noProof/>
+            <w:webHidden/>
+          </w:rPr>
+          <w:fldChar w:fldCharType="begin"/>
+        </w:r>
+        <w:r>
+          <w:rPr>
+            <w:noProof/>
+            <w:webHidden/>
+          </w:rPr>
+          <w:instrText xml:space="preserve"> PAGEREF _Toc242904050 \h </w:instrText>
+        </w:r>
+        <w:r>
+          <w:rPr>
+            <w:noProof/>
+            <w:webHidden/>
+          </w:rPr>
+        </w:r>
+        <w:r>
+          <w:rPr>
+            <w:noProof/>
+            <w:webHidden/>
+          </w:rPr>
+          <w:fldChar w:fldCharType="separate"/>
+        </w:r>
+        <w:r>
+          <w:rPr>
+            <w:noProof/>
+            <w:webHidden/>
+          </w:rPr>
+          <w:t>4</w:t>
+        </w:r>
+        <w:r>
+          <w:rPr>
+            <w:noProof/>
+            <w:webHidden/>
+          </w:rPr>
+          <w:fldChar w:fldCharType="end"/>
+        </w:r>
+      </w:hyperlink>
     </w:p>
     <w:p>
       <w:pPr>
-        <w:tabs>
-          <w:tab w:val="right" w:leader="dot" w:pos="8856"/>
-        </w:tabs>
-        <w:spacing w:after="80" w:line="240" w:lineRule="auto"/>
+        <w:pStyle w:val="TOC1"/>
+        <w:rPr>
+          <w:rFonts w:asciiTheme="minorHAnsi" w:hAnsiTheme="minorHAnsi" w:cstheme="minorBidi"/>
+          <w:noProof/>
+          <w:color w:val="auto"/>
+          <w:kern w:val="2"/>
+          <w:sz w:val="24"/>
+          <w:szCs w:val="24"/>
+          <w14:ligatures w14:val="standardContextual"/>
+        </w:rPr>
       </w:pPr>
-      <w:r>
-        <w:rPr>
-          <w:sz w:val="22"/>
-        </w:rPr>
-        <w:t>3. Objectives</w:t>
-      </w:r>
-      <w:r>
-        <w:rPr>
-          <w:sz w:val="22"/>
-        </w:rPr>
-        <w:tab/>
-      </w:r>
-      <w:r>
-        <w:fldChar w:fldCharType="begin"/>
-      </w:r>
-      <w:r>
-        <w:instrText>PAGEREF objectives \h</w:instrText>
-      </w:r>
-      <w:r>
-        <w:fldChar w:fldCharType="separate"/>
-      </w:r>
-      <w:r>
-        <w:rPr>
-          <w:noProof/>
-        </w:rPr>
-        <w:t>4</w:t>
-      </w:r>
-      <w:r>
-        <w:fldChar w:fldCharType="end"/>
-      </w:r>
+      <w:hyperlink w:anchor="_Toc242904051" w:history="1">
+        <w:r>
+          <w:rPr>
+            <w:rStyle w:val="Hyperlink"/>
+            <w:noProof/>
+          </w:rPr>
+          <w:t>3. Objectives</w:t>
+        </w:r>
+        <w:r>
+          <w:rPr>
+            <w:noProof/>
+            <w:webHidden/>
+          </w:rPr>
+          <w:tab/>
+        </w:r>
+        <w:r>
+          <w:rPr>
+            <w:noProof/>
+            <w:webHidden/>
+          </w:rPr>
+          <w:fldChar w:fldCharType="begin"/>
+        </w:r>
+        <w:r>
+          <w:rPr>
+            <w:noProof/>
+            <w:webHidden/>
+          </w:rPr>
+          <w:instrText xml:space="preserve"> PAGEREF _Toc242904051 \h </w:instrText>
+        </w:r>
+        <w:r>
+          <w:rPr>
+            <w:noProof/>
+            <w:webHidden/>
+          </w:rPr>
+        </w:r>
+        <w:r>
+          <w:rPr>
+            <w:noProof/>
+            <w:webHidden/>
+          </w:rPr>
+          <w:fldChar w:fldCharType="separate"/>
+        </w:r>
+        <w:r>
+          <w:rPr>
+            <w:noProof/>
+            <w:webHidden/>
+          </w:rPr>
+          <w:t>4</w:t>
+        </w:r>
+        <w:r>
+          <w:rPr>
+            <w:noProof/>
+            <w:webHidden/>
+          </w:rPr>
+          <w:fldChar w:fldCharType="end"/>
+        </w:r>
+      </w:hyperlink>
     </w:p>
     <w:p>
       <w:pPr>
-        <w:tabs>
-          <w:tab w:val="right" w:leader="dot" w:pos="8856"/>
-        </w:tabs>
-        <w:spacing w:after="80" w:line="240" w:lineRule="auto"/>
+        <w:pStyle w:val="TOC1"/>
+        <w:rPr>
+          <w:rFonts w:asciiTheme="minorHAnsi" w:hAnsiTheme="minorHAnsi" w:cstheme="minorBidi"/>
+          <w:noProof/>
+          <w:color w:val="auto"/>
+          <w:kern w:val="2"/>
+          <w:sz w:val="24"/>
+          <w:szCs w:val="24"/>
+          <w14:ligatures w14:val="standardContextual"/>
+        </w:rPr>
       </w:pPr>
-      <w:r>
-        <w:rPr>
-          <w:sz w:val="22"/>
-        </w:rPr>
-        <w:t>4. Literature Review and Existing System</w:t>
-      </w:r>
-      <w:r>
-        <w:rPr>
-          <w:sz w:val="22"/>
-        </w:rPr>
-        <w:tab/>
-      </w:r>
-      <w:r>
-        <w:fldChar w:fldCharType="begin"/>
-      </w:r>
-      <w:r>
-        <w:instrText>PAGEREF literature \h</w:instrText>
-      </w:r>
-      <w:r>
-        <w:fldChar w:fldCharType="separate"/>
-      </w:r>
-      <w:r>
-        <w:rPr>
-          <w:noProof/>
-        </w:rPr>
-        <w:t>5</w:t>
-      </w:r>
-      <w:r>
-        <w:fldChar w:fldCharType="end"/>
-      </w:r>
+      <w:hyperlink w:anchor="_Toc242904052" w:history="1">
+        <w:r>
+          <w:rPr>
+            <w:rStyle w:val="Hyperlink"/>
+            <w:noProof/>
+          </w:rPr>
+          <w:t>4. Literature Review and Existing System</w:t>
+        </w:r>
+        <w:r>
+          <w:rPr>
+            <w:noProof/>
+            <w:webHidden/>
+          </w:rPr>
+          <w:tab/>
+        </w:r>
+        <w:r>
+          <w:rPr>
+            <w:noProof/>
+            <w:webHidden/>
+          </w:rPr>
+          <w:fldChar w:fldCharType="begin"/>
+        </w:r>
+        <w:r>
+          <w:rPr>
+            <w:noProof/>
+            <w:webHidden/>
+          </w:rPr>
+          <w:instrText xml:space="preserve"> PAGEREF _Toc242904052 \h </w:instrText>
+        </w:r>
+        <w:r>
+          <w:rPr>
+            <w:noProof/>
+            <w:webHidden/>
+          </w:rPr>
+        </w:r>
+        <w:r>
+          <w:rPr>
+            <w:noProof/>
+            <w:webHidden/>
+          </w:rPr>
+          <w:fldChar w:fldCharType="separate"/>
+        </w:r>
+        <w:r>
+          <w:rPr>
+            <w:noProof/>
+            <w:webHidden/>
+          </w:rPr>
+          <w:t>5</w:t>
+        </w:r>
+        <w:r>
+          <w:rPr>
+            <w:noProof/>
+            <w:webHidden/>
+          </w:rPr>
+          <w:fldChar w:fldCharType="end"/>
+        </w:r>
+      </w:hyperlink>
     </w:p>
     <w:p>
       <w:pPr>
-        <w:tabs>
-          <w:tab w:val="right" w:leader="dot" w:pos="8856"/>
-        </w:tabs>
-        <w:spacing w:after="80" w:line="240" w:lineRule="auto"/>
+        <w:pStyle w:val="TOC1"/>
+        <w:rPr>
+          <w:rFonts w:asciiTheme="minorHAnsi" w:hAnsiTheme="minorHAnsi" w:cstheme="minorBidi"/>
+          <w:noProof/>
+          <w:color w:val="auto"/>
+          <w:kern w:val="2"/>
+          <w:sz w:val="24"/>
+          <w:szCs w:val="24"/>
+          <w14:ligatures w14:val="standardContextual"/>
+        </w:rPr>
       </w:pPr>
-      <w:r>
-        <w:rPr>
-          <w:sz w:val="22"/>
-        </w:rPr>
-        <w:t>5. Abstract of the Proposed Project work</w:t>
-      </w:r>
-      <w:r>
-        <w:rPr>
-          <w:sz w:val="22"/>
-        </w:rPr>
-        <w:tab/>
-      </w:r>
-      <w:r>
-        <w:fldChar w:fldCharType="begin"/>
-      </w:r>
-      <w:r>
-        <w:instrText>PAGEREF abstract \h</w:instrText>
-      </w:r>
-      <w:r>
-        <w:fldChar w:fldCharType="separate"/>
-      </w:r>
-      <w:r>
-        <w:rPr>
-          <w:noProof/>
-        </w:rPr>
-        <w:t>5</w:t>
-      </w:r>
-      <w:r>
-        <w:fldChar w:fldCharType="end"/>
-      </w:r>
+      <w:hyperlink w:anchor="_Toc242904053" w:history="1">
+        <w:r>
+          <w:rPr>
+            <w:rStyle w:val="Hyperlink"/>
+            <w:noProof/>
+          </w:rPr>
+          <w:t>5. Abstract</w:t>
+        </w:r>
+        <w:r>
+          <w:rPr>
+            <w:noProof/>
+            <w:webHidden/>
+          </w:rPr>
+          <w:tab/>
+        </w:r>
+        <w:r>
+          <w:rPr>
+            <w:noProof/>
+            <w:webHidden/>
+          </w:rPr>
+          <w:fldChar w:fldCharType="begin"/>
+        </w:r>
+        <w:r>
+          <w:rPr>
+            <w:noProof/>
+            <w:webHidden/>
+          </w:rPr>
+          <w:instrText xml:space="preserve"> PAGEREF _Toc242904053 \h </w:instrText>
+        </w:r>
+        <w:r>
+          <w:rPr>
+            <w:noProof/>
+            <w:webHidden/>
+          </w:rPr>
+        </w:r>
+        <w:r>
+          <w:rPr>
+            <w:noProof/>
+            <w:webHidden/>
+          </w:rPr>
+          <w:fldChar w:fldCharType="separate"/>
+        </w:r>
+        <w:r>
+          <w:rPr>
+            <w:noProof/>
+            <w:webHidden/>
+          </w:rPr>
+          <w:t>5</w:t>
+        </w:r>
+        <w:r>
+          <w:rPr>
+            <w:noProof/>
+            <w:webHidden/>
+          </w:rPr>
+          <w:fldChar w:fldCharType="end"/>
+        </w:r>
+      </w:hyperlink>
     </w:p>
     <w:p>
       <w:pPr>
-        <w:tabs>
-          <w:tab w:val="right" w:leader="dot" w:pos="8856"/>
-        </w:tabs>
-        <w:spacing w:after="80" w:line="240" w:lineRule="auto"/>
+        <w:pStyle w:val="TOC1"/>
+        <w:rPr>
+          <w:rFonts w:asciiTheme="minorHAnsi" w:hAnsiTheme="minorHAnsi" w:cstheme="minorBidi"/>
+          <w:noProof/>
+          <w:color w:val="auto"/>
+          <w:kern w:val="2"/>
+          <w:sz w:val="24"/>
+          <w:szCs w:val="24"/>
+          <w14:ligatures w14:val="standardContextual"/>
+        </w:rPr>
       </w:pPr>
-      <w:r>
-        <w:rPr>
-          <w:sz w:val="22"/>
-        </w:rPr>
-        <w:t>6. Workflow of the Proposed Project work / System Design / System Architecture</w:t>
-      </w:r>
-      <w:r>
-        <w:rPr>
-          <w:sz w:val="22"/>
-        </w:rPr>
-        <w:tab/>
-      </w:r>
-      <w:r>
-        <w:fldChar w:fldCharType="begin"/>
-      </w:r>
-      <w:r>
-        <w:instrText>PAGEREF architecture \h</w:instrText>
-      </w:r>
-      <w:r>
-        <w:fldChar w:fldCharType="separate"/>
-      </w:r>
-      <w:r>
-        <w:rPr>
-          <w:noProof/>
-        </w:rPr>
-        <w:t>6</w:t>
-      </w:r>
-      <w:r>
-        <w:fldChar w:fldCharType="end"/>
-      </w:r>
+      <w:hyperlink w:anchor="_Toc242904054" w:history="1">
+        <w:r>
+          <w:rPr>
+            <w:rStyle w:val="Hyperlink"/>
+            <w:noProof/>
+          </w:rPr>
+          <w:t>6. System Architecture and Workflow</w:t>
+        </w:r>
+        <w:r>
+          <w:rPr>
+            <w:noProof/>
+            <w:webHidden/>
+          </w:rPr>
+          <w:tab/>
+        </w:r>
+        <w:r>
+          <w:rPr>
+            <w:noProof/>
+            <w:webHidden/>
+          </w:rPr>
+          <w:fldChar w:fldCharType="begin"/>
+        </w:r>
+        <w:r>
+          <w:rPr>
+            <w:noProof/>
+            <w:webHidden/>
+          </w:rPr>
+          <w:instrText xml:space="preserve"> PAGEREF _Toc242904054 \h </w:instrText>
+        </w:r>
+        <w:r>
+          <w:rPr>
+            <w:noProof/>
+            <w:webHidden/>
+          </w:rPr>
+        </w:r>
+        <w:r>
+          <w:rPr>
+            <w:noProof/>
+            <w:webHidden/>
+          </w:rPr>
+          <w:fldChar w:fldCharType="separate"/>
+        </w:r>
+        <w:r>
+          <w:rPr>
+            <w:noProof/>
+            <w:webHidden/>
+          </w:rPr>
+          <w:t>6</w:t>
+        </w:r>
+        <w:r>
+          <w:rPr>
+            <w:noProof/>
+            <w:webHidden/>
+          </w:rPr>
+          <w:fldChar w:fldCharType="end"/>
+        </w:r>
+      </w:hyperlink>
     </w:p>
     <w:p>
       <w:pPr>
-        <w:tabs>
-          <w:tab w:val="right" w:leader="dot" w:pos="8856"/>
-        </w:tabs>
-        <w:spacing w:after="80" w:line="240" w:lineRule="auto"/>
+        <w:pStyle w:val="TOC1"/>
+        <w:rPr>
+          <w:rFonts w:asciiTheme="minorHAnsi" w:hAnsiTheme="minorHAnsi" w:cstheme="minorBidi"/>
+          <w:noProof/>
+          <w:color w:val="auto"/>
+          <w:kern w:val="2"/>
+          <w:sz w:val="24"/>
+          <w:szCs w:val="24"/>
+          <w14:ligatures w14:val="standardContextual"/>
+        </w:rPr>
       </w:pPr>
-      <w:r>
-        <w:rPr>
-          <w:sz w:val="22"/>
-        </w:rPr>
-        <w:t>7. Contribution of Individual team member</w:t>
-      </w:r>
-      <w:r>
-        <w:rPr>
-          <w:sz w:val="22"/>
-        </w:rPr>
-        <w:tab/>
-      </w:r>
-      <w:r>
-        <w:fldChar w:fldCharType="begin"/>
-      </w:r>
-      <w:r>
-        <w:instrText>PAGEREF contributions \h</w:instrText>
-      </w:r>
-      <w:r>
-        <w:fldChar w:fldCharType="separate"/>
-      </w:r>
-      <w:r>
-        <w:rPr>
-          <w:noProof/>
-        </w:rPr>
-        <w:t>7</w:t>
-      </w:r>
-      <w:r>
-        <w:fldChar w:fldCharType="end"/>
-      </w:r>
+      <w:hyperlink w:anchor="_Toc242904055" w:history="1">
+        <w:r>
+          <w:rPr>
+            <w:rStyle w:val="Hyperlink"/>
+            <w:noProof/>
+          </w:rPr>
+          <w:t>7. Modules Explanation</w:t>
+        </w:r>
+        <w:r>
+          <w:rPr>
+            <w:noProof/>
+            <w:webHidden/>
+          </w:rPr>
+          <w:tab/>
+        </w:r>
+        <w:r>
+          <w:rPr>
+            <w:noProof/>
+            <w:webHidden/>
+          </w:rPr>
+          <w:fldChar w:fldCharType="begin"/>
+        </w:r>
+        <w:r>
+          <w:rPr>
+            <w:noProof/>
+            <w:webHidden/>
+          </w:rPr>
+          <w:instrText xml:space="preserve"> PAGEREF _Toc242904055 \h </w:instrText>
+        </w:r>
+        <w:r>
+          <w:rPr>
+            <w:noProof/>
+            <w:webHidden/>
+          </w:rPr>
+        </w:r>
+        <w:r>
+          <w:rPr>
+            <w:noProof/>
+            <w:webHidden/>
+          </w:rPr>
+          <w:fldChar w:fldCharType="separate"/>
+        </w:r>
+        <w:r>
+          <w:rPr>
+            <w:noProof/>
+            <w:webHidden/>
+          </w:rPr>
+          <w:t>7</w:t>
+        </w:r>
+        <w:r>
+          <w:rPr>
+            <w:noProof/>
+            <w:webHidden/>
+          </w:rPr>
+          <w:fldChar w:fldCharType="end"/>
+        </w:r>
+      </w:hyperlink>
     </w:p>
     <w:p>
       <w:pPr>
-        <w:tabs>
-          <w:tab w:val="right" w:leader="dot" w:pos="8856"/>
-        </w:tabs>
-        <w:spacing w:after="80" w:line="240" w:lineRule="auto"/>
+        <w:pStyle w:val="TOC1"/>
+        <w:rPr>
+          <w:rFonts w:asciiTheme="minorHAnsi" w:hAnsiTheme="minorHAnsi" w:cstheme="minorBidi"/>
+          <w:noProof/>
+          <w:color w:val="auto"/>
+          <w:kern w:val="2"/>
+          <w:sz w:val="24"/>
+          <w:szCs w:val="24"/>
+          <w14:ligatures w14:val="standardContextual"/>
+        </w:rPr>
       </w:pPr>
-      <w:r>
-        <w:rPr>
-          <w:sz w:val="22"/>
-        </w:rPr>
-        <w:t>8. Modules Explanation</w:t>
-      </w:r>
-      <w:r>
-        <w:rPr>
-          <w:sz w:val="22"/>
-        </w:rPr>
-        <w:tab/>
-      </w:r>
-      <w:r>
-        <w:fldChar w:fldCharType="begin"/>
-      </w:r>
-      <w:r>
-        <w:instrText>PAGEREF modules \h</w:instrText>
-      </w:r>
-      <w:r>
-        <w:fldChar w:fldCharType="separate"/>
-      </w:r>
-      <w:r>
-        <w:rPr>
-          <w:noProof/>
-        </w:rPr>
-        <w:t>7</w:t>
-      </w:r>
-      <w:r>
-        <w:fldChar w:fldCharType="end"/>
-      </w:r>
+      <w:hyperlink w:anchor="_Toc242904056" w:history="1">
+        <w:r>
+          <w:rPr>
+            <w:rStyle w:val="Hyperlink"/>
+            <w:noProof/>
+          </w:rPr>
+          <w:t>8. Project Implementation</w:t>
+        </w:r>
+        <w:r>
+          <w:rPr>
+            <w:noProof/>
+            <w:webHidden/>
+          </w:rPr>
+          <w:tab/>
+        </w:r>
+        <w:r>
+          <w:rPr>
+            <w:noProof/>
+            <w:webHidden/>
+          </w:rPr>
+          <w:fldChar w:fldCharType="begin"/>
+        </w:r>
+        <w:r>
+          <w:rPr>
+            <w:noProof/>
+            <w:webHidden/>
+          </w:rPr>
+          <w:instrText xml:space="preserve"> PAGEREF _Toc242904056 \h </w:instrText>
+        </w:r>
+        <w:r>
+          <w:rPr>
+            <w:noProof/>
+            <w:webHidden/>
+          </w:rPr>
+        </w:r>
+        <w:r>
+          <w:rPr>
+            <w:noProof/>
+            <w:webHidden/>
+          </w:rPr>
+          <w:fldChar w:fldCharType="separate"/>
+        </w:r>
+        <w:r>
+          <w:rPr>
+            <w:noProof/>
+            <w:webHidden/>
+          </w:rPr>
+          <w:t>8</w:t>
+        </w:r>
+        <w:r>
+          <w:rPr>
+            <w:noProof/>
+            <w:webHidden/>
+          </w:rPr>
+          <w:fldChar w:fldCharType="end"/>
+        </w:r>
+      </w:hyperlink>
     </w:p>
     <w:p>
       <w:pPr>
-        <w:tabs>
-          <w:tab w:val="right" w:leader="dot" w:pos="8856"/>
-        </w:tabs>
-        <w:spacing w:after="80" w:line="240" w:lineRule="auto"/>
+        <w:pStyle w:val="TOC2"/>
+        <w:rPr>
+          <w:rFonts w:asciiTheme="minorHAnsi" w:hAnsiTheme="minorHAnsi" w:cstheme="minorBidi"/>
+          <w:noProof/>
+          <w:color w:val="auto"/>
+          <w:kern w:val="2"/>
+          <w:sz w:val="24"/>
+          <w:szCs w:val="24"/>
+          <w14:ligatures w14:val="standardContextual"/>
+        </w:rPr>
       </w:pPr>
-      <w:r>
-        <w:rPr>
-          <w:sz w:val="22"/>
-        </w:rPr>
-        <w:t>9. Project Implementation</w:t>
-      </w:r>
-      <w:r>
-        <w:rPr>
-          <w:sz w:val="22"/>
-        </w:rPr>
-        <w:tab/>
-      </w:r>
-      <w:r>
-        <w:fldChar w:fldCharType="begin"/>
-      </w:r>
-      <w:r>
-        <w:instrText>PAGEREF implementation \h</w:instrText>
-      </w:r>
-      <w:r>
-        <w:fldChar w:fldCharType="separate"/>
-      </w:r>
-      <w:r>
-        <w:rPr>
-          <w:noProof/>
-        </w:rPr>
-        <w:t>8</w:t>
-      </w:r>
-      <w:r>
-        <w:fldChar w:fldCharType="end"/>
-      </w:r>
+      <w:hyperlink w:anchor="_Toc242904057" w:history="1">
+        <w:r>
+          <w:rPr>
+            <w:rStyle w:val="Hyperlink"/>
+            <w:noProof/>
+          </w:rPr>
+          <w:t>8.1 Experimental Setup and Requirements</w:t>
+        </w:r>
+        <w:r>
+          <w:rPr>
+            <w:noProof/>
+            <w:webHidden/>
+          </w:rPr>
+          <w:tab/>
+        </w:r>
+        <w:r>
+          <w:rPr>
+            <w:noProof/>
+            <w:webHidden/>
+          </w:rPr>
+          <w:fldChar w:fldCharType="begin"/>
+        </w:r>
+        <w:r>
+          <w:rPr>
+            <w:noProof/>
+            <w:webHidden/>
+          </w:rPr>
+          <w:instrText xml:space="preserve"> PAGEREF _Toc242904057 \h </w:instrText>
+        </w:r>
+        <w:r>
+          <w:rPr>
+            <w:noProof/>
+            <w:webHidden/>
+          </w:rPr>
+        </w:r>
+        <w:r>
+          <w:rPr>
+            <w:noProof/>
+            <w:webHidden/>
+          </w:rPr>
+          <w:fldChar w:fldCharType="separate"/>
+        </w:r>
+        <w:r>
+          <w:rPr>
+            <w:noProof/>
+            <w:webHidden/>
+          </w:rPr>
+          <w:t>8</w:t>
+        </w:r>
+        <w:r>
+          <w:rPr>
+            <w:noProof/>
+            <w:webHidden/>
+          </w:rPr>
+          <w:fldChar w:fldCharType="end"/>
+        </w:r>
+      </w:hyperlink>
     </w:p>
     <w:p>
       <w:pPr>
-        <w:tabs>
-          <w:tab w:val="right" w:leader="dot" w:pos="8568"/>
-        </w:tabs>
-        <w:spacing w:after="80" w:line="240" w:lineRule="auto"/>
-        <w:ind w:left="288"/>
+        <w:pStyle w:val="TOC2"/>
+        <w:rPr>
+          <w:rFonts w:asciiTheme="minorHAnsi" w:hAnsiTheme="minorHAnsi" w:cstheme="minorBidi"/>
+          <w:noProof/>
+          <w:color w:val="auto"/>
+          <w:kern w:val="2"/>
+          <w:sz w:val="24"/>
+          <w:szCs w:val="24"/>
+          <w14:ligatures w14:val="standardContextual"/>
+        </w:rPr>
       </w:pPr>
-      <w:r>
-        <w:rPr>
-          <w:sz w:val="22"/>
-        </w:rPr>
-        <w:t>a. Experimental Setup with Hardware and Software Requirements</w:t>
-      </w:r>
-      <w:r>
-        <w:rPr>
-          <w:sz w:val="22"/>
-        </w:rPr>
-        <w:tab/>
-      </w:r>
-      <w:r>
-        <w:fldChar w:fldCharType="begin"/>
-      </w:r>
-      <w:r>
-        <w:instrText>PAGEREF setup \h</w:instrText>
-      </w:r>
-      <w:r>
-        <w:fldChar w:fldCharType="separate"/>
-      </w:r>
-      <w:r>
-        <w:rPr>
-          <w:noProof/>
-        </w:rPr>
-        <w:t>8</w:t>
-      </w:r>
-      <w:r>
-        <w:fldChar w:fldCharType="end"/>
-      </w:r>
+      <w:hyperlink w:anchor="_Toc242904058" w:history="1">
+        <w:r>
+          <w:rPr>
+            <w:rStyle w:val="Hyperlink"/>
+            <w:noProof/>
+          </w:rPr>
+          <w:t>8.2 Test Cases</w:t>
+        </w:r>
+        <w:r>
+          <w:rPr>
+            <w:noProof/>
+            <w:webHidden/>
+          </w:rPr>
+          <w:tab/>
+        </w:r>
+        <w:r>
+          <w:rPr>
+            <w:noProof/>
+            <w:webHidden/>
+          </w:rPr>
+          <w:fldChar w:fldCharType="begin"/>
+        </w:r>
+        <w:r>
+          <w:rPr>
+            <w:noProof/>
+            <w:webHidden/>
+          </w:rPr>
+          <w:instrText xml:space="preserve"> PAGEREF _Toc242904058 \h </w:instrText>
+        </w:r>
+        <w:r>
+          <w:rPr>
+            <w:noProof/>
+            <w:webHidden/>
+          </w:rPr>
+        </w:r>
+        <w:r>
+          <w:rPr>
+            <w:noProof/>
+            <w:webHidden/>
+          </w:rPr>
+          <w:fldChar w:fldCharType="separate"/>
+        </w:r>
+        <w:r>
+          <w:rPr>
+            <w:noProof/>
+            <w:webHidden/>
+          </w:rPr>
+          <w:t>8</w:t>
+        </w:r>
+        <w:r>
+          <w:rPr>
+            <w:noProof/>
+            <w:webHidden/>
+          </w:rPr>
+          <w:fldChar w:fldCharType="end"/>
+        </w:r>
+      </w:hyperlink>
     </w:p>
     <w:p>
       <w:pPr>
-        <w:tabs>
-          <w:tab w:val="right" w:leader="dot" w:pos="8568"/>
-        </w:tabs>
-        <w:spacing w:after="80" w:line="240" w:lineRule="auto"/>
-        <w:ind w:left="288"/>
+        <w:pStyle w:val="TOC2"/>
+        <w:rPr>
+          <w:rFonts w:asciiTheme="minorHAnsi" w:hAnsiTheme="minorHAnsi" w:cstheme="minorBidi"/>
+          <w:noProof/>
+          <w:color w:val="auto"/>
+          <w:kern w:val="2"/>
+          <w:sz w:val="24"/>
+          <w:szCs w:val="24"/>
+          <w14:ligatures w14:val="standardContextual"/>
+        </w:rPr>
       </w:pPr>
-      <w:r>
-        <w:rPr>
-          <w:sz w:val="22"/>
-        </w:rPr>
-        <w:t>b. Test Cases</w:t>
-      </w:r>
-      <w:r>
-        <w:rPr>
-          <w:sz w:val="22"/>
-        </w:rPr>
-        <w:tab/>
-      </w:r>
-      <w:r>
-        <w:fldChar w:fldCharType="begin"/>
-      </w:r>
-      <w:r>
-        <w:instrText>PAGEREF cases \h</w:instrText>
-      </w:r>
-      <w:r>
-        <w:fldChar w:fldCharType="separate"/>
-      </w:r>
-      <w:r>
-        <w:rPr>
-          <w:noProof/>
-        </w:rPr>
-        <w:t>8</w:t>
-      </w:r>
-      <w:r>
-        <w:fldChar w:fldCharType="end"/>
-      </w:r>
+      <w:hyperlink w:anchor="_Toc242904059" w:history="1">
+        <w:r>
+          <w:rPr>
+            <w:rStyle w:val="Hyperlink"/>
+            <w:noProof/>
+          </w:rPr>
+          <w:t>8.3 Execution Results</w:t>
+        </w:r>
+        <w:r>
+          <w:rPr>
+            <w:noProof/>
+            <w:webHidden/>
+          </w:rPr>
+          <w:tab/>
+        </w:r>
+        <w:r>
+          <w:rPr>
+            <w:noProof/>
+            <w:webHidden/>
+          </w:rPr>
+          <w:fldChar w:fldCharType="begin"/>
+        </w:r>
+        <w:r>
+          <w:rPr>
+            <w:noProof/>
+            <w:webHidden/>
+          </w:rPr>
+          <w:instrText xml:space="preserve"> PAGEREF _Toc242904059 \h </w:instrText>
+        </w:r>
+        <w:r>
+          <w:rPr>
+            <w:noProof/>
+            <w:webHidden/>
+          </w:rPr>
+        </w:r>
+        <w:r>
+          <w:rPr>
+            <w:noProof/>
+            <w:webHidden/>
+          </w:rPr>
+          <w:fldChar w:fldCharType="separate"/>
+        </w:r>
+        <w:r>
+          <w:rPr>
+            <w:noProof/>
+            <w:webHidden/>
+          </w:rPr>
+          <w:t>9</w:t>
+        </w:r>
+        <w:r>
+          <w:rPr>
+            <w:noProof/>
+            <w:webHidden/>
+          </w:rPr>
+          <w:fldChar w:fldCharType="end"/>
+        </w:r>
+      </w:hyperlink>
     </w:p>
     <w:p>
       <w:pPr>
-        <w:tabs>
-          <w:tab w:val="right" w:leader="dot" w:pos="8568"/>
-        </w:tabs>
-        <w:spacing w:after="80" w:line="240" w:lineRule="auto"/>
-        <w:ind w:left="288"/>
+        <w:pStyle w:val="TOC2"/>
+        <w:rPr>
+          <w:rFonts w:asciiTheme="minorHAnsi" w:hAnsiTheme="minorHAnsi" w:cstheme="minorBidi"/>
+          <w:noProof/>
+          <w:color w:val="auto"/>
+          <w:kern w:val="2"/>
+          <w:sz w:val="24"/>
+          <w:szCs w:val="24"/>
+          <w14:ligatures w14:val="standardContextual"/>
+        </w:rPr>
       </w:pPr>
-      <w:r>
-        <w:rPr>
-          <w:sz w:val="22"/>
-        </w:rPr>
-        <w:t>c. Results of execution</w:t>
-      </w:r>
-      <w:r>
-        <w:rPr>
-          <w:sz w:val="22"/>
-        </w:rPr>
-        <w:tab/>
-      </w:r>
-      <w:r>
-        <w:fldChar w:fldCharType="begin"/>
-      </w:r>
-      <w:r>
-        <w:instrText>PAGEREF execution \h</w:instrText>
-      </w:r>
-      <w:r>
-        <w:fldChar w:fldCharType="separate"/>
-      </w:r>
-      <w:r>
-        <w:rPr>
-          <w:noProof/>
-        </w:rPr>
-        <w:t>9</w:t>
-      </w:r>
-      <w:r>
-        <w:fldChar w:fldCharType="end"/>
-      </w:r>
+      <w:hyperlink w:anchor="_Toc242904060" w:history="1">
+        <w:r>
+          <w:rPr>
+            <w:rStyle w:val="Hyperlink"/>
+            <w:noProof/>
+          </w:rPr>
+          <w:t>8.4 Performance Analysis and Routing Comparison</w:t>
+        </w:r>
+        <w:r>
+          <w:rPr>
+            <w:noProof/>
+            <w:webHidden/>
+          </w:rPr>
+          <w:tab/>
+        </w:r>
+        <w:r>
+          <w:rPr>
+            <w:noProof/>
+            <w:webHidden/>
+          </w:rPr>
+          <w:fldChar w:fldCharType="begin"/>
+        </w:r>
+        <w:r>
+          <w:rPr>
+            <w:noProof/>
+            <w:webHidden/>
+          </w:rPr>
+          <w:instrText xml:space="preserve"> PAGEREF _Toc242904060 \h </w:instrText>
+        </w:r>
+        <w:r>
+          <w:rPr>
+            <w:noProof/>
+            <w:webHidden/>
+          </w:rPr>
+        </w:r>
+        <w:r>
+          <w:rPr>
+            <w:noProof/>
+            <w:webHidden/>
+          </w:rPr>
+          <w:fldChar w:fldCharType="separate"/>
+        </w:r>
+        <w:r>
+          <w:rPr>
+            <w:noProof/>
+            <w:webHidden/>
+          </w:rPr>
+          <w:t>10</w:t>
+        </w:r>
+        <w:r>
+          <w:rPr>
+            <w:noProof/>
+            <w:webHidden/>
+          </w:rPr>
+          <w:fldChar w:fldCharType="end"/>
+        </w:r>
+      </w:hyperlink>
     </w:p>
     <w:p>
       <w:pPr>
-        <w:tabs>
-          <w:tab w:val="right" w:leader="dot" w:pos="8280"/>
-        </w:tabs>
-        <w:spacing w:after="80" w:line="240" w:lineRule="auto"/>
-        <w:ind w:left="576"/>
+        <w:pStyle w:val="TOC2"/>
+        <w:rPr>
+          <w:rFonts w:asciiTheme="minorHAnsi" w:hAnsiTheme="minorHAnsi" w:cstheme="minorBidi"/>
+          <w:noProof/>
+          <w:color w:val="auto"/>
+          <w:kern w:val="2"/>
+          <w:sz w:val="24"/>
+          <w:szCs w:val="24"/>
+          <w14:ligatures w14:val="standardContextual"/>
+        </w:rPr>
       </w:pPr>
-      <w:r>
-        <w:rPr>
-          <w:sz w:val="22"/>
-        </w:rPr>
-        <w:t>i. Screenshots of execution</w:t>
-      </w:r>
-      <w:r>
-        <w:rPr>
-          <w:sz w:val="22"/>
-        </w:rPr>
-        <w:tab/>
-      </w:r>
-      <w:r>
-        <w:fldChar w:fldCharType="begin"/>
-      </w:r>
-      <w:r>
-        <w:instrText>PAGEREF screenshots \h</w:instrText>
-      </w:r>
-      <w:r>
-        <w:fldChar w:fldCharType="separate"/>
-      </w:r>
-      <w:r>
-        <w:rPr>
-          <w:noProof/>
-        </w:rPr>
-        <w:t>9</w:t>
-      </w:r>
-      <w:r>
-        <w:fldChar w:fldCharType="end"/>
-      </w:r>
+      <w:hyperlink w:anchor="_Toc242904061" w:history="1">
+        <w:r>
+          <w:rPr>
+            <w:rStyle w:val="Hyperlink"/>
+            <w:noProof/>
+          </w:rPr>
+          <w:t>8.5 Critical Evaluation and Optimization</w:t>
+        </w:r>
+        <w:r>
+          <w:rPr>
+            <w:noProof/>
+            <w:webHidden/>
+          </w:rPr>
+          <w:tab/>
+        </w:r>
+        <w:r>
+          <w:rPr>
+            <w:noProof/>
+            <w:webHidden/>
+          </w:rPr>
+          <w:fldChar w:fldCharType="begin"/>
+        </w:r>
+        <w:r>
+          <w:rPr>
+            <w:noProof/>
+            <w:webHidden/>
+          </w:rPr>
+          <w:instrText xml:space="preserve"> PAGEREF _Toc242904061 \h </w:instrText>
+        </w:r>
+        <w:r>
+          <w:rPr>
+            <w:noProof/>
+            <w:webHidden/>
+          </w:rPr>
+        </w:r>
+        <w:r>
+          <w:rPr>
+            <w:noProof/>
+            <w:webHidden/>
+          </w:rPr>
+          <w:fldChar w:fldCharType="separate"/>
+        </w:r>
+        <w:r>
+          <w:rPr>
+            <w:noProof/>
+            <w:webHidden/>
+          </w:rPr>
+          <w:t>10</w:t>
+        </w:r>
+        <w:r>
+          <w:rPr>
+            <w:noProof/>
+            <w:webHidden/>
+          </w:rPr>
+          <w:fldChar w:fldCharType="end"/>
+        </w:r>
+      </w:hyperlink>
     </w:p>
     <w:p>
       <w:pPr>
-        <w:tabs>
-          <w:tab w:val="right" w:leader="dot" w:pos="8568"/>
-        </w:tabs>
-        <w:spacing w:after="80" w:line="240" w:lineRule="auto"/>
-        <w:ind w:left="288"/>
+        <w:pStyle w:val="TOC1"/>
+        <w:rPr>
+          <w:rFonts w:asciiTheme="minorHAnsi" w:hAnsiTheme="minorHAnsi" w:cstheme="minorBidi"/>
+          <w:noProof/>
+          <w:color w:val="auto"/>
+          <w:kern w:val="2"/>
+          <w:sz w:val="24"/>
+          <w:szCs w:val="24"/>
+          <w14:ligatures w14:val="standardContextual"/>
+        </w:rPr>
       </w:pPr>
-      <w:r>
-        <w:rPr>
-          <w:sz w:val="22"/>
-        </w:rPr>
-        <w:t>d. Performance Analysis - Comparison of methods / protocols</w:t>
-      </w:r>
-      <w:r>
-        <w:rPr>
-          <w:sz w:val="22"/>
-        </w:rPr>
-        <w:tab/>
-      </w:r>
-      <w:r>
-        <w:fldChar w:fldCharType="begin"/>
-      </w:r>
-      <w:r>
-        <w:instrText>PAGEREF performance \h</w:instrText>
-      </w:r>
-      <w:r>
-        <w:fldChar w:fldCharType="separate"/>
-      </w:r>
-      <w:r>
-        <w:rPr>
-          <w:noProof/>
-        </w:rPr>
-        <w:t>10</w:t>
-      </w:r>
-      <w:r>
-        <w:fldChar w:fldCharType="end"/>
-      </w:r>
+      <w:hyperlink w:anchor="_Toc242904062" w:history="1">
+        <w:r>
+          <w:rPr>
+            <w:rStyle w:val="Hyperlink"/>
+            <w:noProof/>
+          </w:rPr>
+          <w:t>9. Results and Discussion</w:t>
+        </w:r>
+        <w:r>
+          <w:rPr>
+            <w:noProof/>
+            <w:webHidden/>
+          </w:rPr>
+          <w:tab/>
+        </w:r>
+        <w:r>
+          <w:rPr>
+            <w:noProof/>
+            <w:webHidden/>
+          </w:rPr>
+          <w:fldChar w:fldCharType="begin"/>
+        </w:r>
+        <w:r>
+          <w:rPr>
+            <w:noProof/>
+            <w:webHidden/>
+          </w:rPr>
+          <w:instrText xml:space="preserve"> PAGEREF _Toc242904062 \h </w:instrText>
+        </w:r>
+        <w:r>
+          <w:rPr>
+            <w:noProof/>
+            <w:webHidden/>
+          </w:rPr>
+        </w:r>
+        <w:r>
+          <w:rPr>
+            <w:noProof/>
+            <w:webHidden/>
+          </w:rPr>
+          <w:fldChar w:fldCharType="separate"/>
+        </w:r>
+        <w:r>
+          <w:rPr>
+            <w:noProof/>
+            <w:webHidden/>
+          </w:rPr>
+          <w:t>11</w:t>
+        </w:r>
+        <w:r>
+          <w:rPr>
+            <w:noProof/>
+            <w:webHidden/>
+          </w:rPr>
+          <w:fldChar w:fldCharType="end"/>
+        </w:r>
+      </w:hyperlink>
     </w:p>
     <w:p>
       <w:pPr>
-        <w:tabs>
-          <w:tab w:val="right" w:leader="dot" w:pos="8280"/>
-        </w:tabs>
-        <w:spacing w:after="80" w:line="240" w:lineRule="auto"/>
-        <w:ind w:left="576"/>
+        <w:pStyle w:val="TOC2"/>
+        <w:rPr>
+          <w:rFonts w:asciiTheme="minorHAnsi" w:hAnsiTheme="minorHAnsi" w:cstheme="minorBidi"/>
+          <w:noProof/>
+          <w:color w:val="auto"/>
+          <w:kern w:val="2"/>
+          <w:sz w:val="24"/>
+          <w:szCs w:val="24"/>
+          <w14:ligatures w14:val="standardContextual"/>
+        </w:rPr>
       </w:pPr>
-      <w:r>
-        <w:rPr>
-          <w:sz w:val="22"/>
-        </w:rPr>
-        <w:t>i. Tables charts and graphs</w:t>
-      </w:r>
-      <w:r>
-        <w:rPr>
-          <w:sz w:val="22"/>
-        </w:rPr>
-        <w:tab/>
-      </w:r>
-      <w:r>
-        <w:fldChar w:fldCharType="begin"/>
-      </w:r>
-      <w:r>
-        <w:instrText>PAGEREF graphs \h</w:instrText>
-      </w:r>
-      <w:r>
-        <w:fldChar w:fldCharType="separate"/>
-      </w:r>
-      <w:r>
-        <w:rPr>
-          <w:noProof/>
-        </w:rPr>
-        <w:t>10</w:t>
-      </w:r>
-      <w:r>
-        <w:fldChar w:fldCharType="end"/>
-      </w:r>
+      <w:hyperlink w:anchor="_Toc242904063" w:history="1">
+        <w:r>
+          <w:rPr>
+            <w:rStyle w:val="Hyperlink"/>
+            <w:noProof/>
+          </w:rPr>
+          <w:t>9.1 Findings and Inferences</w:t>
+        </w:r>
+        <w:r>
+          <w:rPr>
+            <w:noProof/>
+            <w:webHidden/>
+          </w:rPr>
+          <w:tab/>
+        </w:r>
+        <w:r>
+          <w:rPr>
+            <w:noProof/>
+            <w:webHidden/>
+          </w:rPr>
+          <w:fldChar w:fldCharType="begin"/>
+        </w:r>
+        <w:r>
+          <w:rPr>
+            <w:noProof/>
+            <w:webHidden/>
+          </w:rPr>
+          <w:instrText xml:space="preserve"> PAGEREF _Toc242904063 \h </w:instrText>
+        </w:r>
+        <w:r>
+          <w:rPr>
+            <w:noProof/>
+            <w:webHidden/>
+          </w:rPr>
+        </w:r>
+        <w:r>
+          <w:rPr>
+            <w:noProof/>
+            <w:webHidden/>
+          </w:rPr>
+          <w:fldChar w:fldCharType="separate"/>
+        </w:r>
+        <w:r>
+          <w:rPr>
+            <w:noProof/>
+            <w:webHidden/>
+          </w:rPr>
+          <w:t>11</w:t>
+        </w:r>
+        <w:r>
+          <w:rPr>
+            <w:noProof/>
+            <w:webHidden/>
+          </w:rPr>
+          <w:fldChar w:fldCharType="end"/>
+        </w:r>
+      </w:hyperlink>
     </w:p>
     <w:p>
       <w:pPr>
-        <w:tabs>
-          <w:tab w:val="right" w:leader="dot" w:pos="8568"/>
-        </w:tabs>
-        <w:spacing w:after="80" w:line="240" w:lineRule="auto"/>
-        <w:ind w:left="288"/>
+        <w:pStyle w:val="TOC2"/>
+        <w:rPr>
+          <w:rFonts w:asciiTheme="minorHAnsi" w:hAnsiTheme="minorHAnsi" w:cstheme="minorBidi"/>
+          <w:noProof/>
+          <w:color w:val="auto"/>
+          <w:kern w:val="2"/>
+          <w:sz w:val="24"/>
+          <w:szCs w:val="24"/>
+          <w14:ligatures w14:val="standardContextual"/>
+        </w:rPr>
       </w:pPr>
-      <w:r>
-        <w:rPr>
-          <w:sz w:val="22"/>
-        </w:rPr>
-        <w:t>e. Critical Evaluation / Optimization</w:t>
-      </w:r>
-      <w:r>
-        <w:rPr>
-          <w:sz w:val="22"/>
-        </w:rPr>
-        <w:tab/>
-      </w:r>
-      <w:r>
-        <w:fldChar w:fldCharType="begin"/>
-      </w:r>
-      <w:r>
-        <w:instrText>PAGEREF evaluation \h</w:instrText>
-      </w:r>
-      <w:r>
-        <w:fldChar w:fldCharType="separate"/>
-      </w:r>
-      <w:r>
-        <w:rPr>
-          <w:noProof/>
-        </w:rPr>
-        <w:t>10</w:t>
-      </w:r>
-      <w:r>
-        <w:fldChar w:fldCharType="end"/>
-      </w:r>
+      <w:hyperlink w:anchor="_Toc242904064" w:history="1">
+        <w:r>
+          <w:rPr>
+            <w:rStyle w:val="Hyperlink"/>
+            <w:noProof/>
+          </w:rPr>
+          <w:t>9.2 Innovation and Evidence</w:t>
+        </w:r>
+        <w:r>
+          <w:rPr>
+            <w:noProof/>
+            <w:webHidden/>
+          </w:rPr>
+          <w:tab/>
+        </w:r>
+        <w:r>
+          <w:rPr>
+            <w:noProof/>
+            <w:webHidden/>
+          </w:rPr>
+          <w:fldChar w:fldCharType="begin"/>
+        </w:r>
+        <w:r>
+          <w:rPr>
+            <w:noProof/>
+            <w:webHidden/>
+          </w:rPr>
+          <w:instrText xml:space="preserve"> PAGEREF _Toc242904064 \h </w:instrText>
+        </w:r>
+        <w:r>
+          <w:rPr>
+            <w:noProof/>
+            <w:webHidden/>
+          </w:rPr>
+        </w:r>
+        <w:r>
+          <w:rPr>
+            <w:noProof/>
+            <w:webHidden/>
+          </w:rPr>
+          <w:fldChar w:fldCharType="separate"/>
+        </w:r>
+        <w:r>
+          <w:rPr>
+            <w:noProof/>
+            <w:webHidden/>
+          </w:rPr>
+          <w:t>11</w:t>
+        </w:r>
+        <w:r>
+          <w:rPr>
+            <w:noProof/>
+            <w:webHidden/>
+          </w:rPr>
+          <w:fldChar w:fldCharType="end"/>
+        </w:r>
+      </w:hyperlink>
     </w:p>
     <w:p>
       <w:pPr>
-        <w:tabs>
-          <w:tab w:val="right" w:leader="dot" w:pos="8856"/>
-        </w:tabs>
-        <w:spacing w:after="80" w:line="240" w:lineRule="auto"/>
+        <w:pStyle w:val="TOC1"/>
+        <w:rPr>
+          <w:rFonts w:asciiTheme="minorHAnsi" w:hAnsiTheme="minorHAnsi" w:cstheme="minorBidi"/>
+          <w:noProof/>
+          <w:color w:val="auto"/>
+          <w:kern w:val="2"/>
+          <w:sz w:val="24"/>
+          <w:szCs w:val="24"/>
+          <w14:ligatures w14:val="standardContextual"/>
+        </w:rPr>
       </w:pPr>
-      <w:r>
-        <w:rPr>
-          <w:sz w:val="22"/>
-        </w:rPr>
-        <w:t>10. Results and Discussion</w:t>
-      </w:r>
-      <w:r>
-        <w:rPr>
-          <w:sz w:val="22"/>
-        </w:rPr>
-        <w:tab/>
-      </w:r>
-      <w:r>
-        <w:fldChar w:fldCharType="begin"/>
-      </w:r>
-      <w:r>
-        <w:instrText>PAGEREF discussion \h</w:instrText>
-      </w:r>
-      <w:r>
-        <w:fldChar w:fldCharType="separate"/>
-      </w:r>
-      <w:r>
-        <w:rPr>
-          <w:noProof/>
-        </w:rPr>
-        <w:t>11</w:t>
-      </w:r>
-      <w:r>
-        <w:fldChar w:fldCharType="end"/>
-      </w:r>
+      <w:hyperlink w:anchor="_Toc242904065" w:history="1">
+        <w:r>
+          <w:rPr>
+            <w:rStyle w:val="Hyperlink"/>
+            <w:noProof/>
+          </w:rPr>
+          <w:t>10. Conclusion</w:t>
+        </w:r>
+        <w:r>
+          <w:rPr>
+            <w:noProof/>
+            <w:webHidden/>
+          </w:rPr>
+          <w:tab/>
+        </w:r>
+        <w:r>
+          <w:rPr>
+            <w:noProof/>
+            <w:webHidden/>
+          </w:rPr>
+          <w:fldChar w:fldCharType="begin"/>
+        </w:r>
+        <w:r>
+          <w:rPr>
+            <w:noProof/>
+            <w:webHidden/>
+          </w:rPr>
+          <w:instrText xml:space="preserve"> PAGEREF _Toc242904065 \h </w:instrText>
+        </w:r>
+        <w:r>
+          <w:rPr>
+            <w:noProof/>
+            <w:webHidden/>
+          </w:rPr>
+        </w:r>
+        <w:r>
+          <w:rPr>
+            <w:noProof/>
+            <w:webHidden/>
+          </w:rPr>
+          <w:fldChar w:fldCharType="separate"/>
+        </w:r>
+        <w:r>
+          <w:rPr>
+            <w:noProof/>
+            <w:webHidden/>
+          </w:rPr>
+          <w:t>11</w:t>
+        </w:r>
+        <w:r>
+          <w:rPr>
+            <w:noProof/>
+            <w:webHidden/>
+          </w:rPr>
+          <w:fldChar w:fldCharType="end"/>
+        </w:r>
+      </w:hyperlink>
     </w:p>
     <w:p>
       <w:pPr>
-        <w:tabs>
-          <w:tab w:val="right" w:leader="dot" w:pos="8568"/>
-        </w:tabs>
-        <w:spacing w:after="80" w:line="240" w:lineRule="auto"/>
-        <w:ind w:left="288"/>
+        <w:pStyle w:val="TOC1"/>
+        <w:rPr>
+          <w:rFonts w:asciiTheme="minorHAnsi" w:hAnsiTheme="minorHAnsi" w:cstheme="minorBidi"/>
+          <w:noProof/>
+          <w:color w:val="auto"/>
+          <w:kern w:val="2"/>
+          <w:sz w:val="24"/>
+          <w:szCs w:val="24"/>
+          <w14:ligatures w14:val="standardContextual"/>
+        </w:rPr>
       </w:pPr>
-      <w:r>
-        <w:rPr>
-          <w:sz w:val="22"/>
-        </w:rPr>
-        <w:t>a. Findings and Inferences</w:t>
-      </w:r>
-      <w:r>
-        <w:rPr>
-          <w:sz w:val="22"/>
-        </w:rPr>
-        <w:tab/>
-      </w:r>
-      <w:r>
-        <w:fldChar w:fldCharType="begin"/>
-      </w:r>
-      <w:r>
-        <w:instrText>PAGEREF findings \h</w:instrText>
-      </w:r>
-      <w:r>
-        <w:fldChar w:fldCharType="separate"/>
-      </w:r>
-      <w:r>
-        <w:rPr>
-          <w:noProof/>
-        </w:rPr>
-        <w:t>11</w:t>
-      </w:r>
-      <w:r>
-        <w:fldChar w:fldCharType="end"/>
-      </w:r>
-    </w:p>
-    <w:p>
-      <w:pPr>
-        <w:tabs>
-          <w:tab w:val="right" w:leader="dot" w:pos="8568"/>
-        </w:tabs>
-        <w:spacing w:after="80" w:line="240" w:lineRule="auto"/>
-        <w:ind w:left="288"/>
-      </w:pPr>
-      <w:r>
-        <w:rPr>
-          <w:sz w:val="22"/>
-        </w:rPr>
-        <w:t>b. Innovation Novelty and Evidence</w:t>
-      </w:r>
-      <w:r>
-        <w:rPr>
-          <w:sz w:val="22"/>
-        </w:rPr>
-        <w:tab/>
-      </w:r>
-      <w:r>
-        <w:fldChar w:fldCharType="begin"/>
-      </w:r>
-      <w:r>
-        <w:instrText>PAGEREF novelty \h</w:instrText>
-      </w:r>
-      <w:r>
-        <w:fldChar w:fldCharType="separate"/>
-      </w:r>
-      <w:r>
-        <w:rPr>
-          <w:noProof/>
-        </w:rPr>
-        <w:t>11</w:t>
-      </w:r>
-      <w:r>
-        <w:fldChar w:fldCharType="end"/>
-      </w:r>
-    </w:p>
-    <w:p>
-      <w:pPr>
-        <w:tabs>
-          <w:tab w:val="right" w:leader="dot" w:pos="8856"/>
-        </w:tabs>
-        <w:spacing w:after="80" w:line="240" w:lineRule="auto"/>
-      </w:pPr>
-      <w:r>
-        <w:rPr>
-          <w:sz w:val="22"/>
-        </w:rPr>
-        <w:t>11. Conclusion</w:t>
-      </w:r>
-      <w:r>
-        <w:rPr>
-          <w:sz w:val="22"/>
-        </w:rPr>
-        <w:tab/>
-      </w:r>
-      <w:r>
-        <w:fldChar w:fldCharType="begin"/>
-      </w:r>
-      <w:r>
-        <w:instrText>PAGEREF conclusion \h</w:instrText>
-      </w:r>
-      <w:r>
-        <w:fldChar w:fldCharType="separate"/>
-      </w:r>
-      <w:r>
-        <w:rPr>
-          <w:noProof/>
-        </w:rPr>
-        <w:t>11</w:t>
-      </w:r>
-      <w:r>
-        <w:fldChar w:fldCharType="end"/>
-      </w:r>
-    </w:p>
-    <w:p>
-      <w:pPr>
-        <w:tabs>
-          <w:tab w:val="right" w:leader="dot" w:pos="8856"/>
-        </w:tabs>
-        <w:spacing w:after="80" w:line="240" w:lineRule="auto"/>
-      </w:pPr>
-      <w:r>
-        <w:rPr>
-          <w:sz w:val="22"/>
-        </w:rPr>
-        <w:t>12. Limitations and Future Enhancement</w:t>
-      </w:r>
-      <w:r>
-        <w:rPr>
-          <w:sz w:val="22"/>
-        </w:rPr>
-        <w:tab/>
-      </w:r>
-      <w:r>
-        <w:fldChar w:fldCharType="begin"/>
-      </w:r>
-      <w:r>
-        <w:instrText>PAGEREF future \h</w:instrText>
-      </w:r>
-      <w:r>
-        <w:fldChar w:fldCharType="separate"/>
-      </w:r>
-      <w:r>
-        <w:rPr>
-          <w:noProof/>
-        </w:rPr>
-        <w:t>11</w:t>
-      </w:r>
-      <w:r>
-        <w:fldChar w:fldCharType="end"/>
-      </w:r>
-    </w:p>
-    <w:p>
-      <w:pPr>
-        <w:tabs>
-          <w:tab w:val="right" w:leader="dot" w:pos="8856"/>
-        </w:tabs>
-        <w:spacing w:after="80" w:line="240" w:lineRule="auto"/>
-      </w:pPr>
-      <w:r>
-        <w:rPr>
-          <w:sz w:val="22"/>
-        </w:rPr>
-        <w:t>References</w:t>
-      </w:r>
-      <w:r>
-        <w:rPr>
-          <w:sz w:val="22"/>
-        </w:rPr>
-        <w:tab/>
-      </w:r>
-      <w:r>
-        <w:fldChar w:fldCharType="begin"/>
-      </w:r>
-      <w:r>
-        <w:instrText>PAGEREF references \h</w:instrText>
-      </w:r>
-      <w:r>
-        <w:fldChar w:fldCharType="separate"/>
-      </w:r>
-      <w:r>
-        <w:rPr>
-          <w:noProof/>
-        </w:rPr>
-        <w:t>12</w:t>
-      </w:r>
-      <w:r>
-        <w:fldChar w:fldCharType="end"/>
-      </w:r>
-    </w:p>
-    <w:p>
-      <w:r>
-        <w:br w:type="page"/>
-      </w:r>
+      <w:hyperlink w:anchor="_Toc242904066" w:history="1">
+        <w:r>
+          <w:rPr>
+            <w:rStyle w:val="Hyperlink"/>
+            <w:noProof/>
+          </w:rPr>
+          <w:t>11. Limitations and Future Enhancements</w:t>
+        </w:r>
+        <w:r>
+          <w:rPr>
+            <w:noProof/>
+            <w:webHidden/>
+          </w:rPr>
+          <w:tab/>
+        </w:r>
+        <w:r>
+          <w:rPr>
+            <w:noProof/>
+            <w:webHidden/>
+          </w:rPr>
+          <w:fldChar w:fldCharType="begin"/>
+        </w:r>
+        <w:r>
+          <w:rPr>
+            <w:noProof/>
+            <w:webHidden/>
+          </w:rPr>
+          <w:instrText xml:space="preserve"> PAGEREF _Toc242904066 \h </w:instrText>
+        </w:r>
+        <w:r>
+          <w:rPr>
+            <w:noProof/>
+            <w:webHidden/>
+          </w:rPr>
+        </w:r>
+        <w:r>
+          <w:rPr>
+            <w:noProof/>
+            <w:webHidden/>
+          </w:rPr>
+          <w:fldChar w:fldCharType="separate"/>
+        </w:r>
+        <w:r>
+          <w:rPr>
+            <w:noProof/>
+            <w:webHidden/>
+          </w:rPr>
+          <w:t>11</w:t>
+        </w:r>
+        <w:r>
+          <w:rPr>
+            <w:noProof/>
+            <w:webHidden/>
+          </w:rPr>
+          <w:fldChar w:fldCharType="end"/>
+        </w:r>
+      </w:hyperlink>
     </w:p>
     <w:p>
       <w:pPr>
         <w:pStyle w:val="Heading1"/>
+        <w:pageBreakBefore/>
       </w:pPr>
-      <w:bookmarkStart w:id="0" w:name="intro"/>
       <w:r>
         <w:lastRenderedPageBreak/>
+        <w:fldChar w:fldCharType="end"/>
+      </w:r>
+      <w:bookmarkStart w:id="0" w:name="_Toc242904049"/>
+      <w:r>
         <w:t>1. Introduction</w:t>
       </w:r>
       <w:bookmarkEnd w:id="0"/>
@@ -1123,7 +1580,7 @@
       <w:pPr>
         <w:pStyle w:val="Heading1"/>
       </w:pPr>
-      <w:bookmarkStart w:id="1" w:name="problem"/>
+      <w:bookmarkStart w:id="1" w:name="_Toc242904050"/>
       <w:r>
         <w:t>2. Problem Statement</w:t>
       </w:r>
@@ -1149,7 +1606,7 @@
       <w:pPr>
         <w:pStyle w:val="Heading1"/>
       </w:pPr>
-      <w:bookmarkStart w:id="2" w:name="objectives"/>
+      <w:bookmarkStart w:id="2" w:name="_Toc242904051"/>
       <w:r>
         <w:t>3. Objectives</w:t>
       </w:r>
@@ -1204,15 +1661,11 @@
       </w:r>
     </w:p>
     <w:p>
-      <w:r>
-        <w:br w:type="page"/>
-      </w:r>
-    </w:p>
-    <w:p>
       <w:pPr>
         <w:pStyle w:val="Heading1"/>
+        <w:pageBreakBefore/>
       </w:pPr>
-      <w:bookmarkStart w:id="3" w:name="literature"/>
+      <w:bookmarkStart w:id="3" w:name="_Toc242904052"/>
       <w:r>
         <w:lastRenderedPageBreak/>
         <w:t>4. Literature Review and Existing System</w:t>
@@ -1224,7 +1677,7 @@
         <w:jc w:val="both"/>
       </w:pPr>
       <w:r>
-        <w:t>This section reviews relevant protocols and tools rather than claiming an exhaustive academic survey. HTTP defines request methods, status codes and response semantics [1]. Node.js supplies HTTP networking and elapsed-time facilities used by FaultNet [2, 3]. A valid HTTP error response and a connection failure represent different observations and should be recorded separately.</w:t>
+        <w:t>This section reviews relevant protocols and tools rather than claiming an exhaustive academic survey. HTTP defines request methods, status codes and response semantics. Node.js supplies HTTP networking and elapsed-time facilities used by FaultNet. A valid HTTP error response and a connection failure represent different observations and should be recorded separately.</w:t>
       </w:r>
     </w:p>
     <w:p>
@@ -1232,7 +1685,7 @@
         <w:jc w:val="both"/>
       </w:pPr>
       <w:r>
-        <w:t>Wireshark exposes packets and reconstructed streams for protocol analysis [4]. It supplies independent timing and content evidence but does not coordinate FaultNet experiments. In Packet Tracer, RIP and OSPF demonstrate different routing approaches: RIPv2 uses distance-vector routing with hop-count metrics [5], whereas OSPF uses link-state information and path costs [6]. Simulator reachability checks alone do not establish a convergence-speed ranking.</w:t>
+        <w:t>Wireshark exposes packets and reconstructed streams for protocol analysis. It supplies independent timing and content evidence but does not coordinate FaultNet experiments. In Packet Tracer, RIP and OSPF demonstrate different routing approaches: RIPv2 uses distance-vector routing with hop-count metrics, whereas OSPF uses link-state information and path costs. Simulator reachability checks alone do not establish a convergence-speed ranking.</w:t>
       </w:r>
     </w:p>
     <w:tbl>
@@ -1274,7 +1727,10 @@
           </w:tcPr>
           <w:p>
             <w:pPr>
-              <w:spacing w:after="40" w:line="252" w:lineRule="auto"/>
+              <w:spacing w:after="40" w:line="240" w:lineRule="auto"/>
+              <w:rPr>
+                <w:sz w:val="21"/>
+              </w:rPr>
             </w:pPr>
             <w:r>
               <w:rPr>
@@ -1299,7 +1755,10 @@
           </w:tcPr>
           <w:p>
             <w:pPr>
-              <w:spacing w:after="40" w:line="252" w:lineRule="auto"/>
+              <w:spacing w:after="40" w:line="240" w:lineRule="auto"/>
+              <w:rPr>
+                <w:sz w:val="21"/>
+              </w:rPr>
             </w:pPr>
             <w:r>
               <w:rPr>
@@ -1329,7 +1788,10 @@
           </w:tcPr>
           <w:p>
             <w:pPr>
-              <w:spacing w:after="40" w:line="252" w:lineRule="auto"/>
+              <w:spacing w:after="40" w:line="240" w:lineRule="auto"/>
+              <w:rPr>
+                <w:sz w:val="21"/>
+              </w:rPr>
             </w:pPr>
             <w:r>
               <w:rPr>
@@ -1352,7 +1814,10 @@
           </w:tcPr>
           <w:p>
             <w:pPr>
-              <w:spacing w:after="40" w:line="252" w:lineRule="auto"/>
+              <w:spacing w:after="40" w:line="240" w:lineRule="auto"/>
+              <w:rPr>
+                <w:sz w:val="21"/>
+              </w:rPr>
             </w:pPr>
             <w:r>
               <w:rPr>
@@ -1381,7 +1846,10 @@
           </w:tcPr>
           <w:p>
             <w:pPr>
-              <w:spacing w:after="40" w:line="252" w:lineRule="auto"/>
+              <w:spacing w:after="40" w:line="240" w:lineRule="auto"/>
+              <w:rPr>
+                <w:sz w:val="21"/>
+              </w:rPr>
             </w:pPr>
             <w:r>
               <w:rPr>
@@ -1404,7 +1872,10 @@
           </w:tcPr>
           <w:p>
             <w:pPr>
-              <w:spacing w:after="40" w:line="252" w:lineRule="auto"/>
+              <w:spacing w:after="40" w:line="240" w:lineRule="auto"/>
+              <w:rPr>
+                <w:sz w:val="21"/>
+              </w:rPr>
             </w:pPr>
             <w:r>
               <w:rPr>
@@ -1433,7 +1904,10 @@
           </w:tcPr>
           <w:p>
             <w:pPr>
-              <w:spacing w:after="40" w:line="252" w:lineRule="auto"/>
+              <w:spacing w:after="40" w:line="240" w:lineRule="auto"/>
+              <w:rPr>
+                <w:sz w:val="21"/>
+              </w:rPr>
             </w:pPr>
             <w:r>
               <w:rPr>
@@ -1456,7 +1930,10 @@
           </w:tcPr>
           <w:p>
             <w:pPr>
-              <w:spacing w:after="40" w:line="252" w:lineRule="auto"/>
+              <w:spacing w:after="40" w:line="240" w:lineRule="auto"/>
+              <w:rPr>
+                <w:sz w:val="21"/>
+              </w:rPr>
             </w:pPr>
             <w:r>
               <w:rPr>
@@ -1485,7 +1962,10 @@
           </w:tcPr>
           <w:p>
             <w:pPr>
-              <w:spacing w:after="40" w:line="252" w:lineRule="auto"/>
+              <w:spacing w:after="40" w:line="240" w:lineRule="auto"/>
+              <w:rPr>
+                <w:sz w:val="21"/>
+              </w:rPr>
             </w:pPr>
             <w:r>
               <w:rPr>
@@ -1508,7 +1988,10 @@
           </w:tcPr>
           <w:p>
             <w:pPr>
-              <w:spacing w:after="40" w:line="252" w:lineRule="auto"/>
+              <w:spacing w:after="40" w:line="240" w:lineRule="auto"/>
+              <w:rPr>
+                <w:sz w:val="21"/>
+              </w:rPr>
             </w:pPr>
             <w:r>
               <w:rPr>
@@ -1522,17 +2005,12 @@
     </w:tbl>
     <w:p>
       <w:pPr>
-        <w:spacing w:after="0"/>
-        <w:jc w:val="both"/>
+        <w:pStyle w:val="Heading1"/>
+        <w:spacing w:before="160"/>
       </w:pPr>
-    </w:p>
-    <w:p>
-      <w:pPr>
-        <w:pStyle w:val="Heading1"/>
-      </w:pPr>
-      <w:bookmarkStart w:id="4" w:name="abstract"/>
+      <w:bookmarkStart w:id="4" w:name="_Toc242904053"/>
       <w:r>
-        <w:t>5. Abstract of the Proposed Project work</w:t>
+        <w:t>5. Abstract</w:t>
       </w:r>
       <w:bookmarkEnd w:id="4"/>
     </w:p>
@@ -1541,25 +2019,18 @@
         <w:jc w:val="both"/>
       </w:pPr>
       <w:r>
-        <w:t>FaultNet provides a controlled environment for studying communication faults and recovery. A Node.js backend starts separate loopback listeners for dashboard control, a fixed demo server, an experiment proxy and a live development proxy. The workbench coordinates baseline requests, requests under a selected fault, fault clearance and a bounded recovery check. Probes verify the complete synthetic payload and record elapsed time, status, bytes and outcome. Summaries and visualizations present successful timin</w:t>
-      </w:r>
-      <w:r>
-        <w:t>gs, availability, payload goodput and recovery evidence; JSON files preserve the observations for reopening and export. The live cockpit separately supports configurable delay, jitter, bandwidth shaping, HTTP errors and mock responses. Wireshark and Packet Tracer extend the demonstration with actual packet observations and simulated routing failover. The evaluation remains specific to a local synthetic workload and bounded lab scenarios.</w:t>
-      </w:r>
-    </w:p>
-    <w:p>
-      <w:r>
-        <w:br w:type="page"/>
+        <w:t>FaultNet provides a controlled environment for studying communication faults and recovery. A Node.js backend starts separate loopback listeners for dashboard control, a fixed demo server, an experiment proxy and a live development proxy. The workbench coordinates baseline requests, requests under a selected fault, fault clearance and a bounded recovery check. Probes verify the complete synthetic payload and record elapsed time, status, bytes and outcome. Summaries and visualizations present successful timings, availability, payload goodput and recovery evidence; JSON files preserve the observations for reopening and export. The live cockpit separately supports configurable delay, jitter, bandwidth shaping, HTTP errors and mock responses. Wireshark and Packet Tracer extend the demonstration with actual packet observations and simulated routing failover. The evaluation remains specific to a local synthetic workload and bounded lab scenarios.</w:t>
       </w:r>
     </w:p>
     <w:p>
       <w:pPr>
         <w:pStyle w:val="Heading1"/>
+        <w:pageBreakBefore/>
       </w:pPr>
-      <w:bookmarkStart w:id="5" w:name="architecture"/>
+      <w:bookmarkStart w:id="5" w:name="_Toc242904054"/>
       <w:r>
         <w:lastRenderedPageBreak/>
-        <w:t>6. Workflow of the Proposed Project work / System Design / System Architecture</w:t>
+        <w:t>6. System Architecture and Workflow</w:t>
       </w:r>
       <w:bookmarkEnd w:id="5"/>
     </w:p>
@@ -1568,7 +2039,7 @@
         <w:jc w:val="both"/>
       </w:pPr>
       <w:r>
-        <w:t>A single Node.js process owns four loopback listeners. The browser controls the experiment through port 3000; measured requests pass through port 3002 to the demo on port 3001. The separate live proxy uses port 8080. Startup wiring is in src/app.js [7].</w:t>
+        <w:t>A single Node.js process owns four loopback listeners. The browser controls the experiment through port 3000; measured requests pass through port 3002 to the demo on port 3001. The separate live proxy uses port 8080. Startup wiring is in src/app.js.</w:t>
       </w:r>
     </w:p>
     <w:tbl>
@@ -1611,7 +2082,10 @@
           </w:tcPr>
           <w:p>
             <w:pPr>
-              <w:spacing w:after="40" w:line="252" w:lineRule="auto"/>
+              <w:spacing w:after="40" w:line="240" w:lineRule="auto"/>
+              <w:rPr>
+                <w:sz w:val="21"/>
+              </w:rPr>
             </w:pPr>
             <w:r>
               <w:rPr>
@@ -1636,7 +2110,10 @@
           </w:tcPr>
           <w:p>
             <w:pPr>
-              <w:spacing w:after="40" w:line="252" w:lineRule="auto"/>
+              <w:spacing w:after="40" w:line="240" w:lineRule="auto"/>
+              <w:rPr>
+                <w:sz w:val="21"/>
+              </w:rPr>
             </w:pPr>
             <w:r>
               <w:rPr>
@@ -1661,7 +2138,10 @@
           </w:tcPr>
           <w:p>
             <w:pPr>
-              <w:spacing w:after="40" w:line="252" w:lineRule="auto"/>
+              <w:spacing w:after="40" w:line="240" w:lineRule="auto"/>
+              <w:rPr>
+                <w:sz w:val="21"/>
+              </w:rPr>
             </w:pPr>
             <w:r>
               <w:rPr>
@@ -1691,7 +2171,10 @@
           </w:tcPr>
           <w:p>
             <w:pPr>
-              <w:spacing w:after="40" w:line="252" w:lineRule="auto"/>
+              <w:spacing w:after="40" w:line="240" w:lineRule="auto"/>
+              <w:rPr>
+                <w:sz w:val="21"/>
+              </w:rPr>
             </w:pPr>
             <w:r>
               <w:rPr>
@@ -1714,7 +2197,10 @@
           </w:tcPr>
           <w:p>
             <w:pPr>
-              <w:spacing w:after="40" w:line="252" w:lineRule="auto"/>
+              <w:spacing w:after="40" w:line="240" w:lineRule="auto"/>
+              <w:rPr>
+                <w:sz w:val="21"/>
+              </w:rPr>
             </w:pPr>
             <w:r>
               <w:rPr>
@@ -1737,7 +2223,10 @@
           </w:tcPr>
           <w:p>
             <w:pPr>
-              <w:spacing w:after="40" w:line="252" w:lineRule="auto"/>
+              <w:spacing w:after="40" w:line="240" w:lineRule="auto"/>
+              <w:rPr>
+                <w:sz w:val="21"/>
+              </w:rPr>
             </w:pPr>
             <w:r>
               <w:rPr>
@@ -1766,7 +2255,10 @@
           </w:tcPr>
           <w:p>
             <w:pPr>
-              <w:spacing w:after="40" w:line="252" w:lineRule="auto"/>
+              <w:spacing w:after="40" w:line="240" w:lineRule="auto"/>
+              <w:rPr>
+                <w:sz w:val="21"/>
+              </w:rPr>
             </w:pPr>
             <w:r>
               <w:rPr>
@@ -1789,7 +2281,10 @@
           </w:tcPr>
           <w:p>
             <w:pPr>
-              <w:spacing w:after="40" w:line="252" w:lineRule="auto"/>
+              <w:spacing w:after="40" w:line="240" w:lineRule="auto"/>
+              <w:rPr>
+                <w:sz w:val="21"/>
+              </w:rPr>
             </w:pPr>
             <w:r>
               <w:rPr>
@@ -1812,7 +2307,10 @@
           </w:tcPr>
           <w:p>
             <w:pPr>
-              <w:spacing w:after="40" w:line="252" w:lineRule="auto"/>
+              <w:spacing w:after="40" w:line="240" w:lineRule="auto"/>
+              <w:rPr>
+                <w:sz w:val="21"/>
+              </w:rPr>
             </w:pPr>
             <w:r>
               <w:rPr>
@@ -1841,7 +2339,10 @@
           </w:tcPr>
           <w:p>
             <w:pPr>
-              <w:spacing w:after="40" w:line="252" w:lineRule="auto"/>
+              <w:spacing w:after="40" w:line="240" w:lineRule="auto"/>
+              <w:rPr>
+                <w:sz w:val="21"/>
+              </w:rPr>
             </w:pPr>
             <w:r>
               <w:rPr>
@@ -1864,7 +2365,10 @@
           </w:tcPr>
           <w:p>
             <w:pPr>
-              <w:spacing w:after="40" w:line="252" w:lineRule="auto"/>
+              <w:spacing w:after="40" w:line="240" w:lineRule="auto"/>
+              <w:rPr>
+                <w:sz w:val="21"/>
+              </w:rPr>
             </w:pPr>
             <w:r>
               <w:rPr>
@@ -1887,7 +2391,10 @@
           </w:tcPr>
           <w:p>
             <w:pPr>
-              <w:spacing w:after="40" w:line="252" w:lineRule="auto"/>
+              <w:spacing w:after="40" w:line="240" w:lineRule="auto"/>
+              <w:rPr>
+                <w:sz w:val="21"/>
+              </w:rPr>
             </w:pPr>
             <w:r>
               <w:rPr>
@@ -1916,7 +2423,10 @@
           </w:tcPr>
           <w:p>
             <w:pPr>
-              <w:spacing w:after="40" w:line="252" w:lineRule="auto"/>
+              <w:spacing w:after="40" w:line="240" w:lineRule="auto"/>
+              <w:rPr>
+                <w:sz w:val="21"/>
+              </w:rPr>
             </w:pPr>
             <w:r>
               <w:rPr>
@@ -1939,7 +2449,10 @@
           </w:tcPr>
           <w:p>
             <w:pPr>
-              <w:spacing w:after="40" w:line="252" w:lineRule="auto"/>
+              <w:spacing w:after="40" w:line="240" w:lineRule="auto"/>
+              <w:rPr>
+                <w:sz w:val="21"/>
+              </w:rPr>
             </w:pPr>
             <w:r>
               <w:rPr>
@@ -1962,7 +2475,10 @@
           </w:tcPr>
           <w:p>
             <w:pPr>
-              <w:spacing w:after="40" w:line="252" w:lineRule="auto"/>
+              <w:spacing w:after="40" w:line="240" w:lineRule="auto"/>
+              <w:rPr>
+                <w:sz w:val="21"/>
+              </w:rPr>
             </w:pPr>
             <w:r>
               <w:rPr>
@@ -1976,12 +2492,7 @@
     </w:tbl>
     <w:p>
       <w:pPr>
-        <w:spacing w:after="0"/>
-        <w:jc w:val="both"/>
-      </w:pPr>
-    </w:p>
-    <w:p>
-      <w:pPr>
+        <w:spacing w:before="160"/>
         <w:jc w:val="center"/>
       </w:pPr>
       <w:r>
@@ -2031,7 +2542,10 @@
           </w:tcPr>
           <w:p>
             <w:pPr>
-              <w:spacing w:after="40" w:line="252" w:lineRule="auto"/>
+              <w:spacing w:after="40" w:line="240" w:lineRule="auto"/>
+              <w:rPr>
+                <w:sz w:val="21"/>
+              </w:rPr>
             </w:pPr>
             <w:r>
               <w:rPr>
@@ -2056,7 +2570,10 @@
           </w:tcPr>
           <w:p>
             <w:pPr>
-              <w:spacing w:after="40" w:line="252" w:lineRule="auto"/>
+              <w:spacing w:after="40" w:line="240" w:lineRule="auto"/>
+              <w:rPr>
+                <w:sz w:val="21"/>
+              </w:rPr>
             </w:pPr>
             <w:r>
               <w:rPr>
@@ -2081,7 +2598,10 @@
           </w:tcPr>
           <w:p>
             <w:pPr>
-              <w:spacing w:after="40" w:line="252" w:lineRule="auto"/>
+              <w:spacing w:after="40" w:line="240" w:lineRule="auto"/>
+              <w:rPr>
+                <w:sz w:val="21"/>
+              </w:rPr>
             </w:pPr>
             <w:r>
               <w:rPr>
@@ -2111,7 +2631,10 @@
           </w:tcPr>
           <w:p>
             <w:pPr>
-              <w:spacing w:after="40" w:line="252" w:lineRule="auto"/>
+              <w:spacing w:after="40" w:line="240" w:lineRule="auto"/>
+              <w:rPr>
+                <w:sz w:val="21"/>
+              </w:rPr>
             </w:pPr>
             <w:r>
               <w:rPr>
@@ -2134,7 +2657,10 @@
           </w:tcPr>
           <w:p>
             <w:pPr>
-              <w:spacing w:after="40" w:line="252" w:lineRule="auto"/>
+              <w:spacing w:after="40" w:line="240" w:lineRule="auto"/>
+              <w:rPr>
+                <w:sz w:val="21"/>
+              </w:rPr>
             </w:pPr>
             <w:r>
               <w:rPr>
@@ -2157,7 +2683,10 @@
           </w:tcPr>
           <w:p>
             <w:pPr>
-              <w:spacing w:after="40" w:line="252" w:lineRule="auto"/>
+              <w:spacing w:after="40" w:line="240" w:lineRule="auto"/>
+              <w:rPr>
+                <w:sz w:val="21"/>
+              </w:rPr>
             </w:pPr>
             <w:r>
               <w:rPr>
@@ -2186,7 +2715,10 @@
           </w:tcPr>
           <w:p>
             <w:pPr>
-              <w:spacing w:after="40" w:line="252" w:lineRule="auto"/>
+              <w:spacing w:after="40" w:line="240" w:lineRule="auto"/>
+              <w:rPr>
+                <w:sz w:val="21"/>
+              </w:rPr>
             </w:pPr>
             <w:r>
               <w:rPr>
@@ -2209,7 +2741,10 @@
           </w:tcPr>
           <w:p>
             <w:pPr>
-              <w:spacing w:after="40" w:line="252" w:lineRule="auto"/>
+              <w:spacing w:after="40" w:line="240" w:lineRule="auto"/>
+              <w:rPr>
+                <w:sz w:val="21"/>
+              </w:rPr>
             </w:pPr>
             <w:r>
               <w:rPr>
@@ -2232,7 +2767,10 @@
           </w:tcPr>
           <w:p>
             <w:pPr>
-              <w:spacing w:after="40" w:line="252" w:lineRule="auto"/>
+              <w:spacing w:after="40" w:line="240" w:lineRule="auto"/>
+              <w:rPr>
+                <w:sz w:val="21"/>
+              </w:rPr>
             </w:pPr>
             <w:r>
               <w:rPr>
@@ -2246,12 +2784,7 @@
     </w:tbl>
     <w:p>
       <w:pPr>
-        <w:spacing w:after="0"/>
-        <w:jc w:val="both"/>
-      </w:pPr>
-    </w:p>
-    <w:p>
-      <w:pPr>
+        <w:spacing w:before="160"/>
         <w:jc w:val="both"/>
       </w:pPr>
       <w:r>
@@ -2302,297 +2835,16 @@
       </w:r>
     </w:p>
     <w:p>
-      <w:r>
-        <w:br w:type="page"/>
-      </w:r>
-    </w:p>
-    <w:p>
       <w:pPr>
         <w:pStyle w:val="Heading1"/>
+        <w:pageBreakBefore/>
       </w:pPr>
-      <w:bookmarkStart w:id="6" w:name="contributions"/>
+      <w:bookmarkStart w:id="6" w:name="_Toc242904055"/>
       <w:r>
         <w:lastRenderedPageBreak/>
-        <w:t>7. Contribution of Individual team member</w:t>
+        <w:t>7. Modules Explanation</w:t>
       </w:r>
       <w:bookmarkEnd w:id="6"/>
-    </w:p>
-    <w:tbl>
-      <w:tblPr>
-        <w:tblW w:w="0" w:type="auto"/>
-        <w:jc w:val="center"/>
-        <w:tblBorders>
-          <w:top w:val="single" w:sz="5" w:space="0" w:color="D9D9D9"/>
-          <w:left w:val="single" w:sz="5" w:space="0" w:color="D9D9D9"/>
-          <w:bottom w:val="single" w:sz="5" w:space="0" w:color="D9D9D9"/>
-          <w:right w:val="single" w:sz="5" w:space="0" w:color="D9D9D9"/>
-          <w:insideH w:val="single" w:sz="5" w:space="0" w:color="D9D9D9"/>
-          <w:insideV w:val="single" w:sz="5" w:space="0" w:color="D9D9D9"/>
-        </w:tblBorders>
-        <w:tblLayout w:type="fixed"/>
-        <w:tblLook w:val="04A0" w:firstRow="1" w:lastRow="0" w:firstColumn="1" w:lastColumn="0" w:noHBand="0" w:noVBand="1"/>
-      </w:tblPr>
-      <w:tblGrid>
-        <w:gridCol w:w="2232"/>
-        <w:gridCol w:w="2088"/>
-        <w:gridCol w:w="4824"/>
-      </w:tblGrid>
-      <w:tr>
-        <w:trPr>
-          <w:cantSplit/>
-          <w:tblHeader/>
-          <w:jc w:val="center"/>
-        </w:trPr>
-        <w:tc>
-          <w:tcPr>
-            <w:tcW w:w="2232" w:type="dxa"/>
-            <w:shd w:val="clear" w:color="auto" w:fill="EAEAEA"/>
-            <w:tcMar>
-              <w:top w:w="85" w:type="dxa"/>
-              <w:left w:w="85" w:type="dxa"/>
-              <w:bottom w:w="85" w:type="dxa"/>
-              <w:right w:w="85" w:type="dxa"/>
-            </w:tcMar>
-            <w:vAlign w:val="center"/>
-          </w:tcPr>
-          <w:p>
-            <w:pPr>
-              <w:spacing w:after="40" w:line="252" w:lineRule="auto"/>
-            </w:pPr>
-            <w:r>
-              <w:rPr>
-                <w:b/>
-                <w:sz w:val="21"/>
-              </w:rPr>
-              <w:t>Team member</w:t>
-            </w:r>
-          </w:p>
-        </w:tc>
-        <w:tc>
-          <w:tcPr>
-            <w:tcW w:w="2088" w:type="dxa"/>
-            <w:shd w:val="clear" w:color="auto" w:fill="EAEAEA"/>
-            <w:tcMar>
-              <w:top w:w="85" w:type="dxa"/>
-              <w:left w:w="85" w:type="dxa"/>
-              <w:bottom w:w="85" w:type="dxa"/>
-              <w:right w:w="85" w:type="dxa"/>
-            </w:tcMar>
-            <w:vAlign w:val="center"/>
-          </w:tcPr>
-          <w:p>
-            <w:pPr>
-              <w:spacing w:after="40" w:line="252" w:lineRule="auto"/>
-            </w:pPr>
-            <w:r>
-              <w:rPr>
-                <w:b/>
-                <w:sz w:val="21"/>
-              </w:rPr>
-              <w:t>Registration number</w:t>
-            </w:r>
-          </w:p>
-        </w:tc>
-        <w:tc>
-          <w:tcPr>
-            <w:tcW w:w="4824" w:type="dxa"/>
-            <w:shd w:val="clear" w:color="auto" w:fill="EAEAEA"/>
-            <w:tcMar>
-              <w:top w:w="85" w:type="dxa"/>
-              <w:left w:w="85" w:type="dxa"/>
-              <w:bottom w:w="85" w:type="dxa"/>
-              <w:right w:w="85" w:type="dxa"/>
-            </w:tcMar>
-            <w:vAlign w:val="center"/>
-          </w:tcPr>
-          <w:p>
-            <w:pPr>
-              <w:spacing w:after="40" w:line="252" w:lineRule="auto"/>
-            </w:pPr>
-            <w:r>
-              <w:rPr>
-                <w:b/>
-                <w:sz w:val="21"/>
-              </w:rPr>
-              <w:t>Contribution</w:t>
-            </w:r>
-          </w:p>
-        </w:tc>
-      </w:tr>
-      <w:tr>
-        <w:trPr>
-          <w:cantSplit/>
-          <w:jc w:val="center"/>
-        </w:trPr>
-        <w:tc>
-          <w:tcPr>
-            <w:tcW w:w="2232" w:type="dxa"/>
-            <w:tcMar>
-              <w:top w:w="85" w:type="dxa"/>
-              <w:left w:w="85" w:type="dxa"/>
-              <w:bottom w:w="85" w:type="dxa"/>
-              <w:right w:w="85" w:type="dxa"/>
-            </w:tcMar>
-            <w:vAlign w:val="center"/>
-          </w:tcPr>
-          <w:p>
-            <w:pPr>
-              <w:spacing w:after="40" w:line="252" w:lineRule="auto"/>
-            </w:pPr>
-            <w:r>
-              <w:rPr>
-                <w:sz w:val="21"/>
-              </w:rPr>
-              <w:t>[Student 1 Name]</w:t>
-            </w:r>
-          </w:p>
-        </w:tc>
-        <w:tc>
-          <w:tcPr>
-            <w:tcW w:w="2088" w:type="dxa"/>
-            <w:tcMar>
-              <w:top w:w="85" w:type="dxa"/>
-              <w:left w:w="85" w:type="dxa"/>
-              <w:bottom w:w="85" w:type="dxa"/>
-              <w:right w:w="85" w:type="dxa"/>
-            </w:tcMar>
-            <w:vAlign w:val="center"/>
-          </w:tcPr>
-          <w:p>
-            <w:pPr>
-              <w:spacing w:after="40" w:line="252" w:lineRule="auto"/>
-            </w:pPr>
-            <w:r>
-              <w:rPr>
-                <w:sz w:val="21"/>
-              </w:rPr>
-              <w:t>[Registration number]</w:t>
-            </w:r>
-          </w:p>
-        </w:tc>
-        <w:tc>
-          <w:tcPr>
-            <w:tcW w:w="4824" w:type="dxa"/>
-            <w:tcMar>
-              <w:top w:w="85" w:type="dxa"/>
-              <w:left w:w="85" w:type="dxa"/>
-              <w:bottom w:w="85" w:type="dxa"/>
-              <w:right w:w="85" w:type="dxa"/>
-            </w:tcMar>
-            <w:vAlign w:val="center"/>
-          </w:tcPr>
-          <w:p>
-            <w:pPr>
-              <w:spacing w:after="40" w:line="252" w:lineRule="auto"/>
-            </w:pPr>
-            <w:r>
-              <w:rPr>
-                <w:sz w:val="21"/>
-              </w:rPr>
-              <w:t>[Confirm individual contribution to application requirements, testing, evidence and report.]</w:t>
-            </w:r>
-          </w:p>
-        </w:tc>
-      </w:tr>
-      <w:tr>
-        <w:trPr>
-          <w:cantSplit/>
-          <w:jc w:val="center"/>
-        </w:trPr>
-        <w:tc>
-          <w:tcPr>
-            <w:tcW w:w="2232" w:type="dxa"/>
-            <w:tcMar>
-              <w:top w:w="85" w:type="dxa"/>
-              <w:left w:w="85" w:type="dxa"/>
-              <w:bottom w:w="85" w:type="dxa"/>
-              <w:right w:w="85" w:type="dxa"/>
-            </w:tcMar>
-            <w:vAlign w:val="center"/>
-          </w:tcPr>
-          <w:p>
-            <w:pPr>
-              <w:spacing w:after="40" w:line="252" w:lineRule="auto"/>
-            </w:pPr>
-            <w:r>
-              <w:rPr>
-                <w:sz w:val="21"/>
-              </w:rPr>
-              <w:t>[Student 2 Name]</w:t>
-            </w:r>
-          </w:p>
-        </w:tc>
-        <w:tc>
-          <w:tcPr>
-            <w:tcW w:w="2088" w:type="dxa"/>
-            <w:tcMar>
-              <w:top w:w="85" w:type="dxa"/>
-              <w:left w:w="85" w:type="dxa"/>
-              <w:bottom w:w="85" w:type="dxa"/>
-              <w:right w:w="85" w:type="dxa"/>
-            </w:tcMar>
-            <w:vAlign w:val="center"/>
-          </w:tcPr>
-          <w:p>
-            <w:pPr>
-              <w:spacing w:after="40" w:line="252" w:lineRule="auto"/>
-            </w:pPr>
-            <w:r>
-              <w:rPr>
-                <w:sz w:val="21"/>
-              </w:rPr>
-              <w:t>[Registration number]</w:t>
-            </w:r>
-          </w:p>
-        </w:tc>
-        <w:tc>
-          <w:tcPr>
-            <w:tcW w:w="4824" w:type="dxa"/>
-            <w:tcMar>
-              <w:top w:w="85" w:type="dxa"/>
-              <w:left w:w="85" w:type="dxa"/>
-              <w:bottom w:w="85" w:type="dxa"/>
-              <w:right w:w="85" w:type="dxa"/>
-            </w:tcMar>
-            <w:vAlign w:val="center"/>
-          </w:tcPr>
-          <w:p>
-            <w:pPr>
-              <w:spacing w:after="40" w:line="252" w:lineRule="auto"/>
-            </w:pPr>
-            <w:r>
-              <w:rPr>
-                <w:sz w:val="21"/>
-              </w:rPr>
-              <w:t>[Confirm individual contribution to routing labs, testing, evidence and report.]</w:t>
-            </w:r>
-          </w:p>
-        </w:tc>
-      </w:tr>
-    </w:tbl>
-    <w:p>
-      <w:pPr>
-        <w:spacing w:after="0"/>
-        <w:jc w:val="both"/>
-      </w:pPr>
-    </w:p>
-    <w:p>
-      <w:pPr>
-        <w:jc w:val="both"/>
-      </w:pPr>
-      <w:r>
-        <w:t>Application and test source code was written by AI coding agents under the project owner's requirements and decisions. The individual contributions above must describe each student's actual work, including understanding, configuration, experiment design, verification and interpretation; they must not attribute manual coding that did not occur.</w:t>
-      </w:r>
-    </w:p>
-    <w:p>
-      <w:pPr>
-        <w:pStyle w:val="Heading1"/>
-      </w:pPr>
-      <w:bookmarkStart w:id="7" w:name="modules"/>
-      <w:r>
-        <w:t>8. Modules Explanation</w:t>
-      </w:r>
-      <w:bookmarkEnd w:id="7"/>
     </w:p>
     <w:tbl>
       <w:tblPr>
@@ -2633,7 +2885,10 @@
           </w:tcPr>
           <w:p>
             <w:pPr>
-              <w:spacing w:after="40" w:line="252" w:lineRule="auto"/>
+              <w:spacing w:after="40" w:line="240" w:lineRule="auto"/>
+              <w:rPr>
+                <w:sz w:val="21"/>
+              </w:rPr>
             </w:pPr>
             <w:r>
               <w:rPr>
@@ -2658,7 +2913,10 @@
           </w:tcPr>
           <w:p>
             <w:pPr>
-              <w:spacing w:after="40" w:line="252" w:lineRule="auto"/>
+              <w:spacing w:after="40" w:line="240" w:lineRule="auto"/>
+              <w:rPr>
+                <w:sz w:val="21"/>
+              </w:rPr>
             </w:pPr>
             <w:r>
               <w:rPr>
@@ -2688,7 +2946,10 @@
           </w:tcPr>
           <w:p>
             <w:pPr>
-              <w:spacing w:after="40" w:line="252" w:lineRule="auto"/>
+              <w:spacing w:after="40" w:line="240" w:lineRule="auto"/>
+              <w:rPr>
+                <w:sz w:val="21"/>
+              </w:rPr>
             </w:pPr>
             <w:r>
               <w:rPr>
@@ -2711,7 +2972,10 @@
           </w:tcPr>
           <w:p>
             <w:pPr>
-              <w:spacing w:after="40" w:line="252" w:lineRule="auto"/>
+              <w:spacing w:after="40" w:line="240" w:lineRule="auto"/>
+              <w:rPr>
+                <w:sz w:val="21"/>
+              </w:rPr>
             </w:pPr>
             <w:r>
               <w:rPr>
@@ -2740,7 +3004,10 @@
           </w:tcPr>
           <w:p>
             <w:pPr>
-              <w:spacing w:after="40" w:line="252" w:lineRule="auto"/>
+              <w:spacing w:after="40" w:line="240" w:lineRule="auto"/>
+              <w:rPr>
+                <w:sz w:val="21"/>
+              </w:rPr>
             </w:pPr>
             <w:r>
               <w:rPr>
@@ -2763,7 +3030,10 @@
           </w:tcPr>
           <w:p>
             <w:pPr>
-              <w:spacing w:after="40" w:line="252" w:lineRule="auto"/>
+              <w:spacing w:after="40" w:line="240" w:lineRule="auto"/>
+              <w:rPr>
+                <w:sz w:val="21"/>
+              </w:rPr>
             </w:pPr>
             <w:r>
               <w:rPr>
@@ -2792,7 +3062,10 @@
           </w:tcPr>
           <w:p>
             <w:pPr>
-              <w:spacing w:after="40" w:line="252" w:lineRule="auto"/>
+              <w:spacing w:after="40" w:line="240" w:lineRule="auto"/>
+              <w:rPr>
+                <w:sz w:val="21"/>
+              </w:rPr>
             </w:pPr>
             <w:r>
               <w:rPr>
@@ -2815,7 +3088,10 @@
           </w:tcPr>
           <w:p>
             <w:pPr>
-              <w:spacing w:after="40" w:line="252" w:lineRule="auto"/>
+              <w:spacing w:after="40" w:line="240" w:lineRule="auto"/>
+              <w:rPr>
+                <w:sz w:val="21"/>
+              </w:rPr>
             </w:pPr>
             <w:r>
               <w:rPr>
@@ -2844,7 +3120,10 @@
           </w:tcPr>
           <w:p>
             <w:pPr>
-              <w:spacing w:after="40" w:line="252" w:lineRule="auto"/>
+              <w:spacing w:after="40" w:line="240" w:lineRule="auto"/>
+              <w:rPr>
+                <w:sz w:val="21"/>
+              </w:rPr>
             </w:pPr>
             <w:r>
               <w:rPr>
@@ -2867,7 +3146,10 @@
           </w:tcPr>
           <w:p>
             <w:pPr>
-              <w:spacing w:after="40" w:line="252" w:lineRule="auto"/>
+              <w:spacing w:after="40" w:line="240" w:lineRule="auto"/>
+              <w:rPr>
+                <w:sz w:val="21"/>
+              </w:rPr>
             </w:pPr>
             <w:r>
               <w:rPr>
@@ -2896,7 +3178,10 @@
           </w:tcPr>
           <w:p>
             <w:pPr>
-              <w:spacing w:after="40" w:line="252" w:lineRule="auto"/>
+              <w:spacing w:after="40" w:line="240" w:lineRule="auto"/>
+              <w:rPr>
+                <w:sz w:val="21"/>
+              </w:rPr>
             </w:pPr>
             <w:r>
               <w:rPr>
@@ -2919,7 +3204,10 @@
           </w:tcPr>
           <w:p>
             <w:pPr>
-              <w:spacing w:after="40" w:line="252" w:lineRule="auto"/>
+              <w:spacing w:after="40" w:line="240" w:lineRule="auto"/>
+              <w:rPr>
+                <w:sz w:val="21"/>
+              </w:rPr>
             </w:pPr>
             <w:r>
               <w:rPr>
@@ -2948,7 +3236,10 @@
           </w:tcPr>
           <w:p>
             <w:pPr>
-              <w:spacing w:after="40" w:line="252" w:lineRule="auto"/>
+              <w:spacing w:after="40" w:line="240" w:lineRule="auto"/>
+              <w:rPr>
+                <w:sz w:val="21"/>
+              </w:rPr>
             </w:pPr>
             <w:r>
               <w:rPr>
@@ -2971,7 +3262,10 @@
           </w:tcPr>
           <w:p>
             <w:pPr>
-              <w:spacing w:after="40" w:line="252" w:lineRule="auto"/>
+              <w:spacing w:after="40" w:line="240" w:lineRule="auto"/>
+              <w:rPr>
+                <w:sz w:val="21"/>
+              </w:rPr>
             </w:pPr>
             <w:r>
               <w:rPr>
@@ -3000,7 +3294,10 @@
           </w:tcPr>
           <w:p>
             <w:pPr>
-              <w:spacing w:after="40" w:line="252" w:lineRule="auto"/>
+              <w:spacing w:after="40" w:line="240" w:lineRule="auto"/>
+              <w:rPr>
+                <w:sz w:val="21"/>
+              </w:rPr>
             </w:pPr>
             <w:r>
               <w:rPr>
@@ -3023,7 +3320,10 @@
           </w:tcPr>
           <w:p>
             <w:pPr>
-              <w:spacing w:after="40" w:line="252" w:lineRule="auto"/>
+              <w:spacing w:after="40" w:line="240" w:lineRule="auto"/>
+              <w:rPr>
+                <w:sz w:val="21"/>
+              </w:rPr>
             </w:pPr>
             <w:r>
               <w:rPr>
@@ -3052,7 +3352,10 @@
           </w:tcPr>
           <w:p>
             <w:pPr>
-              <w:spacing w:after="40" w:line="252" w:lineRule="auto"/>
+              <w:spacing w:after="40" w:line="240" w:lineRule="auto"/>
+              <w:rPr>
+                <w:sz w:val="21"/>
+              </w:rPr>
             </w:pPr>
             <w:r>
               <w:rPr>
@@ -3075,7 +3378,10 @@
           </w:tcPr>
           <w:p>
             <w:pPr>
-              <w:spacing w:after="40" w:line="252" w:lineRule="auto"/>
+              <w:spacing w:after="40" w:line="240" w:lineRule="auto"/>
+              <w:rPr>
+                <w:sz w:val="21"/>
+              </w:rPr>
             </w:pPr>
             <w:r>
               <w:rPr>
@@ -3104,7 +3410,10 @@
           </w:tcPr>
           <w:p>
             <w:pPr>
-              <w:spacing w:after="40" w:line="252" w:lineRule="auto"/>
+              <w:spacing w:after="40" w:line="240" w:lineRule="auto"/>
+              <w:rPr>
+                <w:sz w:val="21"/>
+              </w:rPr>
             </w:pPr>
             <w:r>
               <w:rPr>
@@ -3127,7 +3436,10 @@
           </w:tcPr>
           <w:p>
             <w:pPr>
-              <w:spacing w:after="40" w:line="252" w:lineRule="auto"/>
+              <w:spacing w:after="40" w:line="240" w:lineRule="auto"/>
+              <w:rPr>
+                <w:sz w:val="21"/>
+              </w:rPr>
             </w:pPr>
             <w:r>
               <w:rPr>
@@ -3156,7 +3468,10 @@
           </w:tcPr>
           <w:p>
             <w:pPr>
-              <w:spacing w:after="40" w:line="252" w:lineRule="auto"/>
+              <w:spacing w:after="40" w:line="240" w:lineRule="auto"/>
+              <w:rPr>
+                <w:sz w:val="21"/>
+              </w:rPr>
             </w:pPr>
             <w:r>
               <w:rPr>
@@ -3179,7 +3494,10 @@
           </w:tcPr>
           <w:p>
             <w:pPr>
-              <w:spacing w:after="40" w:line="252" w:lineRule="auto"/>
+              <w:spacing w:after="40" w:line="240" w:lineRule="auto"/>
+              <w:rPr>
+                <w:sz w:val="21"/>
+              </w:rPr>
             </w:pPr>
             <w:r>
               <w:rPr>
@@ -3193,35 +3511,26 @@
     </w:tbl>
     <w:p>
       <w:pPr>
-        <w:spacing w:after="0"/>
-        <w:jc w:val="both"/>
+        <w:pStyle w:val="Heading1"/>
+        <w:pageBreakBefore/>
+        <w:spacing w:before="160"/>
       </w:pPr>
-    </w:p>
-    <w:p>
-      <w:r>
-        <w:br w:type="page"/>
-      </w:r>
-    </w:p>
-    <w:p>
-      <w:pPr>
-        <w:pStyle w:val="Heading1"/>
-      </w:pPr>
-      <w:bookmarkStart w:id="8" w:name="implementation"/>
+      <w:bookmarkStart w:id="7" w:name="_Toc242904056"/>
       <w:r>
         <w:lastRenderedPageBreak/>
-        <w:t>9. Project Implementation</w:t>
+        <w:t>8. Project Implementation</w:t>
       </w:r>
-      <w:bookmarkEnd w:id="8"/>
+      <w:bookmarkEnd w:id="7"/>
     </w:p>
     <w:p>
       <w:pPr>
         <w:pStyle w:val="Heading2"/>
       </w:pPr>
-      <w:bookmarkStart w:id="9" w:name="setup"/>
+      <w:bookmarkStart w:id="8" w:name="_Toc242904057"/>
       <w:r>
-        <w:t>a. Experimental Setup with Hardware and Software Requirements</w:t>
+        <w:t>8.1 Experimental Setup and Requirements</w:t>
       </w:r>
-      <w:bookmarkEnd w:id="9"/>
+      <w:bookmarkEnd w:id="8"/>
     </w:p>
     <w:tbl>
       <w:tblPr>
@@ -3262,7 +3571,10 @@
           </w:tcPr>
           <w:p>
             <w:pPr>
-              <w:spacing w:after="40" w:line="252" w:lineRule="auto"/>
+              <w:spacing w:after="40" w:line="240" w:lineRule="auto"/>
+              <w:rPr>
+                <w:sz w:val="21"/>
+              </w:rPr>
             </w:pPr>
             <w:r>
               <w:rPr>
@@ -3287,7 +3599,10 @@
           </w:tcPr>
           <w:p>
             <w:pPr>
-              <w:spacing w:after="40" w:line="252" w:lineRule="auto"/>
+              <w:spacing w:after="40" w:line="240" w:lineRule="auto"/>
+              <w:rPr>
+                <w:sz w:val="21"/>
+              </w:rPr>
             </w:pPr>
             <w:r>
               <w:rPr>
@@ -3317,7 +3632,10 @@
           </w:tcPr>
           <w:p>
             <w:pPr>
-              <w:spacing w:after="40" w:line="252" w:lineRule="auto"/>
+              <w:spacing w:after="40" w:line="240" w:lineRule="auto"/>
+              <w:rPr>
+                <w:sz w:val="21"/>
+              </w:rPr>
             </w:pPr>
             <w:r>
               <w:rPr>
@@ -3340,13 +3658,16 @@
           </w:tcPr>
           <w:p>
             <w:pPr>
-              <w:spacing w:after="40" w:line="252" w:lineRule="auto"/>
+              <w:spacing w:after="40" w:line="240" w:lineRule="auto"/>
+              <w:rPr>
+                <w:sz w:val="21"/>
+              </w:rPr>
             </w:pPr>
             <w:r>
               <w:rPr>
                 <w:sz w:val="21"/>
               </w:rPr>
-              <w:t>Two active laptops; [CPU], [RAM], [operating-system build] for each laptop.</w:t>
+              <w:t>Two active laptops</w:t>
             </w:r>
           </w:p>
         </w:tc>
@@ -3369,7 +3690,10 @@
           </w:tcPr>
           <w:p>
             <w:pPr>
-              <w:spacing w:after="40" w:line="252" w:lineRule="auto"/>
+              <w:spacing w:after="40" w:line="240" w:lineRule="auto"/>
+              <w:rPr>
+                <w:sz w:val="21"/>
+              </w:rPr>
             </w:pPr>
             <w:r>
               <w:rPr>
@@ -3392,7 +3716,10 @@
           </w:tcPr>
           <w:p>
             <w:pPr>
-              <w:spacing w:after="40" w:line="252" w:lineRule="auto"/>
+              <w:spacing w:after="40" w:line="240" w:lineRule="auto"/>
+              <w:rPr>
+                <w:sz w:val="21"/>
+              </w:rPr>
             </w:pPr>
             <w:r>
               <w:rPr>
@@ -3421,7 +3748,10 @@
           </w:tcPr>
           <w:p>
             <w:pPr>
-              <w:spacing w:after="40" w:line="252" w:lineRule="auto"/>
+              <w:spacing w:after="40" w:line="240" w:lineRule="auto"/>
+              <w:rPr>
+                <w:sz w:val="21"/>
+              </w:rPr>
             </w:pPr>
             <w:r>
               <w:rPr>
@@ -3444,13 +3774,16 @@
           </w:tcPr>
           <w:p>
             <w:pPr>
-              <w:spacing w:after="40" w:line="252" w:lineRule="auto"/>
+              <w:spacing w:after="40" w:line="240" w:lineRule="auto"/>
+              <w:rPr>
+                <w:sz w:val="21"/>
+              </w:rPr>
             </w:pPr>
             <w:r>
               <w:rPr>
                 <w:sz w:val="21"/>
               </w:rPr>
-              <w:t>Plain HTML/CSS/JavaScript and a Chromium-based browser; [browser version].</w:t>
+              <w:t>Plain HTML/CSS/JavaScript and a Chromium-based browser</w:t>
             </w:r>
           </w:p>
         </w:tc>
@@ -3473,7 +3806,10 @@
           </w:tcPr>
           <w:p>
             <w:pPr>
-              <w:spacing w:after="40" w:line="252" w:lineRule="auto"/>
+              <w:spacing w:after="40" w:line="240" w:lineRule="auto"/>
+              <w:rPr>
+                <w:sz w:val="21"/>
+              </w:rPr>
             </w:pPr>
             <w:r>
               <w:rPr>
@@ -3496,7 +3832,10 @@
           </w:tcPr>
           <w:p>
             <w:pPr>
-              <w:spacing w:after="40" w:line="252" w:lineRule="auto"/>
+              <w:spacing w:after="40" w:line="240" w:lineRule="auto"/>
+              <w:rPr>
+                <w:sz w:val="21"/>
+              </w:rPr>
             </w:pPr>
             <w:r>
               <w:rPr>
@@ -3525,7 +3864,10 @@
           </w:tcPr>
           <w:p>
             <w:pPr>
-              <w:spacing w:after="40" w:line="252" w:lineRule="auto"/>
+              <w:spacing w:after="40" w:line="240" w:lineRule="auto"/>
+              <w:rPr>
+                <w:sz w:val="21"/>
+              </w:rPr>
             </w:pPr>
             <w:r>
               <w:rPr>
@@ -3548,7 +3890,10 @@
           </w:tcPr>
           <w:p>
             <w:pPr>
-              <w:spacing w:after="40" w:line="252" w:lineRule="auto"/>
+              <w:spacing w:after="40" w:line="240" w:lineRule="auto"/>
+              <w:rPr>
+                <w:sz w:val="21"/>
+              </w:rPr>
             </w:pPr>
             <w:r>
               <w:rPr>
@@ -3577,7 +3922,10 @@
           </w:tcPr>
           <w:p>
             <w:pPr>
-              <w:spacing w:after="40" w:line="252" w:lineRule="auto"/>
+              <w:spacing w:after="40" w:line="240" w:lineRule="auto"/>
+              <w:rPr>
+                <w:sz w:val="21"/>
+              </w:rPr>
             </w:pPr>
             <w:r>
               <w:rPr>
@@ -3600,7 +3948,10 @@
           </w:tcPr>
           <w:p>
             <w:pPr>
-              <w:spacing w:after="40" w:line="252" w:lineRule="auto"/>
+              <w:spacing w:after="40" w:line="240" w:lineRule="auto"/>
+              <w:rPr>
+                <w:sz w:val="21"/>
+              </w:rPr>
             </w:pPr>
             <w:r>
               <w:rPr>
@@ -3629,7 +3980,10 @@
           </w:tcPr>
           <w:p>
             <w:pPr>
-              <w:spacing w:after="40" w:line="252" w:lineRule="auto"/>
+              <w:spacing w:after="40" w:line="240" w:lineRule="auto"/>
+              <w:rPr>
+                <w:sz w:val="21"/>
+              </w:rPr>
             </w:pPr>
             <w:r>
               <w:rPr>
@@ -3652,7 +4006,10 @@
           </w:tcPr>
           <w:p>
             <w:pPr>
-              <w:spacing w:after="40" w:line="252" w:lineRule="auto"/>
+              <w:spacing w:after="40" w:line="240" w:lineRule="auto"/>
+              <w:rPr>
+                <w:sz w:val="21"/>
+              </w:rPr>
             </w:pPr>
             <w:r>
               <w:rPr>
@@ -3666,27 +4023,22 @@
     </w:tbl>
     <w:p>
       <w:pPr>
-        <w:spacing w:after="0"/>
-        <w:jc w:val="both"/>
-      </w:pPr>
-    </w:p>
-    <w:p>
-      <w:pPr>
+        <w:spacing w:before="160"/>
         <w:jc w:val="both"/>
       </w:pPr>
       <w:r>
-        <w:t>The test pair is PC1 192.168.0.2 to PC3 192.168.1.2. The LANs are 192.168.0.0/24, 192.168.1.0/24 and 192.168.2.0/24. Router links use /30 networks 10.0.0.0, 10.0.0.4 and 10.0.0.8. Disable R1 GigabitEthernet0/0 for the direct-link failure. The reviewed labs are retained on the separate task/packet-tracer-labs branch [9].</w:t>
+        <w:t>The test pair is PC1 192.168.0.2 to PC3 192.168.1.2. The LANs are 192.168.0.0/24, 192.168.1.0/24 and 192.168.2.0/24. Router links use /30 networks 10.0.0.0, 10.0.0.4 and 10.0.0.8. Disable R1 GigabitEthernet0/0 for the direct-link failure. The reviewed labs are retained on the separate task/packet-tracer-labs branch.</w:t>
       </w:r>
     </w:p>
     <w:p>
       <w:pPr>
         <w:pStyle w:val="Heading2"/>
       </w:pPr>
-      <w:bookmarkStart w:id="10" w:name="cases"/>
+      <w:bookmarkStart w:id="9" w:name="_Toc242904058"/>
       <w:r>
-        <w:t>b. Test Cases</w:t>
+        <w:t>8.2 Test Cases</w:t>
       </w:r>
-      <w:bookmarkEnd w:id="10"/>
+      <w:bookmarkEnd w:id="9"/>
     </w:p>
     <w:tbl>
       <w:tblPr>
@@ -3728,7 +4080,10 @@
           </w:tcPr>
           <w:p>
             <w:pPr>
-              <w:spacing w:after="40" w:line="252" w:lineRule="auto"/>
+              <w:spacing w:after="40" w:line="240" w:lineRule="auto"/>
+              <w:rPr>
+                <w:sz w:val="21"/>
+              </w:rPr>
             </w:pPr>
             <w:r>
               <w:rPr>
@@ -3753,7 +4108,10 @@
           </w:tcPr>
           <w:p>
             <w:pPr>
-              <w:spacing w:after="40" w:line="252" w:lineRule="auto"/>
+              <w:spacing w:after="40" w:line="240" w:lineRule="auto"/>
+              <w:rPr>
+                <w:sz w:val="21"/>
+              </w:rPr>
             </w:pPr>
             <w:r>
               <w:rPr>
@@ -3778,7 +4136,10 @@
           </w:tcPr>
           <w:p>
             <w:pPr>
-              <w:spacing w:after="40" w:line="252" w:lineRule="auto"/>
+              <w:spacing w:after="40" w:line="240" w:lineRule="auto"/>
+              <w:rPr>
+                <w:sz w:val="21"/>
+              </w:rPr>
             </w:pPr>
             <w:r>
               <w:rPr>
@@ -3808,7 +4169,10 @@
           </w:tcPr>
           <w:p>
             <w:pPr>
-              <w:spacing w:after="40" w:line="252" w:lineRule="auto"/>
+              <w:spacing w:after="40" w:line="240" w:lineRule="auto"/>
+              <w:rPr>
+                <w:sz w:val="21"/>
+              </w:rPr>
             </w:pPr>
             <w:r>
               <w:rPr>
@@ -3831,7 +4195,10 @@
           </w:tcPr>
           <w:p>
             <w:pPr>
-              <w:spacing w:after="40" w:line="252" w:lineRule="auto"/>
+              <w:spacing w:after="40" w:line="240" w:lineRule="auto"/>
+              <w:rPr>
+                <w:sz w:val="21"/>
+              </w:rPr>
             </w:pPr>
             <w:r>
               <w:rPr>
@@ -3854,7 +4221,10 @@
           </w:tcPr>
           <w:p>
             <w:pPr>
-              <w:spacing w:after="40" w:line="252" w:lineRule="auto"/>
+              <w:spacing w:after="40" w:line="240" w:lineRule="auto"/>
+              <w:rPr>
+                <w:sz w:val="21"/>
+              </w:rPr>
             </w:pPr>
             <w:r>
               <w:rPr>
@@ -3883,7 +4253,10 @@
           </w:tcPr>
           <w:p>
             <w:pPr>
-              <w:spacing w:after="40" w:line="252" w:lineRule="auto"/>
+              <w:spacing w:after="40" w:line="240" w:lineRule="auto"/>
+              <w:rPr>
+                <w:sz w:val="21"/>
+              </w:rPr>
             </w:pPr>
             <w:r>
               <w:rPr>
@@ -3906,7 +4279,10 @@
           </w:tcPr>
           <w:p>
             <w:pPr>
-              <w:spacing w:after="40" w:line="252" w:lineRule="auto"/>
+              <w:spacing w:after="40" w:line="240" w:lineRule="auto"/>
+              <w:rPr>
+                <w:sz w:val="21"/>
+              </w:rPr>
             </w:pPr>
             <w:r>
               <w:rPr>
@@ -3929,7 +4305,10 @@
           </w:tcPr>
           <w:p>
             <w:pPr>
-              <w:spacing w:after="40" w:line="252" w:lineRule="auto"/>
+              <w:spacing w:after="40" w:line="240" w:lineRule="auto"/>
+              <w:rPr>
+                <w:sz w:val="21"/>
+              </w:rPr>
             </w:pPr>
             <w:r>
               <w:rPr>
@@ -3958,7 +4337,10 @@
           </w:tcPr>
           <w:p>
             <w:pPr>
-              <w:spacing w:after="40" w:line="252" w:lineRule="auto"/>
+              <w:spacing w:after="40" w:line="240" w:lineRule="auto"/>
+              <w:rPr>
+                <w:sz w:val="21"/>
+              </w:rPr>
             </w:pPr>
             <w:r>
               <w:rPr>
@@ -3981,7 +4363,10 @@
           </w:tcPr>
           <w:p>
             <w:pPr>
-              <w:spacing w:after="40" w:line="252" w:lineRule="auto"/>
+              <w:spacing w:after="40" w:line="240" w:lineRule="auto"/>
+              <w:rPr>
+                <w:sz w:val="21"/>
+              </w:rPr>
             </w:pPr>
             <w:r>
               <w:rPr>
@@ -4004,7 +4389,10 @@
           </w:tcPr>
           <w:p>
             <w:pPr>
-              <w:spacing w:after="40" w:line="252" w:lineRule="auto"/>
+              <w:spacing w:after="40" w:line="240" w:lineRule="auto"/>
+              <w:rPr>
+                <w:sz w:val="21"/>
+              </w:rPr>
             </w:pPr>
             <w:r>
               <w:rPr>
@@ -4033,7 +4421,10 @@
           </w:tcPr>
           <w:p>
             <w:pPr>
-              <w:spacing w:after="40" w:line="252" w:lineRule="auto"/>
+              <w:spacing w:after="40" w:line="240" w:lineRule="auto"/>
+              <w:rPr>
+                <w:sz w:val="21"/>
+              </w:rPr>
             </w:pPr>
             <w:r>
               <w:rPr>
@@ -4056,7 +4447,10 @@
           </w:tcPr>
           <w:p>
             <w:pPr>
-              <w:spacing w:after="40" w:line="252" w:lineRule="auto"/>
+              <w:spacing w:after="40" w:line="240" w:lineRule="auto"/>
+              <w:rPr>
+                <w:sz w:val="21"/>
+              </w:rPr>
             </w:pPr>
             <w:r>
               <w:rPr>
@@ -4079,7 +4473,10 @@
           </w:tcPr>
           <w:p>
             <w:pPr>
-              <w:spacing w:after="40" w:line="252" w:lineRule="auto"/>
+              <w:spacing w:after="40" w:line="240" w:lineRule="auto"/>
+              <w:rPr>
+                <w:sz w:val="21"/>
+              </w:rPr>
             </w:pPr>
             <w:r>
               <w:rPr>
@@ -4108,7 +4505,10 @@
           </w:tcPr>
           <w:p>
             <w:pPr>
-              <w:spacing w:after="40" w:line="252" w:lineRule="auto"/>
+              <w:spacing w:after="40" w:line="240" w:lineRule="auto"/>
+              <w:rPr>
+                <w:sz w:val="21"/>
+              </w:rPr>
             </w:pPr>
             <w:r>
               <w:rPr>
@@ -4131,7 +4531,10 @@
           </w:tcPr>
           <w:p>
             <w:pPr>
-              <w:spacing w:after="40" w:line="252" w:lineRule="auto"/>
+              <w:spacing w:after="40" w:line="240" w:lineRule="auto"/>
+              <w:rPr>
+                <w:sz w:val="21"/>
+              </w:rPr>
             </w:pPr>
             <w:r>
               <w:rPr>
@@ -4154,7 +4557,10 @@
           </w:tcPr>
           <w:p>
             <w:pPr>
-              <w:spacing w:after="40" w:line="252" w:lineRule="auto"/>
+              <w:spacing w:after="40" w:line="240" w:lineRule="auto"/>
+              <w:rPr>
+                <w:sz w:val="21"/>
+              </w:rPr>
             </w:pPr>
             <w:r>
               <w:rPr>
@@ -4183,7 +4589,10 @@
           </w:tcPr>
           <w:p>
             <w:pPr>
-              <w:spacing w:after="40" w:line="252" w:lineRule="auto"/>
+              <w:spacing w:after="40" w:line="240" w:lineRule="auto"/>
+              <w:rPr>
+                <w:sz w:val="21"/>
+              </w:rPr>
             </w:pPr>
             <w:r>
               <w:rPr>
@@ -4206,7 +4615,10 @@
           </w:tcPr>
           <w:p>
             <w:pPr>
-              <w:spacing w:after="40" w:line="252" w:lineRule="auto"/>
+              <w:spacing w:after="40" w:line="240" w:lineRule="auto"/>
+              <w:rPr>
+                <w:sz w:val="21"/>
+              </w:rPr>
             </w:pPr>
             <w:r>
               <w:rPr>
@@ -4229,7 +4641,10 @@
           </w:tcPr>
           <w:p>
             <w:pPr>
-              <w:spacing w:after="40" w:line="252" w:lineRule="auto"/>
+              <w:spacing w:after="40" w:line="240" w:lineRule="auto"/>
+              <w:rPr>
+                <w:sz w:val="21"/>
+              </w:rPr>
             </w:pPr>
             <w:r>
               <w:rPr>
@@ -4258,7 +4673,10 @@
           </w:tcPr>
           <w:p>
             <w:pPr>
-              <w:spacing w:after="40" w:line="252" w:lineRule="auto"/>
+              <w:spacing w:after="40" w:line="240" w:lineRule="auto"/>
+              <w:rPr>
+                <w:sz w:val="21"/>
+              </w:rPr>
             </w:pPr>
             <w:r>
               <w:rPr>
@@ -4281,7 +4699,10 @@
           </w:tcPr>
           <w:p>
             <w:pPr>
-              <w:spacing w:after="40" w:line="252" w:lineRule="auto"/>
+              <w:spacing w:after="40" w:line="240" w:lineRule="auto"/>
+              <w:rPr>
+                <w:sz w:val="21"/>
+              </w:rPr>
             </w:pPr>
             <w:r>
               <w:rPr>
@@ -4304,7 +4725,10 @@
           </w:tcPr>
           <w:p>
             <w:pPr>
-              <w:spacing w:after="40" w:line="252" w:lineRule="auto"/>
+              <w:spacing w:after="40" w:line="240" w:lineRule="auto"/>
+              <w:rPr>
+                <w:sz w:val="21"/>
+              </w:rPr>
             </w:pPr>
             <w:r>
               <w:rPr>
@@ -4318,32 +4742,35 @@
     </w:tbl>
     <w:p>
       <w:pPr>
-        <w:spacing w:after="0"/>
-        <w:jc w:val="both"/>
+        <w:pStyle w:val="Heading2"/>
+        <w:pageBreakBefore/>
+        <w:spacing w:before="160"/>
       </w:pPr>
-    </w:p>
-    <w:p>
-      <w:r>
-        <w:br w:type="page"/>
-      </w:r>
-    </w:p>
-    <w:p>
-      <w:pPr>
-        <w:pStyle w:val="Heading2"/>
-      </w:pPr>
-      <w:bookmarkStart w:id="11" w:name="execution"/>
+      <w:bookmarkStart w:id="10" w:name="_Toc242904059"/>
       <w:r>
         <w:lastRenderedPageBreak/>
-        <w:t>c. Results of execution</w:t>
+        <w:t>8.3 Execution Results</w:t>
       </w:r>
-      <w:bookmarkEnd w:id="11"/>
+      <w:bookmarkEnd w:id="10"/>
     </w:p>
     <w:p>
       <w:pPr>
         <w:jc w:val="both"/>
       </w:pPr>
       <w:r>
-        <w:t>The following are previously documented observations from 13 October 2026, not new final-submission experiments. Common application settings were two probes per baseline/fault phase, 100 ms interval and 5000 ms timeout. Recovery required three consecutive successes. The results are drawn from the committed verification summary [8]; raw records and captures are not embedded in this partial report.</w:t>
+        <w:t>The following are previously documented observations, not new final-submission experiments. Common application settings were two probes per baseline/fault phase, 100 ms interval and 5000 ms timeout. Recovery required three consecutive successes. The results are drawn from the committed verification summary</w:t>
+      </w:r>
+      <w:r>
+        <w:t>.</w:t>
+      </w:r>
+      <w:r>
+        <w:t xml:space="preserve"> </w:t>
+      </w:r>
+      <w:r>
+        <w:t>R</w:t>
+      </w:r>
+      <w:r>
+        <w:t>aw records and captures are not embedded in this partial report.</w:t>
       </w:r>
     </w:p>
     <w:tbl>
@@ -4386,7 +4813,10 @@
           </w:tcPr>
           <w:p>
             <w:pPr>
-              <w:spacing w:after="40" w:line="252" w:lineRule="auto"/>
+              <w:spacing w:after="40" w:line="240" w:lineRule="auto"/>
+              <w:rPr>
+                <w:sz w:val="21"/>
+              </w:rPr>
             </w:pPr>
             <w:r>
               <w:rPr>
@@ -4411,7 +4841,10 @@
           </w:tcPr>
           <w:p>
             <w:pPr>
-              <w:spacing w:after="40" w:line="252" w:lineRule="auto"/>
+              <w:spacing w:after="40" w:line="240" w:lineRule="auto"/>
+              <w:rPr>
+                <w:sz w:val="21"/>
+              </w:rPr>
             </w:pPr>
             <w:r>
               <w:rPr>
@@ -4436,7 +4869,10 @@
           </w:tcPr>
           <w:p>
             <w:pPr>
-              <w:spacing w:after="40" w:line="252" w:lineRule="auto"/>
+              <w:spacing w:after="40" w:line="240" w:lineRule="auto"/>
+              <w:rPr>
+                <w:sz w:val="21"/>
+              </w:rPr>
             </w:pPr>
             <w:r>
               <w:rPr>
@@ -4466,7 +4902,10 @@
           </w:tcPr>
           <w:p>
             <w:pPr>
-              <w:spacing w:after="40" w:line="252" w:lineRule="auto"/>
+              <w:spacing w:after="40" w:line="240" w:lineRule="auto"/>
+              <w:rPr>
+                <w:sz w:val="21"/>
+              </w:rPr>
             </w:pPr>
             <w:r>
               <w:rPr>
@@ -4489,7 +4928,10 @@
           </w:tcPr>
           <w:p>
             <w:pPr>
-              <w:spacing w:after="40" w:line="252" w:lineRule="auto"/>
+              <w:spacing w:after="40" w:line="240" w:lineRule="auto"/>
+              <w:rPr>
+                <w:sz w:val="21"/>
+              </w:rPr>
             </w:pPr>
             <w:r>
               <w:rPr>
@@ -4512,7 +4954,10 @@
           </w:tcPr>
           <w:p>
             <w:pPr>
-              <w:spacing w:after="40" w:line="252" w:lineRule="auto"/>
+              <w:spacing w:after="40" w:line="240" w:lineRule="auto"/>
+              <w:rPr>
+                <w:sz w:val="21"/>
+              </w:rPr>
             </w:pPr>
             <w:r>
               <w:rPr>
@@ -4541,7 +4986,10 @@
           </w:tcPr>
           <w:p>
             <w:pPr>
-              <w:spacing w:after="40" w:line="252" w:lineRule="auto"/>
+              <w:spacing w:after="40" w:line="240" w:lineRule="auto"/>
+              <w:rPr>
+                <w:sz w:val="21"/>
+              </w:rPr>
             </w:pPr>
             <w:r>
               <w:rPr>
@@ -4564,7 +5012,10 @@
           </w:tcPr>
           <w:p>
             <w:pPr>
-              <w:spacing w:after="40" w:line="252" w:lineRule="auto"/>
+              <w:spacing w:after="40" w:line="240" w:lineRule="auto"/>
+              <w:rPr>
+                <w:sz w:val="21"/>
+              </w:rPr>
             </w:pPr>
             <w:r>
               <w:rPr>
@@ -4587,7 +5038,10 @@
           </w:tcPr>
           <w:p>
             <w:pPr>
-              <w:spacing w:after="40" w:line="252" w:lineRule="auto"/>
+              <w:spacing w:after="40" w:line="240" w:lineRule="auto"/>
+              <w:rPr>
+                <w:sz w:val="21"/>
+              </w:rPr>
             </w:pPr>
             <w:r>
               <w:rPr>
@@ -4616,7 +5070,10 @@
           </w:tcPr>
           <w:p>
             <w:pPr>
-              <w:spacing w:after="40" w:line="252" w:lineRule="auto"/>
+              <w:spacing w:after="40" w:line="240" w:lineRule="auto"/>
+              <w:rPr>
+                <w:sz w:val="21"/>
+              </w:rPr>
             </w:pPr>
             <w:r>
               <w:rPr>
@@ -4639,7 +5096,10 @@
           </w:tcPr>
           <w:p>
             <w:pPr>
-              <w:spacing w:after="40" w:line="252" w:lineRule="auto"/>
+              <w:spacing w:after="40" w:line="240" w:lineRule="auto"/>
+              <w:rPr>
+                <w:sz w:val="21"/>
+              </w:rPr>
             </w:pPr>
             <w:r>
               <w:rPr>
@@ -4662,7 +5122,10 @@
           </w:tcPr>
           <w:p>
             <w:pPr>
-              <w:spacing w:after="40" w:line="252" w:lineRule="auto"/>
+              <w:spacing w:after="40" w:line="240" w:lineRule="auto"/>
+              <w:rPr>
+                <w:sz w:val="21"/>
+              </w:rPr>
             </w:pPr>
             <w:r>
               <w:rPr>
@@ -4691,7 +5154,10 @@
           </w:tcPr>
           <w:p>
             <w:pPr>
-              <w:spacing w:after="40" w:line="252" w:lineRule="auto"/>
+              <w:spacing w:after="40" w:line="240" w:lineRule="auto"/>
+              <w:rPr>
+                <w:sz w:val="21"/>
+              </w:rPr>
             </w:pPr>
             <w:r>
               <w:rPr>
@@ -4714,7 +5180,10 @@
           </w:tcPr>
           <w:p>
             <w:pPr>
-              <w:spacing w:after="40" w:line="252" w:lineRule="auto"/>
+              <w:spacing w:after="40" w:line="240" w:lineRule="auto"/>
+              <w:rPr>
+                <w:sz w:val="21"/>
+              </w:rPr>
             </w:pPr>
             <w:r>
               <w:rPr>
@@ -4737,7 +5206,10 @@
           </w:tcPr>
           <w:p>
             <w:pPr>
-              <w:spacing w:after="40" w:line="252" w:lineRule="auto"/>
+              <w:spacing w:after="40" w:line="240" w:lineRule="auto"/>
+              <w:rPr>
+                <w:sz w:val="21"/>
+              </w:rPr>
             </w:pPr>
             <w:r>
               <w:rPr>
@@ -4751,101 +5223,31 @@
     </w:tbl>
     <w:p>
       <w:pPr>
-        <w:spacing w:after="0"/>
+        <w:spacing w:before="160"/>
         <w:jc w:val="both"/>
       </w:pPr>
+      <w:r>
+        <w:t>The capture contained 871 packets, zero reported capture drops and no control-port packets. Delay response timings were approximately 0.51 seconds; full-body bandwidth response timings were approximately 2.01 seconds. Interrupted streams had no HTTP response and closed with FIN, with no RST observed. Zero capture drops is a recorder observation, not an IP packet-loss estimate.</w:t>
+      </w:r>
+    </w:p>
+    <w:p>
+      <w:pPr>
+        <w:pStyle w:val="Heading2"/>
+        <w:pageBreakBefore/>
+      </w:pPr>
+      <w:bookmarkStart w:id="11" w:name="_Toc242904060"/>
+      <w:r>
+        <w:lastRenderedPageBreak/>
+        <w:t>8.4 Performance Analysis and Routing Comparison</w:t>
+      </w:r>
+      <w:bookmarkEnd w:id="11"/>
     </w:p>
     <w:p>
       <w:pPr>
         <w:jc w:val="both"/>
       </w:pPr>
       <w:r>
-        <w:t>The capture contained 871 packets, zero reported capture drops and no control-port packets. Delay response timings were approximately 0.51 seconds; full-body bandwidth response timings were approximately 2.01 seconds. Interrupted streams had no HTTP response and closed with FIN, with no RST observed. Zero capture drops is a recorder observation, not an IP packet-loss estimate [8].</w:t>
-      </w:r>
-    </w:p>
-    <w:p>
-      <w:pPr>
-        <w:pStyle w:val="Heading2"/>
-      </w:pPr>
-      <w:bookmarkStart w:id="12" w:name="screenshots"/>
-      <w:r>
-        <w:t>i. Screenshots of execution</w:t>
-      </w:r>
-      <w:bookmarkEnd w:id="12"/>
-    </w:p>
-    <w:p>
-      <w:r>
-        <w:rPr>
-          <w:i/>
-        </w:rPr>
-        <w:t>[Figure 1: Insert workbench baseline/fault/recovery results. Include run ID, settings, phase counts and measured values.]</w:t>
-      </w:r>
-    </w:p>
-    <w:p>
-      <w:r>
-        <w:rPr>
-          <w:i/>
-        </w:rPr>
-        <w:t>[Figure 2: Insert matching Wireshark request/response packet timestamps or http.time evidence. Identify the faulty phase and stream.]</w:t>
-      </w:r>
-    </w:p>
-    <w:p>
-      <w:r>
-        <w:rPr>
-          <w:i/>
-        </w:rPr>
-        <w:t>[Figure 3: Insert live cockpit normal, delayed, injected HTTP 503 and restored samples.]</w:t>
-      </w:r>
-    </w:p>
-    <w:p>
-      <w:r>
-        <w:rPr>
-          <w:i/>
-        </w:rPr>
-        <w:t>[Figure 4: Insert Packet Tracer topology and alternate route-table evidence after R1 G0/0 failure.]</w:t>
-      </w:r>
-    </w:p>
-    <w:p>
-      <w:pPr>
-        <w:jc w:val="both"/>
-      </w:pPr>
-      <w:r>
-        <w:rPr>
-          <w:b/>
-        </w:rPr>
-        <w:t>Final submission run</w:t>
-      </w:r>
-    </w:p>
-    <w:p>
-      <w:r>
-        <w:rPr>
-          <w:i/>
-        </w:rPr>
-        <w:t>[Date and time; run IDs; actual baseline/faulty/recovery medians; success counts; goodput; recovery status and duration; matching capture filename.]</w:t>
-      </w:r>
-    </w:p>
-    <w:p>
-      <w:r>
-        <w:br w:type="page"/>
-      </w:r>
-    </w:p>
-    <w:p>
-      <w:pPr>
-        <w:pStyle w:val="Heading2"/>
-      </w:pPr>
-      <w:bookmarkStart w:id="13" w:name="performance"/>
-      <w:r>
-        <w:lastRenderedPageBreak/>
-        <w:t>d. Performance Analysis - Comparison of methods / protocols</w:t>
-      </w:r>
-      <w:bookmarkEnd w:id="13"/>
-    </w:p>
-    <w:p>
-      <w:pPr>
-        <w:jc w:val="both"/>
-      </w:pPr>
-      <w:r>
-        <w:t>For a fixed payload, expected body delivery time is payload KiB divided by the configured rate KiB/s. At 32 KiB/s, 64 KiB takes approximately two seconds. The documented faulty median of 2016.7 ms and goodput of 31.7 KiB/s agree with that prediction within ordinary processing and scheduling overhead [8]. This is whole-request payload goodput, not the TCP/IP wire rate.</w:t>
+        <w:t>For a fixed payload, expected body delivery time is payload KiB divided by the configured rate KiB/s. At 32 KiB/s, 64 KiB takes approximately two seconds. The documented faulty median of 2016.7 ms and goodput of 31.7 KiB/s agree with that prediction within ordinary processing and scheduling overhead. This is whole-request payload goodput, not the TCP/IP wire rate.</w:t>
       </w:r>
     </w:p>
     <w:p>
@@ -4897,7 +5299,10 @@
           </w:tcPr>
           <w:p>
             <w:pPr>
-              <w:spacing w:after="40" w:line="252" w:lineRule="auto"/>
+              <w:spacing w:after="40" w:line="240" w:lineRule="auto"/>
+              <w:rPr>
+                <w:sz w:val="21"/>
+              </w:rPr>
             </w:pPr>
             <w:r>
               <w:rPr>
@@ -4922,7 +5327,10 @@
           </w:tcPr>
           <w:p>
             <w:pPr>
-              <w:spacing w:after="40" w:line="252" w:lineRule="auto"/>
+              <w:spacing w:after="40" w:line="240" w:lineRule="auto"/>
+              <w:rPr>
+                <w:sz w:val="21"/>
+              </w:rPr>
             </w:pPr>
             <w:r>
               <w:rPr>
@@ -4947,7 +5355,10 @@
           </w:tcPr>
           <w:p>
             <w:pPr>
-              <w:spacing w:after="40" w:line="252" w:lineRule="auto"/>
+              <w:spacing w:after="40" w:line="240" w:lineRule="auto"/>
+              <w:rPr>
+                <w:sz w:val="21"/>
+              </w:rPr>
             </w:pPr>
             <w:r>
               <w:rPr>
@@ -4972,7 +5383,10 @@
           </w:tcPr>
           <w:p>
             <w:pPr>
-              <w:spacing w:after="40" w:line="252" w:lineRule="auto"/>
+              <w:spacing w:after="40" w:line="240" w:lineRule="auto"/>
+              <w:rPr>
+                <w:sz w:val="21"/>
+              </w:rPr>
             </w:pPr>
             <w:r>
               <w:rPr>
@@ -5002,7 +5416,10 @@
           </w:tcPr>
           <w:p>
             <w:pPr>
-              <w:spacing w:after="40" w:line="252" w:lineRule="auto"/>
+              <w:spacing w:after="40" w:line="240" w:lineRule="auto"/>
+              <w:rPr>
+                <w:sz w:val="21"/>
+              </w:rPr>
             </w:pPr>
             <w:r>
               <w:rPr>
@@ -5025,7 +5442,10 @@
           </w:tcPr>
           <w:p>
             <w:pPr>
-              <w:spacing w:after="40" w:line="252" w:lineRule="auto"/>
+              <w:spacing w:after="40" w:line="240" w:lineRule="auto"/>
+              <w:rPr>
+                <w:sz w:val="21"/>
+              </w:rPr>
             </w:pPr>
             <w:r>
               <w:rPr>
@@ -5048,7 +5468,10 @@
           </w:tcPr>
           <w:p>
             <w:pPr>
-              <w:spacing w:after="40" w:line="252" w:lineRule="auto"/>
+              <w:spacing w:after="40" w:line="240" w:lineRule="auto"/>
+              <w:rPr>
+                <w:sz w:val="21"/>
+              </w:rPr>
             </w:pPr>
             <w:r>
               <w:rPr>
@@ -5071,7 +5494,10 @@
           </w:tcPr>
           <w:p>
             <w:pPr>
-              <w:spacing w:after="40" w:line="252" w:lineRule="auto"/>
+              <w:spacing w:after="40" w:line="240" w:lineRule="auto"/>
+              <w:rPr>
+                <w:sz w:val="21"/>
+              </w:rPr>
             </w:pPr>
             <w:r>
               <w:rPr>
@@ -5100,7 +5526,10 @@
           </w:tcPr>
           <w:p>
             <w:pPr>
-              <w:spacing w:after="40" w:line="252" w:lineRule="auto"/>
+              <w:spacing w:after="40" w:line="240" w:lineRule="auto"/>
+              <w:rPr>
+                <w:sz w:val="21"/>
+              </w:rPr>
             </w:pPr>
             <w:r>
               <w:rPr>
@@ -5123,7 +5552,10 @@
           </w:tcPr>
           <w:p>
             <w:pPr>
-              <w:spacing w:after="40" w:line="252" w:lineRule="auto"/>
+              <w:spacing w:after="40" w:line="240" w:lineRule="auto"/>
+              <w:rPr>
+                <w:sz w:val="21"/>
+              </w:rPr>
             </w:pPr>
             <w:r>
               <w:rPr>
@@ -5146,7 +5578,10 @@
           </w:tcPr>
           <w:p>
             <w:pPr>
-              <w:spacing w:after="40" w:line="252" w:lineRule="auto"/>
+              <w:spacing w:after="40" w:line="240" w:lineRule="auto"/>
+              <w:rPr>
+                <w:sz w:val="21"/>
+              </w:rPr>
             </w:pPr>
             <w:r>
               <w:rPr>
@@ -5169,7 +5604,10 @@
           </w:tcPr>
           <w:p>
             <w:pPr>
-              <w:spacing w:after="40" w:line="252" w:lineRule="auto"/>
+              <w:spacing w:after="40" w:line="240" w:lineRule="auto"/>
+              <w:rPr>
+                <w:sz w:val="21"/>
+              </w:rPr>
             </w:pPr>
             <w:r>
               <w:rPr>
@@ -5198,7 +5636,10 @@
           </w:tcPr>
           <w:p>
             <w:pPr>
-              <w:spacing w:after="40" w:line="252" w:lineRule="auto"/>
+              <w:spacing w:after="40" w:line="240" w:lineRule="auto"/>
+              <w:rPr>
+                <w:sz w:val="21"/>
+              </w:rPr>
             </w:pPr>
             <w:r>
               <w:rPr>
@@ -5221,7 +5662,10 @@
           </w:tcPr>
           <w:p>
             <w:pPr>
-              <w:spacing w:after="40" w:line="252" w:lineRule="auto"/>
+              <w:spacing w:after="40" w:line="240" w:lineRule="auto"/>
+              <w:rPr>
+                <w:sz w:val="21"/>
+              </w:rPr>
             </w:pPr>
             <w:r>
               <w:rPr>
@@ -5244,7 +5688,10 @@
           </w:tcPr>
           <w:p>
             <w:pPr>
-              <w:spacing w:after="40" w:line="252" w:lineRule="auto"/>
+              <w:spacing w:after="40" w:line="240" w:lineRule="auto"/>
+              <w:rPr>
+                <w:sz w:val="21"/>
+              </w:rPr>
             </w:pPr>
             <w:r>
               <w:rPr>
@@ -5267,7 +5714,10 @@
           </w:tcPr>
           <w:p>
             <w:pPr>
-              <w:spacing w:after="40" w:line="252" w:lineRule="auto"/>
+              <w:spacing w:after="40" w:line="240" w:lineRule="auto"/>
+              <w:rPr>
+                <w:sz w:val="21"/>
+              </w:rPr>
             </w:pPr>
             <w:r>
               <w:rPr>
@@ -5281,53 +5731,22 @@
     </w:tbl>
     <w:p>
       <w:pPr>
-        <w:spacing w:after="0"/>
-        <w:jc w:val="both"/>
-      </w:pPr>
-    </w:p>
-    <w:p>
-      <w:pPr>
+        <w:spacing w:before="160"/>
         <w:jc w:val="both"/>
       </w:pPr>
       <w:r>
-        <w:t>These are reviewed 12–13 October observations [9]. Startup/restoration transients were retained in the review. Fast Forward Time was used, so the evidence supports reachability and route choice, not wall-clock convergence duration. RIP and OSPF metrics differ and their numeric costs cannot be directly ranked against one another.</w:t>
+        <w:t>Startup/restoration transients were retained in the review. Fast Forward Time was used, so the evidence supports reachability and route choice, not wall-clock convergence duration. RIP and OSPF metrics differ and their numeric costs cannot be directly ranked against one another.</w:t>
       </w:r>
     </w:p>
     <w:p>
       <w:pPr>
         <w:pStyle w:val="Heading2"/>
       </w:pPr>
-      <w:bookmarkStart w:id="14" w:name="graphs"/>
+      <w:bookmarkStart w:id="12" w:name="_Toc242904061"/>
       <w:r>
-        <w:t>i. Tables charts and graphs</w:t>
+        <w:t>8.5 Critical Evaluation and Optimization</w:t>
       </w:r>
-      <w:bookmarkEnd w:id="14"/>
-    </w:p>
-    <w:p>
-      <w:r>
-        <w:rPr>
-          <w:i/>
-        </w:rPr>
-        <w:t>[Insert the phase-median chart and successful-response distribution from the final matching run; label axes and units.]</w:t>
-      </w:r>
-    </w:p>
-    <w:p>
-      <w:r>
-        <w:rPr>
-          <w:i/>
-        </w:rPr>
-        <w:t>[Insert a table of repeated trials or a routing comparison graph only when measurements are available.]</w:t>
-      </w:r>
-    </w:p>
-    <w:p>
-      <w:pPr>
-        <w:pStyle w:val="Heading2"/>
-      </w:pPr>
-      <w:bookmarkStart w:id="15" w:name="evaluation"/>
-      <w:r>
-        <w:t>e. Critical Evaluation / Optimization</w:t>
-      </w:r>
-      <w:bookmarkEnd w:id="15"/>
+      <w:bookmarkEnd w:id="12"/>
     </w:p>
     <w:p>
       <w:pPr>
@@ -5346,45 +5765,33 @@
       </w:r>
     </w:p>
     <w:p>
-      <w:r>
-        <w:rPr>
-          <w:i/>
-        </w:rPr>
-        <w:t>[Record the two actual run IDs, faulty successes/eligible counts, timeout outcomes and successful medians; explain the observed tradeoff.]</w:t>
-      </w:r>
-    </w:p>
-    <w:p>
-      <w:r>
-        <w:br w:type="page"/>
-      </w:r>
-    </w:p>
-    <w:p>
       <w:pPr>
         <w:pStyle w:val="Heading1"/>
+        <w:pageBreakBefore/>
       </w:pPr>
-      <w:bookmarkStart w:id="16" w:name="discussion"/>
+      <w:bookmarkStart w:id="13" w:name="_Toc242904062"/>
       <w:r>
         <w:lastRenderedPageBreak/>
-        <w:t>10. Results and Discussion</w:t>
+        <w:t>9. Results and Discussion</w:t>
       </w:r>
-      <w:bookmarkEnd w:id="16"/>
+      <w:bookmarkEnd w:id="13"/>
     </w:p>
     <w:p>
       <w:pPr>
         <w:pStyle w:val="Heading2"/>
       </w:pPr>
-      <w:bookmarkStart w:id="17" w:name="findings"/>
+      <w:bookmarkStart w:id="14" w:name="_Toc242904063"/>
       <w:r>
-        <w:t>a. Findings and Inferences</w:t>
+        <w:t>9.1 Findings and Inferences</w:t>
       </w:r>
-      <w:bookmarkEnd w:id="17"/>
+      <w:bookmarkEnd w:id="14"/>
     </w:p>
     <w:p>
       <w:pPr>
         <w:jc w:val="both"/>
       </w:pPr>
       <w:r>
-        <w:t>The documented local observations support the implemented delay and bandwidth mechanisms and show failure under connection interruption, followed by successful recovery [8]. Packet evidence supports actual HTTP exchanges. The reviewed routing labs show that an alternate physical path becomes useful only when routing selects it; RIP and OSPF selected R3 after the tested direct-link failure [9].</w:t>
+        <w:t>The documented local observations support the implemented delay and bandwidth mechanisms and show failure under connection interruption, followed by successful recovery. Packet evidence supports actual HTTP exchanges. The reviewed routing labs show that an alternate physical path becomes useful only when routing selects it; RIP and OSPF selected R3 after the tested direct-link failure.</w:t>
       </w:r>
     </w:p>
     <w:p>
@@ -5399,55 +5806,47 @@
       <w:pPr>
         <w:pStyle w:val="Heading2"/>
       </w:pPr>
-      <w:bookmarkStart w:id="18" w:name="novelty"/>
+      <w:bookmarkStart w:id="15" w:name="_Toc242904064"/>
       <w:r>
-        <w:t>b. Innovation Novelty and Evidence</w:t>
+        <w:t>9.2 Innovation and Evidence</w:t>
       </w:r>
-      <w:bookmarkEnd w:id="18"/>
+      <w:bookmarkEnd w:id="15"/>
     </w:p>
     <w:p>
       <w:pPr>
         <w:jc w:val="both"/>
       </w:pPr>
       <w:r>
-        <w:t>The project contribution is the integration of controlled HTTP fault injection, a saved three-phase measurement workflow, customizable visual analysis and a separate live-testing cockpit in a dependency-free local application. Supporting packet and routing observations make the educational demonstration inspectable. This is an implementation and integration contribution; no claim of a globally new fault mechanism or routing protocol is made.</w:t>
-      </w:r>
-    </w:p>
-    <w:p>
-      <w:r>
-        <w:rPr>
-          <w:i/>
-        </w:rPr>
-        <w:t>[Add final evidence references and verified individual contributions supporting the submitted implementation.]</w:t>
+        <w:t xml:space="preserve">The project contribution is the integration of controlled HTTP fault injection, a saved three-phase measurement workflow, customizable visual analysis and a separate live-testing cockpit in a dependency-free local application. Supporting packet and routing observations make the educational demonstration inspectable. </w:t>
       </w:r>
     </w:p>
     <w:p>
       <w:pPr>
         <w:pStyle w:val="Heading1"/>
       </w:pPr>
-      <w:bookmarkStart w:id="19" w:name="conclusion"/>
+      <w:bookmarkStart w:id="16" w:name="_Toc242904065"/>
       <w:r>
-        <w:t>11. Conclusion</w:t>
+        <w:t>10. Conclusion</w:t>
       </w:r>
-      <w:bookmarkEnd w:id="19"/>
+      <w:bookmarkEnd w:id="16"/>
     </w:p>
     <w:p>
       <w:pPr>
         <w:jc w:val="both"/>
       </w:pPr>
       <w:r>
-        <w:t>FaultNet implements a local environment for introducing communication faults and examining their measured effects. Its workbench preserves experiment settings and observations, and its live cockpit supports manual requests under applied configurations. Previously documented evidence supports bounded local fault behavior and simulated alternate-route selection. Final conclusions should be completed with the matching submission runs and screenshots.</w:t>
+        <w:t xml:space="preserve">FaultNet implements a local environment for introducing communication faults and examining their measured effects. Its workbench preserves experiment settings and observations, and its live cockpit supports manual requests under applied configurations. </w:t>
       </w:r>
     </w:p>
     <w:p>
       <w:pPr>
         <w:pStyle w:val="Heading1"/>
       </w:pPr>
-      <w:bookmarkStart w:id="20" w:name="future"/>
+      <w:bookmarkStart w:id="17" w:name="_Toc242904066"/>
       <w:r>
-        <w:t>12. Limitations and Future Enhancement</w:t>
+        <w:t>11. Limitations and Future Enhancements</w:t>
       </w:r>
-      <w:bookmarkEnd w:id="20"/>
+      <w:bookmarkEnd w:id="17"/>
     </w:p>
     <w:p>
       <w:pPr>
@@ -5473,211 +5872,7 @@
         <w:t>Future evaluation can use larger repeated samples, varied payload sizes, configured development services and timestamped routing-convergence trials. Stronger process isolation and more frequent crash-durable saves can be assessed if required. These are proposed enhancements, not completed results.</w:t>
       </w:r>
     </w:p>
-    <w:p>
-      <w:pPr>
-        <w:pStyle w:val="Heading1"/>
-        <w:pageBreakBefore/>
-      </w:pPr>
-      <w:bookmarkStart w:id="21" w:name="references"/>
-      <w:r>
-        <w:lastRenderedPageBreak/>
-        <w:t>References</w:t>
-      </w:r>
-      <w:bookmarkEnd w:id="21"/>
-    </w:p>
-    <w:p>
-      <w:pPr>
-        <w:keepNext/>
-      </w:pPr>
-      <w:r>
-        <w:t>[1] Fielding, R., Nottingham, M. and Reschke, J. HTTP Semantics. RFC 9110, June 2022.</w:t>
-      </w:r>
-    </w:p>
-    <w:p>
-      <w:pPr>
-        <w:spacing w:after="240"/>
-      </w:pPr>
-      <w:r>
-        <w:rPr>
-          <w:sz w:val="20"/>
-        </w:rPr>
-        <w:t>https://www.rfc-editor.org/rfc/rfc9110</w:t>
-      </w:r>
-    </w:p>
-    <w:p>
-      <w:pPr>
-        <w:keepNext/>
-      </w:pPr>
-      <w:r>
-        <w:t>[2] Node.js. HTTP documentation for Node.js 22.</w:t>
-      </w:r>
-    </w:p>
-    <w:p>
-      <w:pPr>
-        <w:spacing w:after="240"/>
-      </w:pPr>
-      <w:r>
-        <w:rPr>
-          <w:sz w:val="20"/>
-        </w:rPr>
-        <w:t>https://nodejs.org/docs/latest-v22.x/api/http.html</w:t>
-      </w:r>
-    </w:p>
-    <w:p>
-      <w:pPr>
-        <w:keepNext/>
-      </w:pPr>
-      <w:r>
-        <w:t>[3] Node.js. Performance measurement APIs for Node.js 22.</w:t>
-      </w:r>
-    </w:p>
-    <w:p>
-      <w:pPr>
-        <w:spacing w:after="240"/>
-      </w:pPr>
-      <w:r>
-        <w:rPr>
-          <w:sz w:val="20"/>
-        </w:rPr>
-        <w:t>https://nodejs.org/docs/latest-v22.x/api/perf_hooks.html</w:t>
-      </w:r>
-    </w:p>
-    <w:p>
-      <w:pPr>
-        <w:keepNext/>
-      </w:pPr>
-      <w:r>
-        <w:t>[4] Wireshark. User Guide: Follow Protocol Streams and Packet Reassembly.</w:t>
-      </w:r>
-    </w:p>
-    <w:p>
-      <w:pPr>
-        <w:spacing w:after="240"/>
-      </w:pPr>
-      <w:r>
-        <w:rPr>
-          <w:sz w:val="20"/>
-        </w:rPr>
-        <w:t>https://www.wireshark.org/docs/wsug_html_chunked/ChAdvFollowStreamSection.html</w:t>
-      </w:r>
-      <w:r>
-        <w:rPr>
-          <w:sz w:val="20"/>
-        </w:rPr>
-        <w:br/>
-        <w:t>https://www.wireshark.org/docs/wsug_html_chunked/ChAdvReassemblySection.html</w:t>
-      </w:r>
-    </w:p>
-    <w:p>
-      <w:pPr>
-        <w:keepNext/>
-      </w:pPr>
-      <w:r>
-        <w:t>[5] Malkin, G. RIP Version 2. RFC 2453, November 1998.</w:t>
-      </w:r>
-    </w:p>
-    <w:p>
-      <w:pPr>
-        <w:spacing w:after="240"/>
-      </w:pPr>
-      <w:r>
-        <w:rPr>
-          <w:sz w:val="20"/>
-        </w:rPr>
-        <w:t>https://www.rfc-editor.org/rfc/rfc2453</w:t>
-      </w:r>
-    </w:p>
-    <w:p>
-      <w:pPr>
-        <w:keepNext/>
-      </w:pPr>
-      <w:r>
-        <w:t>[6] Moy, J. OSPF Version 2. RFC 2328, April 1998.</w:t>
-      </w:r>
-    </w:p>
-    <w:p>
-      <w:pPr>
-        <w:spacing w:after="240"/>
-      </w:pPr>
-      <w:r>
-        <w:rPr>
-          <w:sz w:val="20"/>
-        </w:rPr>
-        <w:t>https://www.rfc-editor.org/rfc/rfc2328</w:t>
-      </w:r>
-    </w:p>
-    <w:p>
-      <w:pPr>
-        <w:keepNext/>
-      </w:pPr>
-      <w:r>
-        <w:t>[7] FaultNet source and implementation contracts. Application baseline inspected at commit ef36397, 14 October 2026.</w:t>
-      </w:r>
-    </w:p>
-    <w:p>
-      <w:pPr>
-        <w:spacing w:after="240"/>
-      </w:pPr>
-      <w:r>
-        <w:rPr>
-          <w:sz w:val="20"/>
-        </w:rPr>
-        <w:t>https://github.com/Pranav-Suresh1024/FaultNet</w:t>
-      </w:r>
-      <w:r>
-        <w:rPr>
-          <w:sz w:val="20"/>
-        </w:rPr>
-        <w:br/>
-        <w:t>Repository files: src/app.js; docs/implementation-contracts.md.</w:t>
-      </w:r>
-    </w:p>
-    <w:p>
-      <w:pPr>
-        <w:keepNext/>
-      </w:pPr>
-      <w:r>
-        <w:t>[8] FaultNet fresh verification. Documented observations from 13 October 2026, application commit 1780cf3.</w:t>
-      </w:r>
-    </w:p>
-    <w:p>
-      <w:pPr>
-        <w:spacing w:after="240"/>
-      </w:pPr>
-      <w:r>
-        <w:rPr>
-          <w:sz w:val="20"/>
-        </w:rPr>
-        <w:t>Repository file: docs/verification-2026-10-13.md.</w:t>
-      </w:r>
-    </w:p>
-    <w:p>
-      <w:pPr>
-        <w:keepNext/>
-      </w:pPr>
-      <w:r>
-        <w:t>[9] FaultNet independent Packet Tracer review. Reviewed 12–13 October 2026; lab source commit 9f72386.</w:t>
-      </w:r>
-    </w:p>
-    <w:p>
-      <w:pPr>
-        <w:spacing w:after="240"/>
-      </w:pPr>
-      <w:r>
-        <w:rPr>
-          <w:sz w:val="20"/>
-        </w:rPr>
-        <w:t>Repository file: docs/packet-tracer-review.md.</w:t>
-      </w:r>
-    </w:p>
-    <w:p>
-      <w:r>
-        <w:rPr>
-          <w:i/>
-        </w:rPr>
-        <w:t>[Add any instructor-required references and confirm bibliographic details before final submission.]</w:t>
-      </w:r>
-    </w:p>
+    <w:p/>
     <w:sectPr>
       <w:footerReference w:type="default" r:id="rId9"/>
       <w:pgSz w:w="11909" w:h="16834"/>
@@ -6360,10 +6555,10 @@
     <w:qFormat/>
     <w:rsid w:val="00FC693F"/>
     <w:pPr>
-      <w:spacing w:after="140"/>
+      <w:spacing w:after="120"/>
     </w:pPr>
     <w:rPr>
-      <w:rFonts w:ascii="Times New Roman" w:hAnsi="Times New Roman"/>
+      <w:rFonts w:ascii="Times New Roman" w:hAnsi="Times New Roman" w:cs="Times New Roman"/>
       <w:color w:val="000000"/>
       <w:sz w:val="24"/>
     </w:rPr>
@@ -6659,10 +6854,10 @@
     <w:uiPriority w:val="9"/>
     <w:rsid w:val="00FC693F"/>
     <w:rPr>
-      <w:rFonts w:asciiTheme="majorHAnsi" w:eastAsiaTheme="majorEastAsia" w:hAnsiTheme="majorHAnsi" w:cstheme="majorBidi"/>
+      <w:rFonts w:ascii="Times New Roman" w:hAnsi="Times New Roman" w:cs="Times New Roman"/>
       <w:b/>
       <w:bCs/>
-      <w:color w:val="365F91" w:themeColor="accent1" w:themeShade="BF"/>
+      <w:color w:val="000000"/>
       <w:sz w:val="28"/>
       <w:szCs w:val="28"/>
     </w:rPr>
@@ -6674,11 +6869,11 @@
     <w:uiPriority w:val="9"/>
     <w:rsid w:val="00FC693F"/>
     <w:rPr>
-      <w:rFonts w:asciiTheme="majorHAnsi" w:eastAsiaTheme="majorEastAsia" w:hAnsiTheme="majorHAnsi" w:cstheme="majorBidi"/>
+      <w:rFonts w:ascii="Times New Roman" w:hAnsi="Times New Roman" w:cs="Times New Roman"/>
       <w:b/>
       <w:bCs/>
-      <w:color w:val="4F81BD" w:themeColor="accent1"/>
-      <w:sz w:val="26"/>
+      <w:color w:val="000000"/>
+      <w:sz w:val="24"/>
       <w:szCs w:val="26"/>
     </w:rPr>
   </w:style>
@@ -6707,6 +6902,7 @@
       <w:contextualSpacing/>
     </w:pPr>
     <w:rPr>
+      <w:b/>
       <w:spacing w:val="5"/>
       <w:kern w:val="28"/>
       <w:sz w:val="36"/>
@@ -6720,11 +6916,12 @@
     <w:uiPriority w:val="10"/>
     <w:rsid w:val="00FC693F"/>
     <w:rPr>
-      <w:rFonts w:asciiTheme="majorHAnsi" w:eastAsiaTheme="majorEastAsia" w:hAnsiTheme="majorHAnsi" w:cstheme="majorBidi"/>
-      <w:color w:val="17365D" w:themeColor="text2" w:themeShade="BF"/>
+      <w:rFonts w:ascii="Times New Roman" w:hAnsi="Times New Roman" w:cs="Times New Roman"/>
+      <w:b/>
+      <w:color w:val="000000"/>
       <w:spacing w:val="5"/>
       <w:kern w:val="28"/>
-      <w:sz w:val="52"/>
+      <w:sz w:val="36"/>
       <w:szCs w:val="52"/>
     </w:rPr>
   </w:style>
@@ -6784,9 +6981,6 @@
     <w:uiPriority w:val="99"/>
     <w:unhideWhenUsed/>
     <w:rsid w:val="00AA1D8D"/>
-    <w:pPr>
-      <w:spacing w:after="120"/>
-    </w:pPr>
   </w:style>
   <w:style w:type="character" w:customStyle="1" w:styleId="BodyTextChar">
     <w:name w:val="Body Text Char"/>
@@ -6803,7 +6997,7 @@
     <w:unhideWhenUsed/>
     <w:rsid w:val="00AA1D8D"/>
     <w:pPr>
-      <w:spacing w:after="120" w:line="480" w:lineRule="auto"/>
+      <w:spacing w:line="480" w:lineRule="auto"/>
     </w:pPr>
   </w:style>
   <w:style w:type="character" w:customStyle="1" w:styleId="BodyText2Char">
@@ -6820,9 +7014,6 @@
     <w:uiPriority w:val="99"/>
     <w:unhideWhenUsed/>
     <w:rsid w:val="00AA1D8D"/>
-    <w:pPr>
-      <w:spacing w:after="120"/>
-    </w:pPr>
     <w:rPr>
       <w:sz w:val="16"/>
       <w:szCs w:val="16"/>
@@ -6957,7 +7148,6 @@
     <w:unhideWhenUsed/>
     <w:rsid w:val="0029639D"/>
     <w:pPr>
-      <w:spacing w:after="120"/>
       <w:ind w:left="360"/>
       <w:contextualSpacing/>
     </w:pPr>
@@ -6969,7 +7159,6 @@
     <w:unhideWhenUsed/>
     <w:rsid w:val="0029639D"/>
     <w:pPr>
-      <w:spacing w:after="120"/>
       <w:ind w:left="720"/>
       <w:contextualSpacing/>
     </w:pPr>
@@ -6981,7 +7170,6 @@
     <w:unhideWhenUsed/>
     <w:rsid w:val="0029639D"/>
     <w:pPr>
-      <w:spacing w:after="120"/>
       <w:ind w:left="1080"/>
       <w:contextualSpacing/>
     </w:pPr>
@@ -17338,6 +17526,54 @@
       </w:tcPr>
     </w:tblStylePr>
   </w:style>
+  <w:style w:type="paragraph" w:styleId="TOC1">
+    <w:name w:val="toc 1"/>
+    <w:basedOn w:val="Normal"/>
+    <w:next w:val="Normal"/>
+    <w:autoRedefine/>
+    <w:uiPriority w:val="39"/>
+    <w:unhideWhenUsed/>
+    <w:rsid w:val="002E00EB"/>
+    <w:pPr>
+      <w:tabs>
+        <w:tab w:val="right" w:leader="dot" w:pos="9000"/>
+      </w:tabs>
+      <w:spacing w:line="240" w:lineRule="auto"/>
+    </w:pPr>
+    <w:rPr>
+      <w:sz w:val="22"/>
+    </w:rPr>
+  </w:style>
+  <w:style w:type="paragraph" w:styleId="TOC2">
+    <w:name w:val="toc 2"/>
+    <w:basedOn w:val="Normal"/>
+    <w:next w:val="Normal"/>
+    <w:autoRedefine/>
+    <w:uiPriority w:val="39"/>
+    <w:unhideWhenUsed/>
+    <w:rsid w:val="002E00EB"/>
+    <w:pPr>
+      <w:tabs>
+        <w:tab w:val="right" w:leader="dot" w:pos="9000"/>
+      </w:tabs>
+      <w:spacing w:line="240" w:lineRule="auto"/>
+      <w:ind w:left="288"/>
+    </w:pPr>
+    <w:rPr>
+      <w:sz w:val="22"/>
+    </w:rPr>
+  </w:style>
+  <w:style w:type="character" w:styleId="Hyperlink">
+    <w:name w:val="Hyperlink"/>
+    <w:basedOn w:val="DefaultParagraphFont"/>
+    <w:uiPriority w:val="99"/>
+    <w:unhideWhenUsed/>
+    <w:rsid w:val="002E00EB"/>
+    <w:rPr>
+      <w:color w:val="0000FF" w:themeColor="hyperlink"/>
+      <w:u w:val="single"/>
+    </w:rPr>
+  </w:style>
 </w:styles>
 </file>
 

--- a/docs/reports/FaultNet-partial-report.docx
+++ b/docs/reports/FaultNet-partial-report.docx
@@ -180,13 +180,7 @@
         <w:t xml:space="preserve"> under the supervision of </w:t>
       </w:r>
       <w:r>
-        <w:t>Dr.</w:t>
-      </w:r>
-      <w:r>
-        <w:t xml:space="preserve"> S. Ebenezer</w:t>
-      </w:r>
-      <w:r>
-        <w:t xml:space="preserve"> Juliet.</w:t>
+        <w:t>Dr. S. Ebenezer Juliet.</w:t>
       </w:r>
     </w:p>
     <w:p>
@@ -280,7 +274,7 @@
       <w:r>
         <w:fldChar w:fldCharType="separate"/>
       </w:r>
-      <w:hyperlink w:anchor="_Toc242904049" w:history="1">
+      <w:hyperlink w:anchor="_Toc242906119" w:history="1">
         <w:r>
           <w:rPr>
             <w:rStyle w:val="Hyperlink"/>
@@ -307,7 +301,78 @@
             <w:noProof/>
             <w:webHidden/>
           </w:rPr>
-          <w:instrText xml:space="preserve"> PAGEREF _Toc242904049 \h </w:instrText>
+          <w:instrText xml:space="preserve"> PAGEREF _Toc242906119 \h </w:instrText>
+        </w:r>
+        <w:r>
+          <w:rPr>
+            <w:noProof/>
+            <w:webHidden/>
+          </w:rPr>
+        </w:r>
+        <w:r>
+          <w:rPr>
+            <w:noProof/>
+            <w:webHidden/>
+          </w:rPr>
+          <w:fldChar w:fldCharType="separate"/>
+        </w:r>
+        <w:r>
+          <w:rPr>
+            <w:noProof/>
+            <w:webHidden/>
+          </w:rPr>
+          <w:t>4</w:t>
+        </w:r>
+        <w:r>
+          <w:rPr>
+            <w:noProof/>
+            <w:webHidden/>
+          </w:rPr>
+          <w:fldChar w:fldCharType="end"/>
+        </w:r>
+      </w:hyperlink>
+    </w:p>
+    <w:p>
+      <w:pPr>
+        <w:pStyle w:val="TOC2"/>
+        <w:rPr>
+          <w:rFonts w:asciiTheme="minorHAnsi" w:hAnsiTheme="minorHAnsi" w:cstheme="minorBidi"/>
+          <w:noProof/>
+          <w:color w:val="auto"/>
+          <w:kern w:val="2"/>
+          <w:sz w:val="24"/>
+          <w:szCs w:val="24"/>
+          <w14:ligatures w14:val="standardContextual"/>
+        </w:rPr>
+      </w:pPr>
+      <w:hyperlink w:anchor="_Toc242906120" w:history="1">
+        <w:r>
+          <w:rPr>
+            <w:rStyle w:val="Hyperlink"/>
+            <w:noProof/>
+          </w:rPr>
+          <w:t>1.1 Practical Applications</w:t>
+        </w:r>
+        <w:r>
+          <w:rPr>
+            <w:noProof/>
+            <w:webHidden/>
+          </w:rPr>
+          <w:tab/>
+        </w:r>
+        <w:r>
+          <w:rPr>
+            <w:noProof/>
+            <w:webHidden/>
+          </w:rPr>
+          <w:fldChar w:fldCharType="begin"/>
+        </w:r>
+        <w:r>
+          <w:rPr>
+            <w:noProof/>
+            <w:webHidden/>
+          </w:rPr>
+          <w:instrText xml:space="preserve"> PAGEREF _Toc242906120 \h </w:instrText>
         </w:r>
         <w:r>
           <w:rPr>
@@ -351,7 +416,7 @@
           <w14:ligatures w14:val="standardContextual"/>
         </w:rPr>
       </w:pPr>
-      <w:hyperlink w:anchor="_Toc242904050" w:history="1">
+      <w:hyperlink w:anchor="_Toc242906121" w:history="1">
         <w:r>
           <w:rPr>
             <w:rStyle w:val="Hyperlink"/>
@@ -378,7 +443,7 @@
             <w:noProof/>
             <w:webHidden/>
           </w:rPr>
-          <w:instrText xml:space="preserve"> PAGEREF _Toc242904050 \h </w:instrText>
+          <w:instrText xml:space="preserve"> PAGEREF _Toc242906121 \h </w:instrText>
         </w:r>
         <w:r>
           <w:rPr>
@@ -422,7 +487,7 @@
           <w14:ligatures w14:val="standardContextual"/>
         </w:rPr>
       </w:pPr>
-      <w:hyperlink w:anchor="_Toc242904051" w:history="1">
+      <w:hyperlink w:anchor="_Toc242906122" w:history="1">
         <w:r>
           <w:rPr>
             <w:rStyle w:val="Hyperlink"/>
@@ -449,7 +514,7 @@
             <w:noProof/>
             <w:webHidden/>
           </w:rPr>
-          <w:instrText xml:space="preserve"> PAGEREF _Toc242904051 \h </w:instrText>
+          <w:instrText xml:space="preserve"> PAGEREF _Toc242906122 \h </w:instrText>
         </w:r>
         <w:r>
           <w:rPr>
@@ -493,7 +558,7 @@
           <w14:ligatures w14:val="standardContextual"/>
         </w:rPr>
       </w:pPr>
-      <w:hyperlink w:anchor="_Toc242904052" w:history="1">
+      <w:hyperlink w:anchor="_Toc242906123" w:history="1">
         <w:r>
           <w:rPr>
             <w:rStyle w:val="Hyperlink"/>
@@ -520,7 +585,7 @@
             <w:noProof/>
             <w:webHidden/>
           </w:rPr>
-          <w:instrText xml:space="preserve"> PAGEREF _Toc242904052 \h </w:instrText>
+          <w:instrText xml:space="preserve"> PAGEREF _Toc242906123 \h </w:instrText>
         </w:r>
         <w:r>
           <w:rPr>
@@ -564,7 +629,7 @@
           <w14:ligatures w14:val="standardContextual"/>
         </w:rPr>
       </w:pPr>
-      <w:hyperlink w:anchor="_Toc242904053" w:history="1">
+      <w:hyperlink w:anchor="_Toc242906124" w:history="1">
         <w:r>
           <w:rPr>
             <w:rStyle w:val="Hyperlink"/>
@@ -591,7 +656,7 @@
             <w:noProof/>
             <w:webHidden/>
           </w:rPr>
-          <w:instrText xml:space="preserve"> PAGEREF _Toc242904053 \h </w:instrText>
+          <w:instrText xml:space="preserve"> PAGEREF _Toc242906124 \h </w:instrText>
         </w:r>
         <w:r>
           <w:rPr>
@@ -635,7 +700,7 @@
           <w14:ligatures w14:val="standardContextual"/>
         </w:rPr>
       </w:pPr>
-      <w:hyperlink w:anchor="_Toc242904054" w:history="1">
+      <w:hyperlink w:anchor="_Toc242906125" w:history="1">
         <w:r>
           <w:rPr>
             <w:rStyle w:val="Hyperlink"/>
@@ -662,7 +727,7 @@
             <w:noProof/>
             <w:webHidden/>
           </w:rPr>
-          <w:instrText xml:space="preserve"> PAGEREF _Toc242904054 \h </w:instrText>
+          <w:instrText xml:space="preserve"> PAGEREF _Toc242906125 \h </w:instrText>
         </w:r>
         <w:r>
           <w:rPr>
@@ -695,7 +760,7 @@
     </w:p>
     <w:p>
       <w:pPr>
-        <w:pStyle w:val="TOC1"/>
+        <w:pStyle w:val="TOC2"/>
         <w:rPr>
           <w:rFonts w:asciiTheme="minorHAnsi" w:hAnsiTheme="minorHAnsi" w:cstheme="minorBidi"/>
           <w:noProof/>
@@ -706,13 +771,13 @@
           <w14:ligatures w14:val="standardContextual"/>
         </w:rPr>
       </w:pPr>
-      <w:hyperlink w:anchor="_Toc242904055" w:history="1">
+      <w:hyperlink w:anchor="_Toc242906126" w:history="1">
         <w:r>
           <w:rPr>
             <w:rStyle w:val="Hyperlink"/>
             <w:noProof/>
           </w:rPr>
-          <w:t>7. Modules Explanation</w:t>
+          <w:t>6.1 Dashboard Roles and Separation</w:t>
         </w:r>
         <w:r>
           <w:rPr>
@@ -733,7 +798,7 @@
             <w:noProof/>
             <w:webHidden/>
           </w:rPr>
-          <w:instrText xml:space="preserve"> PAGEREF _Toc242904055 \h </w:instrText>
+          <w:instrText xml:space="preserve"> PAGEREF _Toc242906126 \h </w:instrText>
         </w:r>
         <w:r>
           <w:rPr>
@@ -766,7 +831,7 @@
     </w:p>
     <w:p>
       <w:pPr>
-        <w:pStyle w:val="TOC1"/>
+        <w:pStyle w:val="TOC2"/>
         <w:rPr>
           <w:rFonts w:asciiTheme="minorHAnsi" w:hAnsiTheme="minorHAnsi" w:cstheme="minorBidi"/>
           <w:noProof/>
@@ -777,13 +842,13 @@
           <w14:ligatures w14:val="standardContextual"/>
         </w:rPr>
       </w:pPr>
-      <w:hyperlink w:anchor="_Toc242904056" w:history="1">
+      <w:hyperlink w:anchor="_Toc242906127" w:history="1">
         <w:r>
           <w:rPr>
             <w:rStyle w:val="Hyperlink"/>
             <w:noProof/>
           </w:rPr>
-          <w:t>8. Project Implementation</w:t>
+          <w:t>6.2 Experiment Workbench Functions</w:t>
         </w:r>
         <w:r>
           <w:rPr>
@@ -804,7 +869,7 @@
             <w:noProof/>
             <w:webHidden/>
           </w:rPr>
-          <w:instrText xml:space="preserve"> PAGEREF _Toc242904056 \h </w:instrText>
+          <w:instrText xml:space="preserve"> PAGEREF _Toc242906127 \h </w:instrText>
         </w:r>
         <w:r>
           <w:rPr>
@@ -848,13 +913,13 @@
           <w14:ligatures w14:val="standardContextual"/>
         </w:rPr>
       </w:pPr>
-      <w:hyperlink w:anchor="_Toc242904057" w:history="1">
+      <w:hyperlink w:anchor="_Toc242906128" w:history="1">
         <w:r>
           <w:rPr>
             <w:rStyle w:val="Hyperlink"/>
             <w:noProof/>
           </w:rPr>
-          <w:t>8.1 Experimental Setup and Requirements</w:t>
+          <w:t>6.3 Live Proxy Cockpit Functions</w:t>
         </w:r>
         <w:r>
           <w:rPr>
@@ -875,149 +940,7 @@
             <w:noProof/>
             <w:webHidden/>
           </w:rPr>
-          <w:instrText xml:space="preserve"> PAGEREF _Toc242904057 \h </w:instrText>
-        </w:r>
-        <w:r>
-          <w:rPr>
-            <w:noProof/>
-            <w:webHidden/>
-          </w:rPr>
-        </w:r>
-        <w:r>
-          <w:rPr>
-            <w:noProof/>
-            <w:webHidden/>
-          </w:rPr>
-          <w:fldChar w:fldCharType="separate"/>
-        </w:r>
-        <w:r>
-          <w:rPr>
-            <w:noProof/>
-            <w:webHidden/>
-          </w:rPr>
-          <w:t>8</w:t>
-        </w:r>
-        <w:r>
-          <w:rPr>
-            <w:noProof/>
-            <w:webHidden/>
-          </w:rPr>
-          <w:fldChar w:fldCharType="end"/>
-        </w:r>
-      </w:hyperlink>
-    </w:p>
-    <w:p>
-      <w:pPr>
-        <w:pStyle w:val="TOC2"/>
-        <w:rPr>
-          <w:rFonts w:asciiTheme="minorHAnsi" w:hAnsiTheme="minorHAnsi" w:cstheme="minorBidi"/>
-          <w:noProof/>
-          <w:color w:val="auto"/>
-          <w:kern w:val="2"/>
-          <w:sz w:val="24"/>
-          <w:szCs w:val="24"/>
-          <w14:ligatures w14:val="standardContextual"/>
-        </w:rPr>
-      </w:pPr>
-      <w:hyperlink w:anchor="_Toc242904058" w:history="1">
-        <w:r>
-          <w:rPr>
-            <w:rStyle w:val="Hyperlink"/>
-            <w:noProof/>
-          </w:rPr>
-          <w:t>8.2 Test Cases</w:t>
-        </w:r>
-        <w:r>
-          <w:rPr>
-            <w:noProof/>
-            <w:webHidden/>
-          </w:rPr>
-          <w:tab/>
-        </w:r>
-        <w:r>
-          <w:rPr>
-            <w:noProof/>
-            <w:webHidden/>
-          </w:rPr>
-          <w:fldChar w:fldCharType="begin"/>
-        </w:r>
-        <w:r>
-          <w:rPr>
-            <w:noProof/>
-            <w:webHidden/>
-          </w:rPr>
-          <w:instrText xml:space="preserve"> PAGEREF _Toc242904058 \h </w:instrText>
-        </w:r>
-        <w:r>
-          <w:rPr>
-            <w:noProof/>
-            <w:webHidden/>
-          </w:rPr>
-        </w:r>
-        <w:r>
-          <w:rPr>
-            <w:noProof/>
-            <w:webHidden/>
-          </w:rPr>
-          <w:fldChar w:fldCharType="separate"/>
-        </w:r>
-        <w:r>
-          <w:rPr>
-            <w:noProof/>
-            <w:webHidden/>
-          </w:rPr>
-          <w:t>8</w:t>
-        </w:r>
-        <w:r>
-          <w:rPr>
-            <w:noProof/>
-            <w:webHidden/>
-          </w:rPr>
-          <w:fldChar w:fldCharType="end"/>
-        </w:r>
-      </w:hyperlink>
-    </w:p>
-    <w:p>
-      <w:pPr>
-        <w:pStyle w:val="TOC2"/>
-        <w:rPr>
-          <w:rFonts w:asciiTheme="minorHAnsi" w:hAnsiTheme="minorHAnsi" w:cstheme="minorBidi"/>
-          <w:noProof/>
-          <w:color w:val="auto"/>
-          <w:kern w:val="2"/>
-          <w:sz w:val="24"/>
-          <w:szCs w:val="24"/>
-          <w14:ligatures w14:val="standardContextual"/>
-        </w:rPr>
-      </w:pPr>
-      <w:hyperlink w:anchor="_Toc242904059" w:history="1">
-        <w:r>
-          <w:rPr>
-            <w:rStyle w:val="Hyperlink"/>
-            <w:noProof/>
-          </w:rPr>
-          <w:t>8.3 Execution Results</w:t>
-        </w:r>
-        <w:r>
-          <w:rPr>
-            <w:noProof/>
-            <w:webHidden/>
-          </w:rPr>
-          <w:tab/>
-        </w:r>
-        <w:r>
-          <w:rPr>
-            <w:noProof/>
-            <w:webHidden/>
-          </w:rPr>
-          <w:fldChar w:fldCharType="begin"/>
-        </w:r>
-        <w:r>
-          <w:rPr>
-            <w:noProof/>
-            <w:webHidden/>
-          </w:rPr>
-          <w:instrText xml:space="preserve"> PAGEREF _Toc242904059 \h </w:instrText>
+          <w:instrText xml:space="preserve"> PAGEREF _Toc242906128 \h </w:instrText>
         </w:r>
         <w:r>
           <w:rPr>
@@ -1050,7 +973,7 @@
     </w:p>
     <w:p>
       <w:pPr>
-        <w:pStyle w:val="TOC2"/>
+        <w:pStyle w:val="TOC1"/>
         <w:rPr>
           <w:rFonts w:asciiTheme="minorHAnsi" w:hAnsiTheme="minorHAnsi" w:cstheme="minorBidi"/>
           <w:noProof/>
@@ -1061,13 +984,13 @@
           <w14:ligatures w14:val="standardContextual"/>
         </w:rPr>
       </w:pPr>
-      <w:hyperlink w:anchor="_Toc242904060" w:history="1">
+      <w:hyperlink w:anchor="_Toc242906129" w:history="1">
         <w:r>
           <w:rPr>
             <w:rStyle w:val="Hyperlink"/>
             <w:noProof/>
           </w:rPr>
-          <w:t>8.4 Performance Analysis and Routing Comparison</w:t>
+          <w:t>7. Modules Explanation</w:t>
         </w:r>
         <w:r>
           <w:rPr>
@@ -1088,78 +1011,7 @@
             <w:noProof/>
             <w:webHidden/>
           </w:rPr>
-          <w:instrText xml:space="preserve"> PAGEREF _Toc242904060 \h </w:instrText>
-        </w:r>
-        <w:r>
-          <w:rPr>
-            <w:noProof/>
-            <w:webHidden/>
-          </w:rPr>
-        </w:r>
-        <w:r>
-          <w:rPr>
-            <w:noProof/>
-            <w:webHidden/>
-          </w:rPr>
-          <w:fldChar w:fldCharType="separate"/>
-        </w:r>
-        <w:r>
-          <w:rPr>
-            <w:noProof/>
-            <w:webHidden/>
-          </w:rPr>
-          <w:t>10</w:t>
-        </w:r>
-        <w:r>
-          <w:rPr>
-            <w:noProof/>
-            <w:webHidden/>
-          </w:rPr>
-          <w:fldChar w:fldCharType="end"/>
-        </w:r>
-      </w:hyperlink>
-    </w:p>
-    <w:p>
-      <w:pPr>
-        <w:pStyle w:val="TOC2"/>
-        <w:rPr>
-          <w:rFonts w:asciiTheme="minorHAnsi" w:hAnsiTheme="minorHAnsi" w:cstheme="minorBidi"/>
-          <w:noProof/>
-          <w:color w:val="auto"/>
-          <w:kern w:val="2"/>
-          <w:sz w:val="24"/>
-          <w:szCs w:val="24"/>
-          <w14:ligatures w14:val="standardContextual"/>
-        </w:rPr>
-      </w:pPr>
-      <w:hyperlink w:anchor="_Toc242904061" w:history="1">
-        <w:r>
-          <w:rPr>
-            <w:rStyle w:val="Hyperlink"/>
-            <w:noProof/>
-          </w:rPr>
-          <w:t>8.5 Critical Evaluation and Optimization</w:t>
-        </w:r>
-        <w:r>
-          <w:rPr>
-            <w:noProof/>
-            <w:webHidden/>
-          </w:rPr>
-          <w:tab/>
-        </w:r>
-        <w:r>
-          <w:rPr>
-            <w:noProof/>
-            <w:webHidden/>
-          </w:rPr>
-          <w:fldChar w:fldCharType="begin"/>
-        </w:r>
-        <w:r>
-          <w:rPr>
-            <w:noProof/>
-            <w:webHidden/>
-          </w:rPr>
-          <w:instrText xml:space="preserve"> PAGEREF _Toc242904061 \h </w:instrText>
+          <w:instrText xml:space="preserve"> PAGEREF _Toc242906129 \h </w:instrText>
         </w:r>
         <w:r>
           <w:rPr>
@@ -1203,13 +1055,13 @@
           <w14:ligatures w14:val="standardContextual"/>
         </w:rPr>
       </w:pPr>
-      <w:hyperlink w:anchor="_Toc242904062" w:history="1">
+      <w:hyperlink w:anchor="_Toc242906130" w:history="1">
         <w:r>
           <w:rPr>
             <w:rStyle w:val="Hyperlink"/>
             <w:noProof/>
           </w:rPr>
-          <w:t>9. Results and Discussion</w:t>
+          <w:t>8. Project Implementation</w:t>
         </w:r>
         <w:r>
           <w:rPr>
@@ -1230,7 +1082,7 @@
             <w:noProof/>
             <w:webHidden/>
           </w:rPr>
-          <w:instrText xml:space="preserve"> PAGEREF _Toc242904062 \h </w:instrText>
+          <w:instrText xml:space="preserve"> PAGEREF _Toc242906130 \h </w:instrText>
         </w:r>
         <w:r>
           <w:rPr>
@@ -1274,13 +1126,13 @@
           <w14:ligatures w14:val="standardContextual"/>
         </w:rPr>
       </w:pPr>
-      <w:hyperlink w:anchor="_Toc242904063" w:history="1">
+      <w:hyperlink w:anchor="_Toc242906131" w:history="1">
         <w:r>
           <w:rPr>
             <w:rStyle w:val="Hyperlink"/>
             <w:noProof/>
           </w:rPr>
-          <w:t>9.1 Findings and Inferences</w:t>
+          <w:t>8.1 Experimental Setup and Requirements</w:t>
         </w:r>
         <w:r>
           <w:rPr>
@@ -1301,7 +1153,7 @@
             <w:noProof/>
             <w:webHidden/>
           </w:rPr>
-          <w:instrText xml:space="preserve"> PAGEREF _Toc242904063 \h </w:instrText>
+          <w:instrText xml:space="preserve"> PAGEREF _Toc242906131 \h </w:instrText>
         </w:r>
         <w:r>
           <w:rPr>
@@ -1345,13 +1197,13 @@
           <w14:ligatures w14:val="standardContextual"/>
         </w:rPr>
       </w:pPr>
-      <w:hyperlink w:anchor="_Toc242904064" w:history="1">
+      <w:hyperlink w:anchor="_Toc242906132" w:history="1">
         <w:r>
           <w:rPr>
             <w:rStyle w:val="Hyperlink"/>
             <w:noProof/>
           </w:rPr>
-          <w:t>9.2 Innovation and Evidence</w:t>
+          <w:t>8.2 Test Cases</w:t>
         </w:r>
         <w:r>
           <w:rPr>
@@ -1372,7 +1224,7 @@
             <w:noProof/>
             <w:webHidden/>
           </w:rPr>
-          <w:instrText xml:space="preserve"> PAGEREF _Toc242904064 \h </w:instrText>
+          <w:instrText xml:space="preserve"> PAGEREF _Toc242906132 \h </w:instrText>
         </w:r>
         <w:r>
           <w:rPr>
@@ -1405,6 +1257,219 @@
     </w:p>
     <w:p>
       <w:pPr>
+        <w:pStyle w:val="TOC2"/>
+        <w:rPr>
+          <w:rFonts w:asciiTheme="minorHAnsi" w:hAnsiTheme="minorHAnsi" w:cstheme="minorBidi"/>
+          <w:noProof/>
+          <w:color w:val="auto"/>
+          <w:kern w:val="2"/>
+          <w:sz w:val="24"/>
+          <w:szCs w:val="24"/>
+          <w14:ligatures w14:val="standardContextual"/>
+        </w:rPr>
+      </w:pPr>
+      <w:hyperlink w:anchor="_Toc242906133" w:history="1">
+        <w:r>
+          <w:rPr>
+            <w:rStyle w:val="Hyperlink"/>
+            <w:noProof/>
+          </w:rPr>
+          <w:t>8.3 Execution Results</w:t>
+        </w:r>
+        <w:r>
+          <w:rPr>
+            <w:noProof/>
+            <w:webHidden/>
+          </w:rPr>
+          <w:tab/>
+        </w:r>
+        <w:r>
+          <w:rPr>
+            <w:noProof/>
+            <w:webHidden/>
+          </w:rPr>
+          <w:fldChar w:fldCharType="begin"/>
+        </w:r>
+        <w:r>
+          <w:rPr>
+            <w:noProof/>
+            <w:webHidden/>
+          </w:rPr>
+          <w:instrText xml:space="preserve"> PAGEREF _Toc242906133 \h </w:instrText>
+        </w:r>
+        <w:r>
+          <w:rPr>
+            <w:noProof/>
+            <w:webHidden/>
+          </w:rPr>
+        </w:r>
+        <w:r>
+          <w:rPr>
+            <w:noProof/>
+            <w:webHidden/>
+          </w:rPr>
+          <w:fldChar w:fldCharType="separate"/>
+        </w:r>
+        <w:r>
+          <w:rPr>
+            <w:noProof/>
+            <w:webHidden/>
+          </w:rPr>
+          <w:t>12</w:t>
+        </w:r>
+        <w:r>
+          <w:rPr>
+            <w:noProof/>
+            <w:webHidden/>
+          </w:rPr>
+          <w:fldChar w:fldCharType="end"/>
+        </w:r>
+      </w:hyperlink>
+    </w:p>
+    <w:p>
+      <w:pPr>
+        <w:pStyle w:val="TOC2"/>
+        <w:rPr>
+          <w:rFonts w:asciiTheme="minorHAnsi" w:hAnsiTheme="minorHAnsi" w:cstheme="minorBidi"/>
+          <w:noProof/>
+          <w:color w:val="auto"/>
+          <w:kern w:val="2"/>
+          <w:sz w:val="24"/>
+          <w:szCs w:val="24"/>
+          <w14:ligatures w14:val="standardContextual"/>
+        </w:rPr>
+      </w:pPr>
+      <w:hyperlink w:anchor="_Toc242906134" w:history="1">
+        <w:r>
+          <w:rPr>
+            <w:rStyle w:val="Hyperlink"/>
+            <w:noProof/>
+          </w:rPr>
+          <w:t>8.4 Performance Analysis and Routing Comparison</w:t>
+        </w:r>
+        <w:r>
+          <w:rPr>
+            <w:noProof/>
+            <w:webHidden/>
+          </w:rPr>
+          <w:tab/>
+        </w:r>
+        <w:r>
+          <w:rPr>
+            <w:noProof/>
+            <w:webHidden/>
+          </w:rPr>
+          <w:fldChar w:fldCharType="begin"/>
+        </w:r>
+        <w:r>
+          <w:rPr>
+            <w:noProof/>
+            <w:webHidden/>
+          </w:rPr>
+          <w:instrText xml:space="preserve"> PAGEREF _Toc242906134 \h </w:instrText>
+        </w:r>
+        <w:r>
+          <w:rPr>
+            <w:noProof/>
+            <w:webHidden/>
+          </w:rPr>
+        </w:r>
+        <w:r>
+          <w:rPr>
+            <w:noProof/>
+            <w:webHidden/>
+          </w:rPr>
+          <w:fldChar w:fldCharType="separate"/>
+        </w:r>
+        <w:r>
+          <w:rPr>
+            <w:noProof/>
+            <w:webHidden/>
+          </w:rPr>
+          <w:t>13</w:t>
+        </w:r>
+        <w:r>
+          <w:rPr>
+            <w:noProof/>
+            <w:webHidden/>
+          </w:rPr>
+          <w:fldChar w:fldCharType="end"/>
+        </w:r>
+      </w:hyperlink>
+    </w:p>
+    <w:p>
+      <w:pPr>
+        <w:pStyle w:val="TOC2"/>
+        <w:rPr>
+          <w:rFonts w:asciiTheme="minorHAnsi" w:hAnsiTheme="minorHAnsi" w:cstheme="minorBidi"/>
+          <w:noProof/>
+          <w:color w:val="auto"/>
+          <w:kern w:val="2"/>
+          <w:sz w:val="24"/>
+          <w:szCs w:val="24"/>
+          <w14:ligatures w14:val="standardContextual"/>
+        </w:rPr>
+      </w:pPr>
+      <w:hyperlink w:anchor="_Toc242906135" w:history="1">
+        <w:r>
+          <w:rPr>
+            <w:rStyle w:val="Hyperlink"/>
+            <w:noProof/>
+          </w:rPr>
+          <w:t>8.5 Critical Evaluation and Optimization</w:t>
+        </w:r>
+        <w:r>
+          <w:rPr>
+            <w:noProof/>
+            <w:webHidden/>
+          </w:rPr>
+          <w:tab/>
+        </w:r>
+        <w:r>
+          <w:rPr>
+            <w:noProof/>
+            <w:webHidden/>
+          </w:rPr>
+          <w:fldChar w:fldCharType="begin"/>
+        </w:r>
+        <w:r>
+          <w:rPr>
+            <w:noProof/>
+            <w:webHidden/>
+          </w:rPr>
+          <w:instrText xml:space="preserve"> PAGEREF _Toc242906135 \h </w:instrText>
+        </w:r>
+        <w:r>
+          <w:rPr>
+            <w:noProof/>
+            <w:webHidden/>
+          </w:rPr>
+        </w:r>
+        <w:r>
+          <w:rPr>
+            <w:noProof/>
+            <w:webHidden/>
+          </w:rPr>
+          <w:fldChar w:fldCharType="separate"/>
+        </w:r>
+        <w:r>
+          <w:rPr>
+            <w:noProof/>
+            <w:webHidden/>
+          </w:rPr>
+          <w:t>13</w:t>
+        </w:r>
+        <w:r>
+          <w:rPr>
+            <w:noProof/>
+            <w:webHidden/>
+          </w:rPr>
+          <w:fldChar w:fldCharType="end"/>
+        </w:r>
+      </w:hyperlink>
+    </w:p>
+    <w:p>
+      <w:pPr>
         <w:pStyle w:val="TOC1"/>
         <w:rPr>
           <w:rFonts w:asciiTheme="minorHAnsi" w:hAnsiTheme="minorHAnsi" w:cstheme="minorBidi"/>
@@ -1416,7 +1481,228 @@
           <w14:ligatures w14:val="standardContextual"/>
         </w:rPr>
       </w:pPr>
-      <w:hyperlink w:anchor="_Toc242904065" w:history="1">
+      <w:hyperlink w:anchor="_Toc242906136" w:history="1">
+        <w:r>
+          <w:rPr>
+            <w:rStyle w:val="Hyperlink"/>
+            <w:noProof/>
+          </w:rPr>
+          <w:t>9. R</w:t>
+        </w:r>
+        <w:r>
+          <w:rPr>
+            <w:rStyle w:val="Hyperlink"/>
+            <w:noProof/>
+          </w:rPr>
+          <w:lastRenderedPageBreak/>
+          <w:t>esults and Discussion</w:t>
+        </w:r>
+        <w:r>
+          <w:rPr>
+            <w:noProof/>
+            <w:webHidden/>
+          </w:rPr>
+          <w:tab/>
+        </w:r>
+        <w:r>
+          <w:rPr>
+            <w:noProof/>
+            <w:webHidden/>
+          </w:rPr>
+          <w:fldChar w:fldCharType="begin"/>
+        </w:r>
+        <w:r>
+          <w:rPr>
+            <w:noProof/>
+            <w:webHidden/>
+          </w:rPr>
+          <w:instrText xml:space="preserve"> PAGEREF _Toc242906136 \h </w:instrText>
+        </w:r>
+        <w:r>
+          <w:rPr>
+            <w:noProof/>
+            <w:webHidden/>
+          </w:rPr>
+        </w:r>
+        <w:r>
+          <w:rPr>
+            <w:noProof/>
+            <w:webHidden/>
+          </w:rPr>
+          <w:fldChar w:fldCharType="separate"/>
+        </w:r>
+        <w:r>
+          <w:rPr>
+            <w:noProof/>
+            <w:webHidden/>
+          </w:rPr>
+          <w:t>14</w:t>
+        </w:r>
+        <w:r>
+          <w:rPr>
+            <w:noProof/>
+            <w:webHidden/>
+          </w:rPr>
+          <w:fldChar w:fldCharType="end"/>
+        </w:r>
+      </w:hyperlink>
+    </w:p>
+    <w:p>
+      <w:pPr>
+        <w:pStyle w:val="TOC2"/>
+        <w:rPr>
+          <w:rFonts w:asciiTheme="minorHAnsi" w:hAnsiTheme="minorHAnsi" w:cstheme="minorBidi"/>
+          <w:noProof/>
+          <w:color w:val="auto"/>
+          <w:kern w:val="2"/>
+          <w:sz w:val="24"/>
+          <w:szCs w:val="24"/>
+          <w14:ligatures w14:val="standardContextual"/>
+        </w:rPr>
+      </w:pPr>
+      <w:hyperlink w:anchor="_Toc242906137" w:history="1">
+        <w:r>
+          <w:rPr>
+            <w:rStyle w:val="Hyperlink"/>
+            <w:noProof/>
+          </w:rPr>
+          <w:t>9.1 Findings and Inferences</w:t>
+        </w:r>
+        <w:r>
+          <w:rPr>
+            <w:noProof/>
+            <w:webHidden/>
+          </w:rPr>
+          <w:tab/>
+        </w:r>
+        <w:r>
+          <w:rPr>
+            <w:noProof/>
+            <w:webHidden/>
+          </w:rPr>
+          <w:fldChar w:fldCharType="begin"/>
+        </w:r>
+        <w:r>
+          <w:rPr>
+            <w:noProof/>
+            <w:webHidden/>
+          </w:rPr>
+          <w:instrText xml:space="preserve"> PAGEREF _Toc242906137 \h </w:instrText>
+        </w:r>
+        <w:r>
+          <w:rPr>
+            <w:noProof/>
+            <w:webHidden/>
+          </w:rPr>
+        </w:r>
+        <w:r>
+          <w:rPr>
+            <w:noProof/>
+            <w:webHidden/>
+          </w:rPr>
+          <w:fldChar w:fldCharType="separate"/>
+        </w:r>
+        <w:r>
+          <w:rPr>
+            <w:noProof/>
+            <w:webHidden/>
+          </w:rPr>
+          <w:t>14</w:t>
+        </w:r>
+        <w:r>
+          <w:rPr>
+            <w:noProof/>
+            <w:webHidden/>
+          </w:rPr>
+          <w:fldChar w:fldCharType="end"/>
+        </w:r>
+      </w:hyperlink>
+    </w:p>
+    <w:p>
+      <w:pPr>
+        <w:pStyle w:val="TOC2"/>
+        <w:rPr>
+          <w:rFonts w:asciiTheme="minorHAnsi" w:hAnsiTheme="minorHAnsi" w:cstheme="minorBidi"/>
+          <w:noProof/>
+          <w:color w:val="auto"/>
+          <w:kern w:val="2"/>
+          <w:sz w:val="24"/>
+          <w:szCs w:val="24"/>
+          <w14:ligatures w14:val="standardContextual"/>
+        </w:rPr>
+      </w:pPr>
+      <w:hyperlink w:anchor="_Toc242906138" w:history="1">
+        <w:r>
+          <w:rPr>
+            <w:rStyle w:val="Hyperlink"/>
+            <w:noProof/>
+          </w:rPr>
+          <w:t>9.2 Innovation and Evidence</w:t>
+        </w:r>
+        <w:r>
+          <w:rPr>
+            <w:noProof/>
+            <w:webHidden/>
+          </w:rPr>
+          <w:tab/>
+        </w:r>
+        <w:r>
+          <w:rPr>
+            <w:noProof/>
+            <w:webHidden/>
+          </w:rPr>
+          <w:fldChar w:fldCharType="begin"/>
+        </w:r>
+        <w:r>
+          <w:rPr>
+            <w:noProof/>
+            <w:webHidden/>
+          </w:rPr>
+          <w:instrText xml:space="preserve"> PAGEREF _Toc242906138 \h </w:instrText>
+        </w:r>
+        <w:r>
+          <w:rPr>
+            <w:noProof/>
+            <w:webHidden/>
+          </w:rPr>
+        </w:r>
+        <w:r>
+          <w:rPr>
+            <w:noProof/>
+            <w:webHidden/>
+          </w:rPr>
+          <w:fldChar w:fldCharType="separate"/>
+        </w:r>
+        <w:r>
+          <w:rPr>
+            <w:noProof/>
+            <w:webHidden/>
+          </w:rPr>
+          <w:t>14</w:t>
+        </w:r>
+        <w:r>
+          <w:rPr>
+            <w:noProof/>
+            <w:webHidden/>
+          </w:rPr>
+          <w:fldChar w:fldCharType="end"/>
+        </w:r>
+      </w:hyperlink>
+    </w:p>
+    <w:p>
+      <w:pPr>
+        <w:pStyle w:val="TOC1"/>
+        <w:rPr>
+          <w:rFonts w:asciiTheme="minorHAnsi" w:hAnsiTheme="minorHAnsi" w:cstheme="minorBidi"/>
+          <w:noProof/>
+          <w:color w:val="auto"/>
+          <w:kern w:val="2"/>
+          <w:sz w:val="24"/>
+          <w:szCs w:val="24"/>
+          <w14:ligatures w14:val="standardContextual"/>
+        </w:rPr>
+      </w:pPr>
+      <w:hyperlink w:anchor="_Toc242906139" w:history="1">
         <w:r>
           <w:rPr>
             <w:rStyle w:val="Hyperlink"/>
@@ -1443,7 +1729,7 @@
             <w:noProof/>
             <w:webHidden/>
           </w:rPr>
-          <w:instrText xml:space="preserve"> PAGEREF _Toc242904065 \h </w:instrText>
+          <w:instrText xml:space="preserve"> PAGEREF _Toc242906139 \h </w:instrText>
         </w:r>
         <w:r>
           <w:rPr>
@@ -1463,7 +1749,7 @@
             <w:noProof/>
             <w:webHidden/>
           </w:rPr>
-          <w:t>11</w:t>
+          <w:t>14</w:t>
         </w:r>
         <w:r>
           <w:rPr>
@@ -1487,7 +1773,7 @@
           <w14:ligatures w14:val="standardContextual"/>
         </w:rPr>
       </w:pPr>
-      <w:hyperlink w:anchor="_Toc242904066" w:history="1">
+      <w:hyperlink w:anchor="_Toc242906140" w:history="1">
         <w:r>
           <w:rPr>
             <w:rStyle w:val="Hyperlink"/>
@@ -1514,7 +1800,7 @@
             <w:noProof/>
             <w:webHidden/>
           </w:rPr>
-          <w:instrText xml:space="preserve"> PAGEREF _Toc242904066 \h </w:instrText>
+          <w:instrText xml:space="preserve"> PAGEREF _Toc242906140 \h </w:instrText>
         </w:r>
         <w:r>
           <w:rPr>
@@ -1534,7 +1820,7 @@
             <w:noProof/>
             <w:webHidden/>
           </w:rPr>
-          <w:t>11</w:t>
+          <w:t>14</w:t>
         </w:r>
         <w:r>
           <w:rPr>
@@ -1551,10 +1837,9 @@
         <w:pageBreakBefore/>
       </w:pPr>
       <w:r>
-        <w:lastRenderedPageBreak/>
         <w:fldChar w:fldCharType="end"/>
       </w:r>
-      <w:bookmarkStart w:id="0" w:name="_Toc242904049"/>
+      <w:bookmarkStart w:id="0" w:name="_Toc242906119"/>
       <w:r>
         <w:t>1. Introduction</w:t>
       </w:r>
@@ -1578,13 +1863,34 @@
     </w:p>
     <w:p>
       <w:pPr>
+        <w:pStyle w:val="Heading2"/>
+      </w:pPr>
+      <w:bookmarkStart w:id="1" w:name="_Toc242906120"/>
+      <w:r>
+        <w:t>1.1 Practical Applications</w:t>
+      </w:r>
+      <w:bookmarkEnd w:id="1"/>
+    </w:p>
+    <w:p>
+      <w:pPr>
+        <w:jc w:val="both"/>
+      </w:pPr>
+      <w:r>
+        <w:t>FaultNet can support development testing of registration portals and checkout interfaces under delayed responses or HTTP errors, download clients under restricted bandwidth or interrupted transfers, and mobile interfaces under variable delay and delivery rates. JSON mocks allow a frontend to be exercised before its backend is available. In a networking laboratory, the workbench supports repeatable fault and recovery experiments with packet evidence. These are potential uses of the implemented controls; they</w:t>
+      </w:r>
+      <w:r>
+        <w:t xml:space="preserve"> are not claims of completed deployments. Developers must route the intended development requests through the live proxy and implement any fixes exposed by testing.</w:t>
+      </w:r>
+    </w:p>
+    <w:p>
+      <w:pPr>
         <w:pStyle w:val="Heading1"/>
       </w:pPr>
-      <w:bookmarkStart w:id="1" w:name="_Toc242904050"/>
+      <w:bookmarkStart w:id="2" w:name="_Toc242906121"/>
       <w:r>
         <w:t>2. Problem Statement</w:t>
       </w:r>
-      <w:bookmarkEnd w:id="1"/>
+      <w:bookmarkEnd w:id="2"/>
     </w:p>
     <w:p>
       <w:pPr>
@@ -1606,11 +1912,11 @@
       <w:pPr>
         <w:pStyle w:val="Heading1"/>
       </w:pPr>
-      <w:bookmarkStart w:id="2" w:name="_Toc242904051"/>
+      <w:bookmarkStart w:id="3" w:name="_Toc242906122"/>
       <w:r>
         <w:t>3. Objectives</w:t>
       </w:r>
-      <w:bookmarkEnd w:id="2"/>
+      <w:bookmarkEnd w:id="3"/>
     </w:p>
     <w:p>
       <w:pPr>
@@ -1665,12 +1971,12 @@
         <w:pStyle w:val="Heading1"/>
         <w:pageBreakBefore/>
       </w:pPr>
-      <w:bookmarkStart w:id="3" w:name="_Toc242904052"/>
+      <w:bookmarkStart w:id="4" w:name="_Toc242906123"/>
       <w:r>
         <w:lastRenderedPageBreak/>
         <w:t>4. Literature Review and Existing System</w:t>
       </w:r>
-      <w:bookmarkEnd w:id="3"/>
+      <w:bookmarkEnd w:id="4"/>
     </w:p>
     <w:p>
       <w:pPr>
@@ -2008,11 +2314,11 @@
         <w:pStyle w:val="Heading1"/>
         <w:spacing w:before="160"/>
       </w:pPr>
-      <w:bookmarkStart w:id="4" w:name="_Toc242904053"/>
+      <w:bookmarkStart w:id="5" w:name="_Toc242906124"/>
       <w:r>
         <w:t>5. Abstract</w:t>
       </w:r>
-      <w:bookmarkEnd w:id="4"/>
+      <w:bookmarkEnd w:id="5"/>
     </w:p>
     <w:p>
       <w:pPr>
@@ -2027,12 +2333,12 @@
         <w:pStyle w:val="Heading1"/>
         <w:pageBreakBefore/>
       </w:pPr>
-      <w:bookmarkStart w:id="5" w:name="_Toc242904054"/>
+      <w:bookmarkStart w:id="6" w:name="_Toc242906125"/>
       <w:r>
         <w:lastRenderedPageBreak/>
         <w:t>6. System Architecture and Workflow</w:t>
       </w:r>
-      <w:bookmarkEnd w:id="5"/>
+      <w:bookmarkEnd w:id="6"/>
     </w:p>
     <w:p>
       <w:pPr>
@@ -2836,15 +3142,1578 @@
     </w:p>
     <w:p>
       <w:pPr>
+        <w:pStyle w:val="Heading2"/>
+        <w:pageBreakBefore/>
+      </w:pPr>
+      <w:bookmarkStart w:id="7" w:name="_Toc242906126"/>
+      <w:r>
+        <w:lastRenderedPageBreak/>
+        <w:t>6.1 Dashboard Roles and Separation</w:t>
+      </w:r>
+      <w:bookmarkEnd w:id="7"/>
+    </w:p>
+    <w:p>
+      <w:pPr>
+        <w:jc w:val="both"/>
+      </w:pPr>
+      <w:r>
+        <w:t>The two dashboards address different testing questions. The experiment workbench asks how a controlled fault changes measurable request behavior and whether service is restored after clearance. The live proxy cockpit asks how individual development requests behave under an operator-selected combination of response and connection effects.</w:t>
+      </w:r>
+    </w:p>
+    <w:tbl>
+      <w:tblPr>
+        <w:tblW w:w="0" w:type="auto"/>
+        <w:jc w:val="center"/>
+        <w:tblBorders>
+          <w:top w:val="single" w:sz="5" w:space="0" w:color="D9D9D9"/>
+          <w:left w:val="single" w:sz="5" w:space="0" w:color="D9D9D9"/>
+          <w:bottom w:val="single" w:sz="5" w:space="0" w:color="D9D9D9"/>
+          <w:right w:val="single" w:sz="5" w:space="0" w:color="D9D9D9"/>
+          <w:insideH w:val="single" w:sz="5" w:space="0" w:color="D9D9D9"/>
+          <w:insideV w:val="single" w:sz="5" w:space="0" w:color="D9D9D9"/>
+        </w:tblBorders>
+        <w:tblLayout w:type="fixed"/>
+        <w:tblLook w:val="04A0" w:firstRow="1" w:lastRow="0" w:firstColumn="1" w:lastColumn="0" w:noHBand="0" w:noVBand="1"/>
+      </w:tblPr>
+      <w:tblGrid>
+        <w:gridCol w:w="1600"/>
+        <w:gridCol w:w="3700"/>
+        <w:gridCol w:w="3700"/>
+      </w:tblGrid>
+      <w:tr>
+        <w:trPr>
+          <w:cantSplit/>
+          <w:tblHeader/>
+          <w:jc w:val="center"/>
+        </w:trPr>
+        <w:tc>
+          <w:tcPr>
+            <w:tcW w:w="1600" w:type="dxa"/>
+            <w:shd w:val="clear" w:color="auto" w:fill="EAEAEA"/>
+            <w:tcMar>
+              <w:top w:w="85" w:type="dxa"/>
+              <w:left w:w="85" w:type="dxa"/>
+              <w:bottom w:w="85" w:type="dxa"/>
+              <w:right w:w="85" w:type="dxa"/>
+            </w:tcMar>
+            <w:vAlign w:val="center"/>
+          </w:tcPr>
+          <w:p>
+            <w:pPr>
+              <w:spacing w:after="40" w:line="252" w:lineRule="auto"/>
+            </w:pPr>
+            <w:r>
+              <w:rPr>
+                <w:b/>
+                <w:sz w:val="21"/>
+              </w:rPr>
+              <w:t>Aspect</w:t>
+            </w:r>
+          </w:p>
+        </w:tc>
+        <w:tc>
+          <w:tcPr>
+            <w:tcW w:w="3700" w:type="dxa"/>
+            <w:shd w:val="clear" w:color="auto" w:fill="EAEAEA"/>
+            <w:tcMar>
+              <w:top w:w="85" w:type="dxa"/>
+              <w:left w:w="85" w:type="dxa"/>
+              <w:bottom w:w="85" w:type="dxa"/>
+              <w:right w:w="85" w:type="dxa"/>
+            </w:tcMar>
+            <w:vAlign w:val="center"/>
+          </w:tcPr>
+          <w:p>
+            <w:pPr>
+              <w:spacing w:after="40" w:line="252" w:lineRule="auto"/>
+            </w:pPr>
+            <w:r>
+              <w:rPr>
+                <w:b/>
+                <w:sz w:val="21"/>
+              </w:rPr>
+              <w:t>Experiment workbench</w:t>
+            </w:r>
+          </w:p>
+        </w:tc>
+        <w:tc>
+          <w:tcPr>
+            <w:tcW w:w="3700" w:type="dxa"/>
+            <w:shd w:val="clear" w:color="auto" w:fill="EAEAEA"/>
+            <w:tcMar>
+              <w:top w:w="85" w:type="dxa"/>
+              <w:left w:w="85" w:type="dxa"/>
+              <w:bottom w:w="85" w:type="dxa"/>
+              <w:right w:w="85" w:type="dxa"/>
+            </w:tcMar>
+            <w:vAlign w:val="center"/>
+          </w:tcPr>
+          <w:p>
+            <w:pPr>
+              <w:spacing w:after="40" w:line="252" w:lineRule="auto"/>
+            </w:pPr>
+            <w:r>
+              <w:rPr>
+                <w:b/>
+                <w:sz w:val="21"/>
+              </w:rPr>
+              <w:t>Live proxy cockpit</w:t>
+            </w:r>
+          </w:p>
+        </w:tc>
+      </w:tr>
+      <w:tr>
+        <w:trPr>
+          <w:cantSplit/>
+          <w:jc w:val="center"/>
+        </w:trPr>
+        <w:tc>
+          <w:tcPr>
+            <w:tcW w:w="1600" w:type="dxa"/>
+            <w:tcMar>
+              <w:top w:w="85" w:type="dxa"/>
+              <w:left w:w="85" w:type="dxa"/>
+              <w:bottom w:w="85" w:type="dxa"/>
+              <w:right w:w="85" w:type="dxa"/>
+            </w:tcMar>
+            <w:vAlign w:val="center"/>
+          </w:tcPr>
+          <w:p>
+            <w:pPr>
+              <w:spacing w:after="40" w:line="252" w:lineRule="auto"/>
+            </w:pPr>
+            <w:r>
+              <w:rPr>
+                <w:sz w:val="21"/>
+              </w:rPr>
+              <w:t>Target</w:t>
+            </w:r>
+          </w:p>
+        </w:tc>
+        <w:tc>
+          <w:tcPr>
+            <w:tcW w:w="3700" w:type="dxa"/>
+            <w:tcMar>
+              <w:top w:w="85" w:type="dxa"/>
+              <w:left w:w="85" w:type="dxa"/>
+              <w:bottom w:w="85" w:type="dxa"/>
+              <w:right w:w="85" w:type="dxa"/>
+            </w:tcMar>
+            <w:vAlign w:val="center"/>
+          </w:tcPr>
+          <w:p>
+            <w:pPr>
+              <w:spacing w:after="40" w:line="252" w:lineRule="auto"/>
+            </w:pPr>
+            <w:r>
+              <w:rPr>
+                <w:sz w:val="21"/>
+              </w:rPr>
+              <w:t>Fixed 64 KiB demo workload</w:t>
+            </w:r>
+          </w:p>
+        </w:tc>
+        <w:tc>
+          <w:tcPr>
+            <w:tcW w:w="3700" w:type="dxa"/>
+            <w:tcMar>
+              <w:top w:w="85" w:type="dxa"/>
+              <w:left w:w="85" w:type="dxa"/>
+              <w:bottom w:w="85" w:type="dxa"/>
+              <w:right w:w="85" w:type="dxa"/>
+            </w:tcMar>
+            <w:vAlign w:val="center"/>
+          </w:tcPr>
+          <w:p>
+            <w:pPr>
+              <w:spacing w:after="40" w:line="252" w:lineRule="auto"/>
+            </w:pPr>
+            <w:r>
+              <w:rPr>
+                <w:sz w:val="21"/>
+              </w:rPr>
+              <w:t>Validated development HTTP/HTTPS origins; demo by default</w:t>
+            </w:r>
+          </w:p>
+        </w:tc>
+      </w:tr>
+      <w:tr>
+        <w:trPr>
+          <w:cantSplit/>
+          <w:jc w:val="center"/>
+        </w:trPr>
+        <w:tc>
+          <w:tcPr>
+            <w:tcW w:w="1600" w:type="dxa"/>
+            <w:tcMar>
+              <w:top w:w="85" w:type="dxa"/>
+              <w:left w:w="85" w:type="dxa"/>
+              <w:bottom w:w="85" w:type="dxa"/>
+              <w:right w:w="85" w:type="dxa"/>
+            </w:tcMar>
+            <w:vAlign w:val="center"/>
+          </w:tcPr>
+          <w:p>
+            <w:pPr>
+              <w:spacing w:after="40" w:line="252" w:lineRule="auto"/>
+            </w:pPr>
+            <w:r>
+              <w:rPr>
+                <w:sz w:val="21"/>
+              </w:rPr>
+              <w:t>Workflow</w:t>
+            </w:r>
+          </w:p>
+        </w:tc>
+        <w:tc>
+          <w:tcPr>
+            <w:tcW w:w="3700" w:type="dxa"/>
+            <w:tcMar>
+              <w:top w:w="85" w:type="dxa"/>
+              <w:left w:w="85" w:type="dxa"/>
+              <w:bottom w:w="85" w:type="dxa"/>
+              <w:right w:w="85" w:type="dxa"/>
+            </w:tcMar>
+            <w:vAlign w:val="center"/>
+          </w:tcPr>
+          <w:p>
+            <w:pPr>
+              <w:spacing w:after="40" w:line="252" w:lineRule="auto"/>
+            </w:pPr>
+            <w:r>
+              <w:rPr>
+                <w:sz w:val="21"/>
+              </w:rPr>
+              <w:t>Automatic baseline, faulty and recovery phases</w:t>
+            </w:r>
+          </w:p>
+        </w:tc>
+        <w:tc>
+          <w:tcPr>
+            <w:tcW w:w="3700" w:type="dxa"/>
+            <w:tcMar>
+              <w:top w:w="85" w:type="dxa"/>
+              <w:left w:w="85" w:type="dxa"/>
+              <w:bottom w:w="85" w:type="dxa"/>
+              <w:right w:w="85" w:type="dxa"/>
+            </w:tcMar>
+            <w:vAlign w:val="center"/>
+          </w:tcPr>
+          <w:p>
+            <w:pPr>
+              <w:spacing w:after="40" w:line="252" w:lineRule="auto"/>
+            </w:pPr>
+            <w:r>
+              <w:rPr>
+                <w:sz w:val="21"/>
+              </w:rPr>
+              <w:t>Manually apply settings, send traffic and reset</w:t>
+            </w:r>
+          </w:p>
+        </w:tc>
+      </w:tr>
+      <w:tr>
+        <w:trPr>
+          <w:cantSplit/>
+          <w:jc w:val="center"/>
+        </w:trPr>
+        <w:tc>
+          <w:tcPr>
+            <w:tcW w:w="1600" w:type="dxa"/>
+            <w:tcMar>
+              <w:top w:w="85" w:type="dxa"/>
+              <w:left w:w="85" w:type="dxa"/>
+              <w:bottom w:w="85" w:type="dxa"/>
+              <w:right w:w="85" w:type="dxa"/>
+            </w:tcMar>
+            <w:vAlign w:val="center"/>
+          </w:tcPr>
+          <w:p>
+            <w:pPr>
+              <w:spacing w:after="40" w:line="252" w:lineRule="auto"/>
+            </w:pPr>
+            <w:r>
+              <w:rPr>
+                <w:sz w:val="21"/>
+              </w:rPr>
+              <w:t>Fault scope</w:t>
+            </w:r>
+          </w:p>
+        </w:tc>
+        <w:tc>
+          <w:tcPr>
+            <w:tcW w:w="3700" w:type="dxa"/>
+            <w:tcMar>
+              <w:top w:w="85" w:type="dxa"/>
+              <w:left w:w="85" w:type="dxa"/>
+              <w:bottom w:w="85" w:type="dxa"/>
+              <w:right w:w="85" w:type="dxa"/>
+            </w:tcMar>
+            <w:vAlign w:val="center"/>
+          </w:tcPr>
+          <w:p>
+            <w:pPr>
+              <w:spacing w:after="40" w:line="252" w:lineRule="auto"/>
+            </w:pPr>
+            <w:r>
+              <w:rPr>
+                <w:sz w:val="21"/>
+              </w:rPr>
+              <w:t>One selected fault mechanism per run</w:t>
+            </w:r>
+          </w:p>
+        </w:tc>
+        <w:tc>
+          <w:tcPr>
+            <w:tcW w:w="3700" w:type="dxa"/>
+            <w:tcMar>
+              <w:top w:w="85" w:type="dxa"/>
+              <w:left w:w="85" w:type="dxa"/>
+              <w:bottom w:w="85" w:type="dxa"/>
+              <w:right w:w="85" w:type="dxa"/>
+            </w:tcMar>
+            <w:vAlign w:val="center"/>
+          </w:tcPr>
+          <w:p>
+            <w:pPr>
+              <w:spacing w:after="40" w:line="252" w:lineRule="auto"/>
+            </w:pPr>
+            <w:r>
+              <w:rPr>
+                <w:sz w:val="21"/>
+              </w:rPr>
+              <w:t>Network effects plus failure, status, header and mock controls</w:t>
+            </w:r>
+          </w:p>
+        </w:tc>
+      </w:tr>
+      <w:tr>
+        <w:trPr>
+          <w:cantSplit/>
+          <w:jc w:val="center"/>
+        </w:trPr>
+        <w:tc>
+          <w:tcPr>
+            <w:tcW w:w="1600" w:type="dxa"/>
+            <w:tcMar>
+              <w:top w:w="85" w:type="dxa"/>
+              <w:left w:w="85" w:type="dxa"/>
+              <w:bottom w:w="85" w:type="dxa"/>
+              <w:right w:w="85" w:type="dxa"/>
+            </w:tcMar>
+            <w:vAlign w:val="center"/>
+          </w:tcPr>
+          <w:p>
+            <w:pPr>
+              <w:spacing w:after="40" w:line="252" w:lineRule="auto"/>
+            </w:pPr>
+            <w:r>
+              <w:rPr>
+                <w:sz w:val="21"/>
+              </w:rPr>
+              <w:t>Evidence</w:t>
+            </w:r>
+          </w:p>
+        </w:tc>
+        <w:tc>
+          <w:tcPr>
+            <w:tcW w:w="3700" w:type="dxa"/>
+            <w:tcMar>
+              <w:top w:w="85" w:type="dxa"/>
+              <w:left w:w="85" w:type="dxa"/>
+              <w:bottom w:w="85" w:type="dxa"/>
+              <w:right w:w="85" w:type="dxa"/>
+            </w:tcMar>
+            <w:vAlign w:val="center"/>
+          </w:tcPr>
+          <w:p>
+            <w:pPr>
+              <w:spacing w:after="40" w:line="252" w:lineRule="auto"/>
+            </w:pPr>
+            <w:r>
+              <w:rPr>
+                <w:sz w:val="21"/>
+              </w:rPr>
+              <w:t>Phase statistics and individual probe observations</w:t>
+            </w:r>
+          </w:p>
+        </w:tc>
+        <w:tc>
+          <w:tcPr>
+            <w:tcW w:w="3700" w:type="dxa"/>
+            <w:tcMar>
+              <w:top w:w="85" w:type="dxa"/>
+              <w:left w:w="85" w:type="dxa"/>
+              <w:bottom w:w="85" w:type="dxa"/>
+              <w:right w:w="85" w:type="dxa"/>
+            </w:tcMar>
+            <w:vAlign w:val="center"/>
+          </w:tcPr>
+          <w:p>
+            <w:pPr>
+              <w:spacing w:after="40" w:line="252" w:lineRule="auto"/>
+            </w:pPr>
+            <w:r>
+              <w:rPr>
+                <w:sz w:val="21"/>
+              </w:rPr>
+              <w:t>Individual request status, duration, bytes and applied effects</w:t>
+            </w:r>
+          </w:p>
+        </w:tc>
+      </w:tr>
+      <w:tr>
+        <w:trPr>
+          <w:cantSplit/>
+          <w:jc w:val="center"/>
+        </w:trPr>
+        <w:tc>
+          <w:tcPr>
+            <w:tcW w:w="1600" w:type="dxa"/>
+            <w:tcMar>
+              <w:top w:w="85" w:type="dxa"/>
+              <w:left w:w="85" w:type="dxa"/>
+              <w:bottom w:w="85" w:type="dxa"/>
+              <w:right w:w="85" w:type="dxa"/>
+            </w:tcMar>
+            <w:vAlign w:val="center"/>
+          </w:tcPr>
+          <w:p>
+            <w:pPr>
+              <w:spacing w:after="40" w:line="252" w:lineRule="auto"/>
+            </w:pPr>
+            <w:r>
+              <w:rPr>
+                <w:sz w:val="21"/>
+              </w:rPr>
+              <w:t>Persistence</w:t>
+            </w:r>
+          </w:p>
+        </w:tc>
+        <w:tc>
+          <w:tcPr>
+            <w:tcW w:w="3700" w:type="dxa"/>
+            <w:tcMar>
+              <w:top w:w="85" w:type="dxa"/>
+              <w:left w:w="85" w:type="dxa"/>
+              <w:bottom w:w="85" w:type="dxa"/>
+              <w:right w:w="85" w:type="dxa"/>
+            </w:tcMar>
+            <w:vAlign w:val="center"/>
+          </w:tcPr>
+          <w:p>
+            <w:pPr>
+              <w:spacing w:after="40" w:line="252" w:lineRule="auto"/>
+            </w:pPr>
+            <w:r>
+              <w:rPr>
+                <w:sz w:val="21"/>
+              </w:rPr>
+              <w:t>Local JSON records with JSON/CSV exports</w:t>
+            </w:r>
+          </w:p>
+        </w:tc>
+        <w:tc>
+          <w:tcPr>
+            <w:tcW w:w="3700" w:type="dxa"/>
+            <w:tcMar>
+              <w:top w:w="85" w:type="dxa"/>
+              <w:left w:w="85" w:type="dxa"/>
+              <w:bottom w:w="85" w:type="dxa"/>
+              <w:right w:w="85" w:type="dxa"/>
+            </w:tcMar>
+            <w:vAlign w:val="center"/>
+          </w:tcPr>
+          <w:p>
+            <w:pPr>
+              <w:spacing w:after="40" w:line="252" w:lineRule="auto"/>
+            </w:pPr>
+            <w:r>
+              <w:rPr>
+                <w:sz w:val="21"/>
+              </w:rPr>
+              <w:t>Latest 50 finished requests in process memory</w:t>
+            </w:r>
+          </w:p>
+        </w:tc>
+      </w:tr>
+      <w:tr>
+        <w:trPr>
+          <w:cantSplit/>
+          <w:jc w:val="center"/>
+        </w:trPr>
+        <w:tc>
+          <w:tcPr>
+            <w:tcW w:w="1600" w:type="dxa"/>
+            <w:tcMar>
+              <w:top w:w="85" w:type="dxa"/>
+              <w:left w:w="85" w:type="dxa"/>
+              <w:bottom w:w="85" w:type="dxa"/>
+              <w:right w:w="85" w:type="dxa"/>
+            </w:tcMar>
+            <w:vAlign w:val="center"/>
+          </w:tcPr>
+          <w:p>
+            <w:pPr>
+              <w:spacing w:after="40" w:line="252" w:lineRule="auto"/>
+            </w:pPr>
+            <w:r>
+              <w:rPr>
+                <w:sz w:val="21"/>
+              </w:rPr>
+              <w:t>Traffic port</w:t>
+            </w:r>
+          </w:p>
+        </w:tc>
+        <w:tc>
+          <w:tcPr>
+            <w:tcW w:w="3700" w:type="dxa"/>
+            <w:tcMar>
+              <w:top w:w="85" w:type="dxa"/>
+              <w:left w:w="85" w:type="dxa"/>
+              <w:bottom w:w="85" w:type="dxa"/>
+              <w:right w:w="85" w:type="dxa"/>
+            </w:tcMar>
+            <w:vAlign w:val="center"/>
+          </w:tcPr>
+          <w:p>
+            <w:pPr>
+              <w:spacing w:after="40" w:line="252" w:lineRule="auto"/>
+            </w:pPr>
+            <w:r>
+              <w:rPr>
+                <w:sz w:val="21"/>
+              </w:rPr>
+              <w:t>3002</w:t>
+            </w:r>
+          </w:p>
+        </w:tc>
+        <w:tc>
+          <w:tcPr>
+            <w:tcW w:w="3700" w:type="dxa"/>
+            <w:tcMar>
+              <w:top w:w="85" w:type="dxa"/>
+              <w:left w:w="85" w:type="dxa"/>
+              <w:bottom w:w="85" w:type="dxa"/>
+              <w:right w:w="85" w:type="dxa"/>
+            </w:tcMar>
+            <w:vAlign w:val="center"/>
+          </w:tcPr>
+          <w:p>
+            <w:pPr>
+              <w:spacing w:after="40" w:line="252" w:lineRule="auto"/>
+            </w:pPr>
+            <w:r>
+              <w:rPr>
+                <w:sz w:val="21"/>
+              </w:rPr>
+              <w:t>8080</w:t>
+            </w:r>
+          </w:p>
+        </w:tc>
+      </w:tr>
+    </w:tbl>
+    <w:p>
+      <w:pPr>
+        <w:keepNext/>
+        <w:spacing w:after="0" w:line="240" w:lineRule="auto"/>
+      </w:pPr>
+    </w:p>
+    <w:p>
+      <w:pPr>
+        <w:jc w:val="both"/>
+      </w:pPr>
+      <w:r>
+        <w:t>Separate interfaces keep repeatable measurements distinct from exploratory testing. A fixed workload and controlled phases support fair within-run comparisons. The cockpit gives developers broader manual controls for inspecting application handling of slow responses, HTTP errors and incomplete bodies. The experiment proxy and live proxy have independent settings: changes in one dashboard do not change the other's faults.</w:t>
+      </w:r>
+    </w:p>
+    <w:p>
+      <w:pPr>
+        <w:jc w:val="both"/>
+      </w:pPr>
+      <w:r>
+        <w:t>Wireshark independently observes the real HTTP traffic. Packet Tracer separately models link failure and routing recovery; its virtual topology does not configure either dashboard. FaultNet is a testing tool that exposes behavior, rather than an automatic repair mechanism.</w:t>
+      </w:r>
+    </w:p>
+    <w:p>
+      <w:pPr>
+        <w:pStyle w:val="Heading2"/>
+        <w:pageBreakBefore/>
+      </w:pPr>
+      <w:bookmarkStart w:id="8" w:name="_Toc242906127"/>
+      <w:r>
+        <w:lastRenderedPageBreak/>
+        <w:t>6.2 Experiment Workbench Functions</w:t>
+      </w:r>
+      <w:bookmarkEnd w:id="8"/>
+    </w:p>
+    <w:p>
+      <w:pPr>
+        <w:jc w:val="both"/>
+      </w:pPr>
+      <w:r>
+        <w:t>The workbench supports baseline-only testing or an automatic baseline-to-fault-to-recovery run. Users choose the fault, probe count, interval and request timeout. The server validates the settings and enforces a conservative 120-second probing budget. Baseline and recovery requests use normal forwarding. Recovery requires three consecutive successful requests within a 15-second window after fault clearance.</w:t>
+      </w:r>
+    </w:p>
+    <w:tbl>
+      <w:tblPr>
+        <w:tblW w:w="0" w:type="auto"/>
+        <w:jc w:val="center"/>
+        <w:tblBorders>
+          <w:top w:val="single" w:sz="5" w:space="0" w:color="D9D9D9"/>
+          <w:left w:val="single" w:sz="5" w:space="0" w:color="D9D9D9"/>
+          <w:bottom w:val="single" w:sz="5" w:space="0" w:color="D9D9D9"/>
+          <w:right w:val="single" w:sz="5" w:space="0" w:color="D9D9D9"/>
+          <w:insideH w:val="single" w:sz="5" w:space="0" w:color="D9D9D9"/>
+          <w:insideV w:val="single" w:sz="5" w:space="0" w:color="D9D9D9"/>
+        </w:tblBorders>
+        <w:tblLayout w:type="fixed"/>
+        <w:tblLook w:val="04A0" w:firstRow="1" w:lastRow="0" w:firstColumn="1" w:lastColumn="0" w:noHBand="0" w:noVBand="1"/>
+      </w:tblPr>
+      <w:tblGrid>
+        <w:gridCol w:w="1900"/>
+        <w:gridCol w:w="3800"/>
+        <w:gridCol w:w="3300"/>
+      </w:tblGrid>
+      <w:tr>
+        <w:trPr>
+          <w:cantSplit/>
+          <w:tblHeader/>
+          <w:jc w:val="center"/>
+        </w:trPr>
+        <w:tc>
+          <w:tcPr>
+            <w:tcW w:w="1900" w:type="dxa"/>
+            <w:shd w:val="clear" w:color="auto" w:fill="EAEAEA"/>
+            <w:tcMar>
+              <w:top w:w="85" w:type="dxa"/>
+              <w:left w:w="85" w:type="dxa"/>
+              <w:bottom w:w="85" w:type="dxa"/>
+              <w:right w:w="85" w:type="dxa"/>
+            </w:tcMar>
+            <w:vAlign w:val="center"/>
+          </w:tcPr>
+          <w:p>
+            <w:pPr>
+              <w:spacing w:after="40" w:line="252" w:lineRule="auto"/>
+            </w:pPr>
+            <w:r>
+              <w:rPr>
+                <w:b/>
+                <w:sz w:val="21"/>
+              </w:rPr>
+              <w:t>Fault mechanism</w:t>
+            </w:r>
+          </w:p>
+        </w:tc>
+        <w:tc>
+          <w:tcPr>
+            <w:tcW w:w="3800" w:type="dxa"/>
+            <w:shd w:val="clear" w:color="auto" w:fill="EAEAEA"/>
+            <w:tcMar>
+              <w:top w:w="85" w:type="dxa"/>
+              <w:left w:w="85" w:type="dxa"/>
+              <w:bottom w:w="85" w:type="dxa"/>
+              <w:right w:w="85" w:type="dxa"/>
+            </w:tcMar>
+            <w:vAlign w:val="center"/>
+          </w:tcPr>
+          <w:p>
+            <w:pPr>
+              <w:spacing w:after="40" w:line="252" w:lineRule="auto"/>
+            </w:pPr>
+            <w:r>
+              <w:rPr>
+                <w:b/>
+                <w:sz w:val="21"/>
+              </w:rPr>
+              <w:t>Actual action</w:t>
+            </w:r>
+          </w:p>
+        </w:tc>
+        <w:tc>
+          <w:tcPr>
+            <w:tcW w:w="3300" w:type="dxa"/>
+            <w:shd w:val="clear" w:color="auto" w:fill="EAEAEA"/>
+            <w:tcMar>
+              <w:top w:w="85" w:type="dxa"/>
+              <w:left w:w="85" w:type="dxa"/>
+              <w:bottom w:w="85" w:type="dxa"/>
+              <w:right w:w="85" w:type="dxa"/>
+            </w:tcMar>
+            <w:vAlign w:val="center"/>
+          </w:tcPr>
+          <w:p>
+            <w:pPr>
+              <w:spacing w:after="40" w:line="252" w:lineRule="auto"/>
+            </w:pPr>
+            <w:r>
+              <w:rPr>
+                <w:b/>
+                <w:sz w:val="21"/>
+              </w:rPr>
+              <w:t>Issue examined</w:t>
+            </w:r>
+          </w:p>
+        </w:tc>
+      </w:tr>
+      <w:tr>
+        <w:trPr>
+          <w:cantSplit/>
+          <w:jc w:val="center"/>
+        </w:trPr>
+        <w:tc>
+          <w:tcPr>
+            <w:tcW w:w="1900" w:type="dxa"/>
+            <w:tcMar>
+              <w:top w:w="85" w:type="dxa"/>
+              <w:left w:w="85" w:type="dxa"/>
+              <w:bottom w:w="85" w:type="dxa"/>
+              <w:right w:w="85" w:type="dxa"/>
+            </w:tcMar>
+            <w:vAlign w:val="center"/>
+          </w:tcPr>
+          <w:p>
+            <w:pPr>
+              <w:spacing w:after="40" w:line="252" w:lineRule="auto"/>
+            </w:pPr>
+            <w:r>
+              <w:rPr>
+                <w:sz w:val="21"/>
+              </w:rPr>
+              <w:t>Response delay</w:t>
+            </w:r>
+          </w:p>
+        </w:tc>
+        <w:tc>
+          <w:tcPr>
+            <w:tcW w:w="3800" w:type="dxa"/>
+            <w:tcMar>
+              <w:top w:w="85" w:type="dxa"/>
+              <w:left w:w="85" w:type="dxa"/>
+              <w:bottom w:w="85" w:type="dxa"/>
+              <w:right w:w="85" w:type="dxa"/>
+            </w:tcMar>
+            <w:vAlign w:val="center"/>
+          </w:tcPr>
+          <w:p>
+            <w:pPr>
+              <w:spacing w:after="40" w:line="252" w:lineRule="auto"/>
+            </w:pPr>
+            <w:r>
+              <w:rPr>
+                <w:sz w:val="21"/>
+              </w:rPr>
+              <w:t>Wait before forwarding a faulty request</w:t>
+            </w:r>
+          </w:p>
+        </w:tc>
+        <w:tc>
+          <w:tcPr>
+            <w:tcW w:w="3300" w:type="dxa"/>
+            <w:tcMar>
+              <w:top w:w="85" w:type="dxa"/>
+              <w:left w:w="85" w:type="dxa"/>
+              <w:bottom w:w="85" w:type="dxa"/>
+              <w:right w:w="85" w:type="dxa"/>
+            </w:tcMar>
+            <w:vAlign w:val="center"/>
+          </w:tcPr>
+          <w:p>
+            <w:pPr>
+              <w:spacing w:after="40" w:line="252" w:lineRule="auto"/>
+            </w:pPr>
+            <w:r>
+              <w:rPr>
+                <w:sz w:val="21"/>
+              </w:rPr>
+              <w:t>Slow responses and client timeout sensitivity</w:t>
+            </w:r>
+          </w:p>
+        </w:tc>
+      </w:tr>
+      <w:tr>
+        <w:trPr>
+          <w:cantSplit/>
+          <w:jc w:val="center"/>
+        </w:trPr>
+        <w:tc>
+          <w:tcPr>
+            <w:tcW w:w="1900" w:type="dxa"/>
+            <w:tcMar>
+              <w:top w:w="85" w:type="dxa"/>
+              <w:left w:w="85" w:type="dxa"/>
+              <w:bottom w:w="85" w:type="dxa"/>
+              <w:right w:w="85" w:type="dxa"/>
+            </w:tcMar>
+            <w:vAlign w:val="center"/>
+          </w:tcPr>
+          <w:p>
+            <w:pPr>
+              <w:spacing w:after="40" w:line="252" w:lineRule="auto"/>
+            </w:pPr>
+            <w:r>
+              <w:rPr>
+                <w:sz w:val="21"/>
+              </w:rPr>
+              <w:t>Bandwidth restriction</w:t>
+            </w:r>
+          </w:p>
+        </w:tc>
+        <w:tc>
+          <w:tcPr>
+            <w:tcW w:w="3800" w:type="dxa"/>
+            <w:tcMar>
+              <w:top w:w="85" w:type="dxa"/>
+              <w:left w:w="85" w:type="dxa"/>
+              <w:bottom w:w="85" w:type="dxa"/>
+              <w:right w:w="85" w:type="dxa"/>
+            </w:tcMar>
+            <w:vAlign w:val="center"/>
+          </w:tcPr>
+          <w:p>
+            <w:pPr>
+              <w:spacing w:after="40" w:line="252" w:lineRule="auto"/>
+            </w:pPr>
+            <w:r>
+              <w:rPr>
+                <w:sz w:val="21"/>
+              </w:rPr>
+              <w:t>Pace response-body chunks at the selected KiB/s rate</w:t>
+            </w:r>
+          </w:p>
+        </w:tc>
+        <w:tc>
+          <w:tcPr>
+            <w:tcW w:w="3300" w:type="dxa"/>
+            <w:tcMar>
+              <w:top w:w="85" w:type="dxa"/>
+              <w:left w:w="85" w:type="dxa"/>
+              <w:bottom w:w="85" w:type="dxa"/>
+              <w:right w:w="85" w:type="dxa"/>
+            </w:tcMar>
+            <w:vAlign w:val="center"/>
+          </w:tcPr>
+          <w:p>
+            <w:pPr>
+              <w:spacing w:after="40" w:line="252" w:lineRule="auto"/>
+            </w:pPr>
+            <w:r>
+              <w:rPr>
+                <w:sz w:val="21"/>
+              </w:rPr>
+              <w:t>Longer transfers and reduced payload goodput</w:t>
+            </w:r>
+          </w:p>
+        </w:tc>
+      </w:tr>
+      <w:tr>
+        <w:trPr>
+          <w:cantSplit/>
+          <w:jc w:val="center"/>
+        </w:trPr>
+        <w:tc>
+          <w:tcPr>
+            <w:tcW w:w="1900" w:type="dxa"/>
+            <w:tcMar>
+              <w:top w:w="85" w:type="dxa"/>
+              <w:left w:w="85" w:type="dxa"/>
+              <w:bottom w:w="85" w:type="dxa"/>
+              <w:right w:w="85" w:type="dxa"/>
+            </w:tcMar>
+            <w:vAlign w:val="center"/>
+          </w:tcPr>
+          <w:p>
+            <w:pPr>
+              <w:spacing w:after="40" w:line="252" w:lineRule="auto"/>
+            </w:pPr>
+            <w:r>
+              <w:rPr>
+                <w:sz w:val="21"/>
+              </w:rPr>
+              <w:t>Connection interruption</w:t>
+            </w:r>
+          </w:p>
+        </w:tc>
+        <w:tc>
+          <w:tcPr>
+            <w:tcW w:w="3800" w:type="dxa"/>
+            <w:tcMar>
+              <w:top w:w="85" w:type="dxa"/>
+              <w:left w:w="85" w:type="dxa"/>
+              <w:bottom w:w="85" w:type="dxa"/>
+              <w:right w:w="85" w:type="dxa"/>
+            </w:tcMar>
+            <w:vAlign w:val="center"/>
+          </w:tcPr>
+          <w:p>
+            <w:pPr>
+              <w:spacing w:after="40" w:line="252" w:lineRule="auto"/>
+            </w:pPr>
+            <w:r>
+              <w:rPr>
+                <w:sz w:val="21"/>
+              </w:rPr>
+              <w:t>Close the faulty client connection before forwarding</w:t>
+            </w:r>
+          </w:p>
+        </w:tc>
+        <w:tc>
+          <w:tcPr>
+            <w:tcW w:w="3300" w:type="dxa"/>
+            <w:tcMar>
+              <w:top w:w="85" w:type="dxa"/>
+              <w:left w:w="85" w:type="dxa"/>
+              <w:bottom w:w="85" w:type="dxa"/>
+              <w:right w:w="85" w:type="dxa"/>
+            </w:tcMar>
+            <w:vAlign w:val="center"/>
+          </w:tcPr>
+          <w:p>
+            <w:pPr>
+              <w:spacing w:after="40" w:line="252" w:lineRule="auto"/>
+            </w:pPr>
+            <w:r>
+              <w:rPr>
+                <w:sz w:val="21"/>
+              </w:rPr>
+              <w:t>Incomplete HTTP exchanges and subsequent restoration</w:t>
+            </w:r>
+          </w:p>
+        </w:tc>
+      </w:tr>
+    </w:tbl>
+    <w:p>
+      <w:pPr>
+        <w:keepNext/>
+        <w:spacing w:after="0" w:line="240" w:lineRule="auto"/>
+      </w:pPr>
+    </w:p>
+    <w:p>
+      <w:pPr>
+        <w:jc w:val="both"/>
+      </w:pPr>
+      <w:r>
+        <w:t>Six editable presets cover healthy connections, mild delay, severe delay, constrained bandwidth, timeout stress and complete HTTP outage. They fill in settings without starting traffic. Timeout stress is a delay that exceeds the client timeout, not a separate fault mechanism. Reuse selected run settings copies a saved configuration into a new draft without changing its evidence.</w:t>
+      </w:r>
+    </w:p>
+    <w:p>
+      <w:pPr>
+        <w:jc w:val="both"/>
+      </w:pPr>
+      <w:r>
+        <w:t>Start experiment launches the run; Stop cancels active work and initiates fault clearance. Refresh updates service and record information. Auto, baseline, faulty and recovery selections determine the statistics under inspection. Availability, mean, median, p95, minimum, maximum, goodput and baseline changes are accompanied by phase counts and exact probe measurements. Charts show phase medians, attempt durations, successful-response distributions and outcome counts. Missing successful samples remain unavail</w:t>
+      </w:r>
+      <w:r>
+        <w:t>able rather than becoming zero.</w:t>
+      </w:r>
+    </w:p>
+    <w:p>
+      <w:pPr>
+        <w:jc w:val="both"/>
+      </w:pPr>
+      <w:r>
+        <w:t>Saved experiments reopen persistent records, while JSON and CSV downloads preserve settings and observations for review. Compare experiments accepts matching measurement protocols, including count, interval, timeout, workload and recovery rules, while permitting different faults. Runs with different timeouts require an intentional manual comparison of their tables or exports.</w:t>
+      </w:r>
+    </w:p>
+    <w:p>
+      <w:pPr>
+        <w:pStyle w:val="Heading2"/>
+        <w:pageBreakBefore/>
+      </w:pPr>
+      <w:bookmarkStart w:id="9" w:name="_Toc242906128"/>
+      <w:r>
+        <w:lastRenderedPageBreak/>
+        <w:t>6.3 Live Proxy Cockpit Functions</w:t>
+      </w:r>
+      <w:bookmarkEnd w:id="9"/>
+    </w:p>
+    <w:p>
+      <w:pPr>
+        <w:jc w:val="both"/>
+      </w:pPr>
+      <w:r>
+        <w:t>The cockpit forwards development traffic through port 8080. Unified routing selects one application origin; split routing selects frontend or backend origins using configured backend path prefixes. Requests must pass through that entry to receive the applied effects. The default demo exposes /payload. Presets and sliders edit a draft, Apply changes activates it for subsequent requests, and Reload applied retrieves the current configuration.</w:t>
+      </w:r>
+    </w:p>
+    <w:tbl>
+      <w:tblPr>
+        <w:tblW w:w="0" w:type="auto"/>
+        <w:jc w:val="center"/>
+        <w:tblBorders>
+          <w:top w:val="single" w:sz="5" w:space="0" w:color="D9D9D9"/>
+          <w:left w:val="single" w:sz="5" w:space="0" w:color="D9D9D9"/>
+          <w:bottom w:val="single" w:sz="5" w:space="0" w:color="D9D9D9"/>
+          <w:right w:val="single" w:sz="5" w:space="0" w:color="D9D9D9"/>
+          <w:insideH w:val="single" w:sz="5" w:space="0" w:color="D9D9D9"/>
+          <w:insideV w:val="single" w:sz="5" w:space="0" w:color="D9D9D9"/>
+        </w:tblBorders>
+        <w:tblLayout w:type="fixed"/>
+        <w:tblLook w:val="04A0" w:firstRow="1" w:lastRow="0" w:firstColumn="1" w:lastColumn="0" w:noHBand="0" w:noVBand="1"/>
+      </w:tblPr>
+      <w:tblGrid>
+        <w:gridCol w:w="2700"/>
+        <w:gridCol w:w="6300"/>
+      </w:tblGrid>
+      <w:tr>
+        <w:trPr>
+          <w:cantSplit/>
+          <w:tblHeader/>
+          <w:jc w:val="center"/>
+        </w:trPr>
+        <w:tc>
+          <w:tcPr>
+            <w:tcW w:w="2700" w:type="dxa"/>
+            <w:shd w:val="clear" w:color="auto" w:fill="EAEAEA"/>
+            <w:tcMar>
+              <w:top w:w="85" w:type="dxa"/>
+              <w:left w:w="85" w:type="dxa"/>
+              <w:bottom w:w="85" w:type="dxa"/>
+              <w:right w:w="85" w:type="dxa"/>
+            </w:tcMar>
+            <w:vAlign w:val="center"/>
+          </w:tcPr>
+          <w:p>
+            <w:pPr>
+              <w:spacing w:after="40" w:line="252" w:lineRule="auto"/>
+            </w:pPr>
+            <w:r>
+              <w:rPr>
+                <w:b/>
+                <w:sz w:val="21"/>
+              </w:rPr>
+              <w:t>Control</w:t>
+            </w:r>
+          </w:p>
+        </w:tc>
+        <w:tc>
+          <w:tcPr>
+            <w:tcW w:w="6300" w:type="dxa"/>
+            <w:shd w:val="clear" w:color="auto" w:fill="EAEAEA"/>
+            <w:tcMar>
+              <w:top w:w="85" w:type="dxa"/>
+              <w:left w:w="85" w:type="dxa"/>
+              <w:bottom w:w="85" w:type="dxa"/>
+              <w:right w:w="85" w:type="dxa"/>
+            </w:tcMar>
+            <w:vAlign w:val="center"/>
+          </w:tcPr>
+          <w:p>
+            <w:pPr>
+              <w:spacing w:after="40" w:line="252" w:lineRule="auto"/>
+            </w:pPr>
+            <w:r>
+              <w:rPr>
+                <w:b/>
+                <w:sz w:val="21"/>
+              </w:rPr>
+              <w:t>Effect and testing purpose</w:t>
+            </w:r>
+          </w:p>
+        </w:tc>
+      </w:tr>
+      <w:tr>
+        <w:trPr>
+          <w:cantSplit/>
+          <w:jc w:val="center"/>
+        </w:trPr>
+        <w:tc>
+          <w:tcPr>
+            <w:tcW w:w="2700" w:type="dxa"/>
+            <w:tcMar>
+              <w:top w:w="85" w:type="dxa"/>
+              <w:left w:w="85" w:type="dxa"/>
+              <w:bottom w:w="85" w:type="dxa"/>
+              <w:right w:w="85" w:type="dxa"/>
+            </w:tcMar>
+            <w:vAlign w:val="center"/>
+          </w:tcPr>
+          <w:p>
+            <w:pPr>
+              <w:spacing w:after="40" w:line="252" w:lineRule="auto"/>
+            </w:pPr>
+            <w:r>
+              <w:rPr>
+                <w:sz w:val="21"/>
+              </w:rPr>
+              <w:t>Request and response delay</w:t>
+            </w:r>
+          </w:p>
+        </w:tc>
+        <w:tc>
+          <w:tcPr>
+            <w:tcW w:w="6300" w:type="dxa"/>
+            <w:tcMar>
+              <w:top w:w="85" w:type="dxa"/>
+              <w:left w:w="85" w:type="dxa"/>
+              <w:bottom w:w="85" w:type="dxa"/>
+              <w:right w:w="85" w:type="dxa"/>
+            </w:tcMar>
+            <w:vAlign w:val="center"/>
+          </w:tcPr>
+          <w:p>
+            <w:pPr>
+              <w:spacing w:after="40" w:line="252" w:lineRule="auto"/>
+            </w:pPr>
+            <w:r>
+              <w:rPr>
+                <w:sz w:val="21"/>
+              </w:rPr>
+              <w:t>Wait before upstream forwarding or before response delivery; test slow exchanges.</w:t>
+            </w:r>
+          </w:p>
+        </w:tc>
+      </w:tr>
+      <w:tr>
+        <w:trPr>
+          <w:cantSplit/>
+          <w:jc w:val="center"/>
+        </w:trPr>
+        <w:tc>
+          <w:tcPr>
+            <w:tcW w:w="2700" w:type="dxa"/>
+            <w:tcMar>
+              <w:top w:w="85" w:type="dxa"/>
+              <w:left w:w="85" w:type="dxa"/>
+              <w:bottom w:w="85" w:type="dxa"/>
+              <w:right w:w="85" w:type="dxa"/>
+            </w:tcMar>
+            <w:vAlign w:val="center"/>
+          </w:tcPr>
+          <w:p>
+            <w:pPr>
+              <w:spacing w:after="40" w:line="252" w:lineRule="auto"/>
+            </w:pPr>
+            <w:r>
+              <w:rPr>
+                <w:sz w:val="21"/>
+              </w:rPr>
+              <w:t>Jitter</w:t>
+            </w:r>
+          </w:p>
+        </w:tc>
+        <w:tc>
+          <w:tcPr>
+            <w:tcW w:w="6300" w:type="dxa"/>
+            <w:tcMar>
+              <w:top w:w="85" w:type="dxa"/>
+              <w:left w:w="85" w:type="dxa"/>
+              <w:bottom w:w="85" w:type="dxa"/>
+              <w:right w:w="85" w:type="dxa"/>
+            </w:tcMar>
+            <w:vAlign w:val="center"/>
+          </w:tcPr>
+          <w:p>
+            <w:pPr>
+              <w:spacing w:after="40" w:line="252" w:lineRule="auto"/>
+            </w:pPr>
+            <w:r>
+              <w:rPr>
+                <w:sz w:val="21"/>
+              </w:rPr>
+              <w:t>Vary each direction's delay around its configured value, clamped at zero; test timing variability.</w:t>
+            </w:r>
+          </w:p>
+        </w:tc>
+      </w:tr>
+      <w:tr>
+        <w:trPr>
+          <w:cantSplit/>
+          <w:jc w:val="center"/>
+        </w:trPr>
+        <w:tc>
+          <w:tcPr>
+            <w:tcW w:w="2700" w:type="dxa"/>
+            <w:tcMar>
+              <w:top w:w="85" w:type="dxa"/>
+              <w:left w:w="85" w:type="dxa"/>
+              <w:bottom w:w="85" w:type="dxa"/>
+              <w:right w:w="85" w:type="dxa"/>
+            </w:tcMar>
+            <w:vAlign w:val="center"/>
+          </w:tcPr>
+          <w:p>
+            <w:pPr>
+              <w:spacing w:after="40" w:line="252" w:lineRule="auto"/>
+            </w:pPr>
+            <w:r>
+              <w:rPr>
+                <w:sz w:val="21"/>
+              </w:rPr>
+              <w:t>Upload and download limits</w:t>
+            </w:r>
+          </w:p>
+        </w:tc>
+        <w:tc>
+          <w:tcPr>
+            <w:tcW w:w="6300" w:type="dxa"/>
+            <w:tcMar>
+              <w:top w:w="85" w:type="dxa"/>
+              <w:left w:w="85" w:type="dxa"/>
+              <w:bottom w:w="85" w:type="dxa"/>
+              <w:right w:w="85" w:type="dxa"/>
+            </w:tcMar>
+            <w:vAlign w:val="center"/>
+          </w:tcPr>
+          <w:p>
+            <w:pPr>
+              <w:spacing w:after="40" w:line="252" w:lineRule="auto"/>
+            </w:pPr>
+            <w:r>
+              <w:rPr>
+                <w:sz w:val="21"/>
+              </w:rPr>
+              <w:t>Pace request and response bodies in KiB/s; zero means unlimited.</w:t>
+            </w:r>
+          </w:p>
+        </w:tc>
+      </w:tr>
+      <w:tr>
+        <w:trPr>
+          <w:cantSplit/>
+          <w:jc w:val="center"/>
+        </w:trPr>
+        <w:tc>
+          <w:tcPr>
+            <w:tcW w:w="2700" w:type="dxa"/>
+            <w:tcMar>
+              <w:top w:w="85" w:type="dxa"/>
+              <w:left w:w="85" w:type="dxa"/>
+              <w:bottom w:w="85" w:type="dxa"/>
+              <w:right w:w="85" w:type="dxa"/>
+            </w:tcMar>
+            <w:vAlign w:val="center"/>
+          </w:tcPr>
+          <w:p>
+            <w:pPr>
+              <w:spacing w:after="40" w:line="252" w:lineRule="auto"/>
+            </w:pPr>
+            <w:r>
+              <w:rPr>
+                <w:sz w:val="21"/>
+              </w:rPr>
+              <w:t>Timeout mode</w:t>
+            </w:r>
+          </w:p>
+        </w:tc>
+        <w:tc>
+          <w:tcPr>
+            <w:tcW w:w="6300" w:type="dxa"/>
+            <w:tcMar>
+              <w:top w:w="85" w:type="dxa"/>
+              <w:left w:w="85" w:type="dxa"/>
+              <w:bottom w:w="85" w:type="dxa"/>
+              <w:right w:w="85" w:type="dxa"/>
+            </w:tcMar>
+            <w:vAlign w:val="center"/>
+          </w:tcPr>
+          <w:p>
+            <w:pPr>
+              <w:spacing w:after="40" w:line="252" w:lineRule="auto"/>
+            </w:pPr>
+            <w:r>
+              <w:rPr>
+                <w:sz w:val="21"/>
+              </w:rPr>
+              <w:t>Wait 60 seconds before response headers, allowing a client's shorter timeout to expire.</w:t>
+            </w:r>
+          </w:p>
+        </w:tc>
+      </w:tr>
+      <w:tr>
+        <w:trPr>
+          <w:cantSplit/>
+          <w:jc w:val="center"/>
+        </w:trPr>
+        <w:tc>
+          <w:tcPr>
+            <w:tcW w:w="2700" w:type="dxa"/>
+            <w:tcMar>
+              <w:top w:w="85" w:type="dxa"/>
+              <w:left w:w="85" w:type="dxa"/>
+              <w:bottom w:w="85" w:type="dxa"/>
+              <w:right w:w="85" w:type="dxa"/>
+            </w:tcMar>
+            <w:vAlign w:val="center"/>
+          </w:tcPr>
+          <w:p>
+            <w:pPr>
+              <w:spacing w:after="40" w:line="252" w:lineRule="auto"/>
+            </w:pPr>
+            <w:r>
+              <w:rPr>
+                <w:sz w:val="21"/>
+              </w:rPr>
+              <w:t>Stalled body</w:t>
+            </w:r>
+          </w:p>
+        </w:tc>
+        <w:tc>
+          <w:tcPr>
+            <w:tcW w:w="6300" w:type="dxa"/>
+            <w:tcMar>
+              <w:top w:w="85" w:type="dxa"/>
+              <w:left w:w="85" w:type="dxa"/>
+              <w:bottom w:w="85" w:type="dxa"/>
+              <w:right w:w="85" w:type="dxa"/>
+            </w:tcMar>
+            <w:vAlign w:val="center"/>
+          </w:tcPr>
+          <w:p>
+            <w:pPr>
+              <w:spacing w:after="40" w:line="252" w:lineRule="auto"/>
+            </w:pPr>
+            <w:r>
+              <w:rPr>
+                <w:sz w:val="21"/>
+              </w:rPr>
+              <w:t>Send headers then hold body delivery; test incomplete or stalled transfers.</w:t>
+            </w:r>
+          </w:p>
+        </w:tc>
+      </w:tr>
+      <w:tr>
+        <w:trPr>
+          <w:cantSplit/>
+          <w:jc w:val="center"/>
+        </w:trPr>
+        <w:tc>
+          <w:tcPr>
+            <w:tcW w:w="2700" w:type="dxa"/>
+            <w:tcMar>
+              <w:top w:w="85" w:type="dxa"/>
+              <w:left w:w="85" w:type="dxa"/>
+              <w:bottom w:w="85" w:type="dxa"/>
+              <w:right w:w="85" w:type="dxa"/>
+            </w:tcMar>
+            <w:vAlign w:val="center"/>
+          </w:tcPr>
+          <w:p>
+            <w:pPr>
+              <w:spacing w:after="40" w:line="252" w:lineRule="auto"/>
+            </w:pPr>
+            <w:r>
+              <w:rPr>
+                <w:sz w:val="21"/>
+              </w:rPr>
+              <w:t>Disconnect</w:t>
+            </w:r>
+          </w:p>
+        </w:tc>
+        <w:tc>
+          <w:tcPr>
+            <w:tcW w:w="6300" w:type="dxa"/>
+            <w:tcMar>
+              <w:top w:w="85" w:type="dxa"/>
+              <w:left w:w="85" w:type="dxa"/>
+              <w:bottom w:w="85" w:type="dxa"/>
+              <w:right w:w="85" w:type="dxa"/>
+            </w:tcMar>
+            <w:vAlign w:val="center"/>
+          </w:tcPr>
+          <w:p>
+            <w:pPr>
+              <w:spacing w:after="40" w:line="252" w:lineRule="auto"/>
+            </w:pPr>
+            <w:r>
+              <w:rPr>
+                <w:sz w:val="21"/>
+              </w:rPr>
+              <w:t>Break body delivery; test handling of an interrupted response.</w:t>
+            </w:r>
+          </w:p>
+        </w:tc>
+      </w:tr>
+      <w:tr>
+        <w:trPr>
+          <w:cantSplit/>
+          <w:jc w:val="center"/>
+        </w:trPr>
+        <w:tc>
+          <w:tcPr>
+            <w:tcW w:w="2700" w:type="dxa"/>
+            <w:tcMar>
+              <w:top w:w="85" w:type="dxa"/>
+              <w:left w:w="85" w:type="dxa"/>
+              <w:bottom w:w="85" w:type="dxa"/>
+              <w:right w:w="85" w:type="dxa"/>
+            </w:tcMar>
+            <w:vAlign w:val="center"/>
+          </w:tcPr>
+          <w:p>
+            <w:pPr>
+              <w:spacing w:after="40" w:line="252" w:lineRule="auto"/>
+            </w:pPr>
+            <w:r>
+              <w:rPr>
+                <w:sz w:val="21"/>
+              </w:rPr>
+              <w:t>HTTP status injection</w:t>
+            </w:r>
+          </w:p>
+        </w:tc>
+        <w:tc>
+          <w:tcPr>
+            <w:tcW w:w="6300" w:type="dxa"/>
+            <w:tcMar>
+              <w:top w:w="85" w:type="dxa"/>
+              <w:left w:w="85" w:type="dxa"/>
+              <w:bottom w:w="85" w:type="dxa"/>
+              <w:right w:w="85" w:type="dxa"/>
+            </w:tcMar>
+            <w:vAlign w:val="center"/>
+          </w:tcPr>
+          <w:p>
+            <w:pPr>
+              <w:spacing w:after="40" w:line="252" w:lineRule="auto"/>
+            </w:pPr>
+            <w:r>
+              <w:rPr>
+                <w:sz w:val="21"/>
+              </w:rPr>
+              <w:t>Return an error status from 400 to 599 for a path prefix at a configured probability; for example, HTTP 503 at 100%.</w:t>
+            </w:r>
+          </w:p>
+        </w:tc>
+      </w:tr>
+      <w:tr>
+        <w:trPr>
+          <w:cantSplit/>
+          <w:jc w:val="center"/>
+        </w:trPr>
+        <w:tc>
+          <w:tcPr>
+            <w:tcW w:w="2700" w:type="dxa"/>
+            <w:tcMar>
+              <w:top w:w="85" w:type="dxa"/>
+              <w:left w:w="85" w:type="dxa"/>
+              <w:bottom w:w="85" w:type="dxa"/>
+              <w:right w:w="85" w:type="dxa"/>
+            </w:tcMar>
+            <w:vAlign w:val="center"/>
+          </w:tcPr>
+          <w:p>
+            <w:pPr>
+              <w:spacing w:after="40" w:line="252" w:lineRule="auto"/>
+            </w:pPr>
+            <w:r>
+              <w:rPr>
+                <w:sz w:val="21"/>
+              </w:rPr>
+              <w:t>Response header controls</w:t>
+            </w:r>
+          </w:p>
+        </w:tc>
+        <w:tc>
+          <w:tcPr>
+            <w:tcW w:w="6300" w:type="dxa"/>
+            <w:tcMar>
+              <w:top w:w="85" w:type="dxa"/>
+              <w:left w:w="85" w:type="dxa"/>
+              <w:bottom w:w="85" w:type="dxa"/>
+              <w:right w:w="85" w:type="dxa"/>
+            </w:tcMar>
+            <w:vAlign w:val="center"/>
+          </w:tcPr>
+          <w:p>
+            <w:pPr>
+              <w:spacing w:after="40" w:line="252" w:lineRule="auto"/>
+            </w:pPr>
+            <w:r>
+              <w:rPr>
+                <w:sz w:val="21"/>
+              </w:rPr>
+              <w:t>Strip CORS or cache headers, or mismatch Content-Type, to inspect client handling.</w:t>
+            </w:r>
+          </w:p>
+        </w:tc>
+      </w:tr>
+      <w:tr>
+        <w:trPr>
+          <w:cantSplit/>
+          <w:jc w:val="center"/>
+        </w:trPr>
+        <w:tc>
+          <w:tcPr>
+            <w:tcW w:w="2700" w:type="dxa"/>
+            <w:tcMar>
+              <w:top w:w="85" w:type="dxa"/>
+              <w:left w:w="85" w:type="dxa"/>
+              <w:bottom w:w="85" w:type="dxa"/>
+              <w:right w:w="85" w:type="dxa"/>
+            </w:tcMar>
+            <w:vAlign w:val="center"/>
+          </w:tcPr>
+          <w:p>
+            <w:pPr>
+              <w:spacing w:after="40" w:line="252" w:lineRule="auto"/>
+            </w:pPr>
+            <w:r>
+              <w:rPr>
+                <w:sz w:val="21"/>
+              </w:rPr>
+              <w:t>JSON response mocks</w:t>
+            </w:r>
+          </w:p>
+        </w:tc>
+        <w:tc>
+          <w:tcPr>
+            <w:tcW w:w="6300" w:type="dxa"/>
+            <w:tcMar>
+              <w:top w:w="85" w:type="dxa"/>
+              <w:left w:w="85" w:type="dxa"/>
+              <w:bottom w:w="85" w:type="dxa"/>
+              <w:right w:w="85" w:type="dxa"/>
+            </w:tcMar>
+            <w:vAlign w:val="center"/>
+          </w:tcPr>
+          <w:p>
+            <w:pPr>
+              <w:spacing w:after="40" w:line="252" w:lineRule="auto"/>
+            </w:pPr>
+            <w:r>
+              <w:rPr>
+                <w:sz w:val="21"/>
+              </w:rPr>
+              <w:t>Return configured local JSON without contacting upstream; status rules take precedence over mocks.</w:t>
+            </w:r>
+          </w:p>
+        </w:tc>
+      </w:tr>
+    </w:tbl>
+    <w:p>
+      <w:pPr>
+        <w:keepNext/>
+        <w:spacing w:after="0" w:line="240" w:lineRule="auto"/>
+      </w:pPr>
+    </w:p>
+    <w:p>
+      <w:pPr>
+        <w:jc w:val="both"/>
+      </w:pPr>
+      <w:r>
+        <w:t>Send sample issues a GET through the applied configuration with a five-second client ceiling. The monitor shows finished request status, elapsed time, delivered bytes, outcome and applied effects, together with duration bars and aggregate counts. Filters show all, altered, error/cancelled or clean traffic. Clear monitor empties the rolling memory window without resetting settings.</w:t>
+      </w:r>
+    </w:p>
+    <w:p>
+      <w:pPr>
+        <w:jc w:val="both"/>
+      </w:pPr>
+      <w:r>
+        <w:t>Reset faults removes effects and rules, discards drafts and cancels active live requests while retaining applied targets and routes. Configuration and monitoring survive a page refresh but reset when Node restarts. Named network profiles are illustrative settings, not measured mobile-carrier behavior. Neither dashboard injects an IP packet-loss percentage or changes the laptop's physical routing; these controls act on proxied HTTP exchanges.</w:t>
+      </w:r>
+    </w:p>
+    <w:p>
+      <w:pPr>
         <w:pStyle w:val="Heading1"/>
         <w:pageBreakBefore/>
       </w:pPr>
-      <w:bookmarkStart w:id="6" w:name="_Toc242904055"/>
+      <w:bookmarkStart w:id="10" w:name="_Toc242906129"/>
       <w:r>
         <w:lastRenderedPageBreak/>
         <w:t>7. Modules Explanation</w:t>
       </w:r>
-      <w:bookmarkEnd w:id="6"/>
+      <w:bookmarkEnd w:id="10"/>
     </w:p>
     <w:tbl>
       <w:tblPr>
@@ -3515,22 +5384,22 @@
         <w:pageBreakBefore/>
         <w:spacing w:before="160"/>
       </w:pPr>
-      <w:bookmarkStart w:id="7" w:name="_Toc242904056"/>
+      <w:bookmarkStart w:id="11" w:name="_Toc242906130"/>
       <w:r>
         <w:lastRenderedPageBreak/>
         <w:t>8. Project Implementation</w:t>
       </w:r>
-      <w:bookmarkEnd w:id="7"/>
+      <w:bookmarkEnd w:id="11"/>
     </w:p>
     <w:p>
       <w:pPr>
         <w:pStyle w:val="Heading2"/>
       </w:pPr>
-      <w:bookmarkStart w:id="8" w:name="_Toc242904057"/>
+      <w:bookmarkStart w:id="12" w:name="_Toc242906131"/>
       <w:r>
         <w:t>8.1 Experimental Setup and Requirements</w:t>
       </w:r>
-      <w:bookmarkEnd w:id="8"/>
+      <w:bookmarkEnd w:id="12"/>
     </w:p>
     <w:tbl>
       <w:tblPr>
@@ -4032,13 +5901,29 @@
     </w:p>
     <w:p>
       <w:pPr>
+        <w:spacing w:before="120" w:after="160"/>
+      </w:pPr>
+      <w:r>
+        <w:t xml:space="preserve">Project repository: </w:t>
+      </w:r>
+      <w:hyperlink r:id="rId9">
+        <w:r>
+          <w:rPr>
+            <w:u w:val="single"/>
+          </w:rPr>
+          <w:t>https://github.com/Pranav-Suresh1024/FaultNet</w:t>
+        </w:r>
+      </w:hyperlink>
+    </w:p>
+    <w:p>
+      <w:pPr>
         <w:pStyle w:val="Heading2"/>
       </w:pPr>
-      <w:bookmarkStart w:id="9" w:name="_Toc242904058"/>
+      <w:bookmarkStart w:id="13" w:name="_Toc242906132"/>
       <w:r>
         <w:t>8.2 Test Cases</w:t>
       </w:r>
-      <w:bookmarkEnd w:id="9"/>
+      <w:bookmarkEnd w:id="13"/>
     </w:p>
     <w:tbl>
       <w:tblPr>
@@ -4746,12 +6631,12 @@
         <w:pageBreakBefore/>
         <w:spacing w:before="160"/>
       </w:pPr>
-      <w:bookmarkStart w:id="10" w:name="_Toc242904059"/>
+      <w:bookmarkStart w:id="14" w:name="_Toc242906133"/>
       <w:r>
         <w:lastRenderedPageBreak/>
         <w:t>8.3 Execution Results</w:t>
       </w:r>
-      <w:bookmarkEnd w:id="10"/>
+      <w:bookmarkEnd w:id="14"/>
     </w:p>
     <w:p>
       <w:pPr>
@@ -5235,12 +7120,12 @@
         <w:pStyle w:val="Heading2"/>
         <w:pageBreakBefore/>
       </w:pPr>
-      <w:bookmarkStart w:id="11" w:name="_Toc242904060"/>
+      <w:bookmarkStart w:id="15" w:name="_Toc242906134"/>
       <w:r>
         <w:lastRenderedPageBreak/>
         <w:t>8.4 Performance Analysis and Routing Comparison</w:t>
       </w:r>
-      <w:bookmarkEnd w:id="11"/>
+      <w:bookmarkEnd w:id="15"/>
     </w:p>
     <w:p>
       <w:pPr>
@@ -5742,11 +7627,11 @@
       <w:pPr>
         <w:pStyle w:val="Heading2"/>
       </w:pPr>
-      <w:bookmarkStart w:id="12" w:name="_Toc242904061"/>
+      <w:bookmarkStart w:id="16" w:name="_Toc242906135"/>
       <w:r>
         <w:t>8.5 Critical Evaluation and Optimization</w:t>
       </w:r>
-      <w:bookmarkEnd w:id="12"/>
+      <w:bookmarkEnd w:id="16"/>
     </w:p>
     <w:p>
       <w:pPr>
@@ -5769,22 +7654,22 @@
         <w:pStyle w:val="Heading1"/>
         <w:pageBreakBefore/>
       </w:pPr>
-      <w:bookmarkStart w:id="13" w:name="_Toc242904062"/>
+      <w:bookmarkStart w:id="17" w:name="_Toc242906136"/>
       <w:r>
         <w:lastRenderedPageBreak/>
         <w:t>9. Results and Discussion</w:t>
       </w:r>
-      <w:bookmarkEnd w:id="13"/>
+      <w:bookmarkEnd w:id="17"/>
     </w:p>
     <w:p>
       <w:pPr>
         <w:pStyle w:val="Heading2"/>
       </w:pPr>
-      <w:bookmarkStart w:id="14" w:name="_Toc242904063"/>
+      <w:bookmarkStart w:id="18" w:name="_Toc242906137"/>
       <w:r>
         <w:t>9.1 Findings and Inferences</w:t>
       </w:r>
-      <w:bookmarkEnd w:id="14"/>
+      <w:bookmarkEnd w:id="18"/>
     </w:p>
     <w:p>
       <w:pPr>
@@ -5806,11 +7691,11 @@
       <w:pPr>
         <w:pStyle w:val="Heading2"/>
       </w:pPr>
-      <w:bookmarkStart w:id="15" w:name="_Toc242904064"/>
+      <w:bookmarkStart w:id="19" w:name="_Toc242906138"/>
       <w:r>
         <w:t>9.2 Innovation and Evidence</w:t>
       </w:r>
-      <w:bookmarkEnd w:id="15"/>
+      <w:bookmarkEnd w:id="19"/>
     </w:p>
     <w:p>
       <w:pPr>
@@ -5824,11 +7709,11 @@
       <w:pPr>
         <w:pStyle w:val="Heading1"/>
       </w:pPr>
-      <w:bookmarkStart w:id="16" w:name="_Toc242904065"/>
+      <w:bookmarkStart w:id="20" w:name="_Toc242906139"/>
       <w:r>
         <w:t>10. Conclusion</w:t>
       </w:r>
-      <w:bookmarkEnd w:id="16"/>
+      <w:bookmarkEnd w:id="20"/>
     </w:p>
     <w:p>
       <w:pPr>
@@ -5842,11 +7727,11 @@
       <w:pPr>
         <w:pStyle w:val="Heading1"/>
       </w:pPr>
-      <w:bookmarkStart w:id="17" w:name="_Toc242904066"/>
+      <w:bookmarkStart w:id="21" w:name="_Toc242906140"/>
       <w:r>
         <w:t>11. Limitations and Future Enhancements</w:t>
       </w:r>
-      <w:bookmarkEnd w:id="17"/>
+      <w:bookmarkEnd w:id="21"/>
     </w:p>
     <w:p>
       <w:pPr>
@@ -5874,7 +7759,7 @@
     </w:p>
     <w:p/>
     <w:sectPr>
-      <w:footerReference w:type="default" r:id="rId9"/>
+      <w:footerReference w:type="default" r:id="rId10"/>
       <w:pgSz w:w="11909" w:h="16834"/>
       <w:pgMar w:top="1224" w:right="1368" w:bottom="1224" w:left="1368" w:header="720" w:footer="576" w:gutter="0"/>
       <w:cols w:space="720"/>

--- a/docs/reports/FaultNet-partial-report.docx
+++ b/docs/reports/FaultNet-partial-report.docx
@@ -171,7 +171,13 @@
         <w:t>us</w:t>
       </w:r>
       <w:r>
-        <w:t xml:space="preserve">, for the BCSE308P - Computer Networks to VIT is a record of bonafide work carried out by </w:t>
+        <w:t xml:space="preserve">, for the BCSE308P - Computer Networks to VIT is a record of </w:t>
+      </w:r>
+      <w:r>
+        <w:t>Bonafide</w:t>
+      </w:r>
+      <w:r>
+        <w:t xml:space="preserve"> work carried out by </w:t>
       </w:r>
       <w:r>
         <w:t>us</w:t>
@@ -1487,15 +1493,7 @@
             <w:rStyle w:val="Hyperlink"/>
             <w:noProof/>
           </w:rPr>
-          <w:t>9. R</w:t>
-        </w:r>
-        <w:r>
-          <w:rPr>
-            <w:rStyle w:val="Hyperlink"/>
-            <w:noProof/>
-          </w:rPr>
-          <w:lastRenderedPageBreak/>
-          <w:t>esults and Discussion</w:t>
+          <w:t>9. Results and Discussion</w:t>
         </w:r>
         <w:r>
           <w:rPr>
@@ -1837,6 +1835,7 @@
         <w:pageBreakBefore/>
       </w:pPr>
       <w:r>
+        <w:lastRenderedPageBreak/>
         <w:fldChar w:fldCharType="end"/>
       </w:r>
       <w:bookmarkStart w:id="0" w:name="_Toc242906119"/>
@@ -1876,10 +1875,7 @@
         <w:jc w:val="both"/>
       </w:pPr>
       <w:r>
-        <w:t>FaultNet can support development testing of registration portals and checkout interfaces under delayed responses or HTTP errors, download clients under restricted bandwidth or interrupted transfers, and mobile interfaces under variable delay and delivery rates. JSON mocks allow a frontend to be exercised before its backend is available. In a networking laboratory, the workbench supports repeatable fault and recovery experiments with packet evidence. These are potential uses of the implemented controls; they</w:t>
-      </w:r>
-      <w:r>
-        <w:t xml:space="preserve"> are not claims of completed deployments. Developers must route the intended development requests through the live proxy and implement any fixes exposed by testing.</w:t>
+        <w:t>FaultNet can support development testing of registration portals and checkout interfaces under delayed responses or HTTP errors, download clients under restricted bandwidth or interrupted transfers, and mobile interfaces under variable delay and delivery rates. JSON mocks allow a frontend to be exercised before its backend is available. In a networking laboratory, the workbench supports repeatable fault and recovery experiments with packet evidence. These are potential uses of the implemented controls; they are not claims of completed deployments. Developers must route the intended development requests through the live proxy and implement any fixes exposed by testing.</w:t>
       </w:r>
     </w:p>
     <w:p>
@@ -3094,7 +3090,13 @@
         <w:jc w:val="both"/>
       </w:pPr>
       <w:r>
-        <w:t>Responses return through the proxy to the requesting client. The runner controls fault state and records observations; the browser obtains records through the control API. The browser does not read the results directory directly.</w:t>
+        <w:t xml:space="preserve">Responses return through the proxy to the requesting client. The runner </w:t>
+      </w:r>
+      <w:r>
+        <w:t>control’s</w:t>
+      </w:r>
+      <w:r>
+        <w:t xml:space="preserve"> fault state and records observations; the browser obtains records through the control API. The browser does not read the results directory directly.</w:t>
       </w:r>
     </w:p>
     <w:p>
@@ -4102,10 +4104,7 @@
         <w:jc w:val="both"/>
       </w:pPr>
       <w:r>
-        <w:t>Start experiment launches the run; Stop cancels active work and initiates fault clearance. Refresh updates service and record information. Auto, baseline, faulty and recovery selections determine the statistics under inspection. Availability, mean, median, p95, minimum, maximum, goodput and baseline changes are accompanied by phase counts and exact probe measurements. Charts show phase medians, attempt durations, successful-response distributions and outcome counts. Missing successful samples remain unavail</w:t>
-      </w:r>
-      <w:r>
-        <w:t>able rather than becoming zero.</w:t>
+        <w:t>Start experiment launches the run; Stop cancels active work and initiates fault clearance. Refresh updates service and record information. Auto, baseline, faulty and recovery selections determine the statistics under inspection. Availability, mean, median, p95, minimum, maximum, goodput and baseline changes are accompanied by phase counts and exact probe measurements. Charts show phase medians, attempt durations, successful-response distributions and outcome counts. Missing successful samples remain unavailable rather than becoming zero.</w:t>
       </w:r>
     </w:p>
     <w:p>
@@ -4133,7 +4132,13 @@
         <w:jc w:val="both"/>
       </w:pPr>
       <w:r>
-        <w:t>The cockpit forwards development traffic through port 8080. Unified routing selects one application origin; split routing selects frontend or backend origins using configured backend path prefixes. Requests must pass through that entry to receive the applied effects. The default demo exposes /payload. Presets and sliders edit a draft, Apply changes activates it for subsequent requests, and Reload applied retrieves the current configuration.</w:t>
+        <w:t xml:space="preserve">The cockpit forwards development traffic through port 8080. Unified routing selects one application origin; split routing selects frontend or backend origins using configured backend path prefixes. Requests must pass through that entry to receive the applied effects. The default demo exposes /payload. Presets and sliders edit a draft, </w:t>
+      </w:r>
+      <w:r>
+        <w:t>apply</w:t>
+      </w:r>
+      <w:r>
+        <w:t xml:space="preserve"> changes activates it for subsequent requests, and Reload applied retrieves the current configuration.</w:t>
       </w:r>
     </w:p>
     <w:tbl>
@@ -5904,7 +5909,14 @@
         <w:spacing w:before="120" w:after="160"/>
       </w:pPr>
       <w:r>
-        <w:t xml:space="preserve">Project repository: </w:t>
+        <w:rPr>
+          <w:i/>
+          <w:iCs/>
+        </w:rPr>
+        <w:t>Project repository:</w:t>
+      </w:r>
+      <w:r>
+        <w:t xml:space="preserve"> </w:t>
       </w:r>
       <w:hyperlink r:id="rId9">
         <w:r>
@@ -6643,7 +6655,13 @@
         <w:jc w:val="both"/>
       </w:pPr>
       <w:r>
-        <w:t>The following are previously documented observations, not new final-submission experiments. Common application settings were two probes per baseline/fault phase, 100 ms interval and 5000 ms timeout. Recovery required three consecutive successes. The results are drawn from the committed verification summary</w:t>
+        <w:t xml:space="preserve">The following are previously documented observations, not new final-submission experiments. Common application settings were two probes per baseline/fault phase, 100 ms interval and 5000 ms </w:t>
+      </w:r>
+      <w:r>
+        <w:t>timeouts</w:t>
+      </w:r>
+      <w:r>
+        <w:t>. Recovery required three consecutive successes. The results are drawn from the committed verification summary</w:t>
       </w:r>
       <w:r>
         <w:t>.</w:t>
